--- a/courses/foundations-constitutional-government/BUILD/unit3/deliverables/Unit3_Assessment_Book_Teacher.docx
+++ b/courses/foundations-constitutional-government/BUILD/unit3/deliverables/Unit3_Assessment_Book_Teacher.docx
@@ -58,7 +58,7 @@
     </w:p>
     <w:tbl>
       <w:tblPr>
-        <w:tblW w:type="dxa" w:w="9648"/>
+        <w:tblW w:type="dxa" w:w="9792"/>
         <w:tblBorders>
           <w:top w:val="single" w:color="auto" w:sz="4"/>
           <w:left w:val="single" w:color="auto" w:sz="4"/>
@@ -69,12 +69,12 @@
         </w:tblBorders>
       </w:tblPr>
       <w:tblGrid>
-        <w:gridCol w:w="9648"/>
+        <w:gridCol w:w="9792"/>
       </w:tblGrid>
       <w:tr>
         <w:tc>
           <w:tcPr>
-            <w:tcW w:type="dxa" w:w="9648"/>
+            <w:tcW w:type="dxa" w:w="9792"/>
             <w:tcBorders>
               <w:top w:val="single" w:color="D9D5C8" w:sz="4" w:space="0"/>
               <w:left w:val="single" w:color="D9D5C8" w:sz="4" w:space="0"/>
@@ -1382,7 +1382,7 @@
     </w:p>
     <w:tbl>
       <w:tblPr>
-        <w:tblW w:type="dxa" w:w="9648"/>
+        <w:tblW w:type="dxa" w:w="9792"/>
         <w:tblBorders>
           <w:top w:val="single" w:color="auto" w:sz="4"/>
           <w:left w:val="single" w:color="auto" w:sz="4"/>
@@ -1393,12 +1393,12 @@
         </w:tblBorders>
       </w:tblPr>
       <w:tblGrid>
-        <w:gridCol w:w="9648"/>
+        <w:gridCol w:w="9792"/>
       </w:tblGrid>
       <w:tr>
         <w:tc>
           <w:tcPr>
-            <w:tcW w:type="dxa" w:w="9648"/>
+            <w:tcW w:type="dxa" w:w="9792"/>
             <w:tcBorders>
               <w:top w:val="single" w:color="D9D5C8" w:sz="4" w:space="0"/>
               <w:left w:val="single" w:color="D9D5C8" w:sz="4" w:space="0"/>
@@ -2452,7 +2452,7 @@
     </w:p>
     <w:tbl>
       <w:tblPr>
-        <w:tblW w:type="dxa" w:w="9648"/>
+        <w:tblW w:type="dxa" w:w="9792"/>
         <w:tblBorders>
           <w:top w:val="single" w:color="auto" w:sz="4"/>
           <w:left w:val="single" w:color="auto" w:sz="4"/>
@@ -2463,12 +2463,12 @@
         </w:tblBorders>
       </w:tblPr>
       <w:tblGrid>
-        <w:gridCol w:w="9648"/>
+        <w:gridCol w:w="9792"/>
       </w:tblGrid>
       <w:tr>
         <w:tc>
           <w:tcPr>
-            <w:tcW w:type="dxa" w:w="9648"/>
+            <w:tcW w:type="dxa" w:w="9792"/>
             <w:tcBorders>
               <w:top w:val="single" w:color="D9D5C8" w:sz="4" w:space="0"/>
               <w:left w:val="single" w:color="D9D5C8" w:sz="4" w:space="0"/>
@@ -3522,7 +3522,7 @@
     </w:p>
     <w:tbl>
       <w:tblPr>
-        <w:tblW w:type="dxa" w:w="9648"/>
+        <w:tblW w:type="dxa" w:w="9792"/>
         <w:tblBorders>
           <w:top w:val="single" w:color="auto" w:sz="4"/>
           <w:left w:val="single" w:color="auto" w:sz="4"/>
@@ -3533,12 +3533,12 @@
         </w:tblBorders>
       </w:tblPr>
       <w:tblGrid>
-        <w:gridCol w:w="9648"/>
+        <w:gridCol w:w="9792"/>
       </w:tblGrid>
       <w:tr>
         <w:tc>
           <w:tcPr>
-            <w:tcW w:type="dxa" w:w="9648"/>
+            <w:tcW w:type="dxa" w:w="9792"/>
             <w:tcBorders>
               <w:top w:val="single" w:color="D9D5C8" w:sz="4" w:space="0"/>
               <w:left w:val="single" w:color="D9D5C8" w:sz="4" w:space="0"/>
@@ -3614,7 +3614,7 @@
     </w:p>
     <w:tbl>
       <w:tblPr>
-        <w:tblW w:type="dxa" w:w="9648"/>
+        <w:tblW w:type="dxa" w:w="9792"/>
         <w:tblBorders>
           <w:top w:val="single" w:color="auto" w:sz="4"/>
           <w:left w:val="single" w:color="auto" w:sz="4"/>
@@ -3625,12 +3625,12 @@
         </w:tblBorders>
       </w:tblPr>
       <w:tblGrid>
-        <w:gridCol w:w="900"/>
-        <w:gridCol w:w="1100"/>
-        <w:gridCol w:w="900"/>
-        <w:gridCol w:w="900"/>
-        <w:gridCol w:w="1900"/>
-        <w:gridCol w:w="3948"/>
+        <w:gridCol w:w="913"/>
+        <w:gridCol w:w="1116"/>
+        <w:gridCol w:w="913"/>
+        <w:gridCol w:w="913"/>
+        <w:gridCol w:w="1928"/>
+        <w:gridCol w:w="4009"/>
       </w:tblGrid>
       <w:tr>
         <w:trPr>
@@ -3638,7 +3638,7 @@
         </w:trPr>
         <w:tc>
           <w:tcPr>
-            <w:tcW w:type="dxa" w:w="900"/>
+            <w:tcW w:type="dxa" w:w="913"/>
             <w:tcBorders>
               <w:top w:val="single" w:color="D9D5C8" w:sz="4" w:space="0"/>
               <w:left w:val="single" w:color="D9D5C8" w:sz="4" w:space="0"/>
@@ -3674,7 +3674,7 @@
         </w:tc>
         <w:tc>
           <w:tcPr>
-            <w:tcW w:type="dxa" w:w="1100"/>
+            <w:tcW w:type="dxa" w:w="1116"/>
             <w:tcBorders>
               <w:top w:val="single" w:color="D9D5C8" w:sz="4" w:space="0"/>
               <w:left w:val="single" w:color="D9D5C8" w:sz="4" w:space="0"/>
@@ -3710,7 +3710,7 @@
         </w:tc>
         <w:tc>
           <w:tcPr>
-            <w:tcW w:type="dxa" w:w="900"/>
+            <w:tcW w:type="dxa" w:w="913"/>
             <w:tcBorders>
               <w:top w:val="single" w:color="D9D5C8" w:sz="4" w:space="0"/>
               <w:left w:val="single" w:color="D9D5C8" w:sz="4" w:space="0"/>
@@ -3746,7 +3746,7 @@
         </w:tc>
         <w:tc>
           <w:tcPr>
-            <w:tcW w:type="dxa" w:w="900"/>
+            <w:tcW w:type="dxa" w:w="913"/>
             <w:tcBorders>
               <w:top w:val="single" w:color="D9D5C8" w:sz="4" w:space="0"/>
               <w:left w:val="single" w:color="D9D5C8" w:sz="4" w:space="0"/>
@@ -3782,7 +3782,7 @@
         </w:tc>
         <w:tc>
           <w:tcPr>
-            <w:tcW w:type="dxa" w:w="1900"/>
+            <w:tcW w:type="dxa" w:w="1928"/>
             <w:tcBorders>
               <w:top w:val="single" w:color="D9D5C8" w:sz="4" w:space="0"/>
               <w:left w:val="single" w:color="D9D5C8" w:sz="4" w:space="0"/>
@@ -3818,7 +3818,7 @@
         </w:tc>
         <w:tc>
           <w:tcPr>
-            <w:tcW w:type="dxa" w:w="3948"/>
+            <w:tcW w:type="dxa" w:w="4009"/>
             <w:tcBorders>
               <w:top w:val="single" w:color="D9D5C8" w:sz="4" w:space="0"/>
               <w:left w:val="single" w:color="D9D5C8" w:sz="4" w:space="0"/>
@@ -3856,7 +3856,7 @@
       <w:tr>
         <w:tc>
           <w:tcPr>
-            <w:tcW w:type="dxa" w:w="900"/>
+            <w:tcW w:type="dxa" w:w="913"/>
             <w:tcBorders>
               <w:top w:val="single" w:color="D9D5C8" w:sz="4" w:space="0"/>
               <w:left w:val="single" w:color="D9D5C8" w:sz="4" w:space="0"/>
@@ -3891,7 +3891,7 @@
         </w:tc>
         <w:tc>
           <w:tcPr>
-            <w:tcW w:type="dxa" w:w="1100"/>
+            <w:tcW w:type="dxa" w:w="1116"/>
             <w:tcBorders>
               <w:top w:val="single" w:color="D9D5C8" w:sz="4" w:space="0"/>
               <w:left w:val="single" w:color="D9D5C8" w:sz="4" w:space="0"/>
@@ -3926,7 +3926,7 @@
         </w:tc>
         <w:tc>
           <w:tcPr>
-            <w:tcW w:type="dxa" w:w="900"/>
+            <w:tcW w:type="dxa" w:w="913"/>
             <w:tcBorders>
               <w:top w:val="single" w:color="D9D5C8" w:sz="4" w:space="0"/>
               <w:left w:val="single" w:color="D9D5C8" w:sz="4" w:space="0"/>
@@ -3961,7 +3961,7 @@
         </w:tc>
         <w:tc>
           <w:tcPr>
-            <w:tcW w:type="dxa" w:w="900"/>
+            <w:tcW w:type="dxa" w:w="913"/>
             <w:tcBorders>
               <w:top w:val="single" w:color="D9D5C8" w:sz="4" w:space="0"/>
               <w:left w:val="single" w:color="D9D5C8" w:sz="4" w:space="0"/>
@@ -3996,7 +3996,7 @@
         </w:tc>
         <w:tc>
           <w:tcPr>
-            <w:tcW w:type="dxa" w:w="1900"/>
+            <w:tcW w:type="dxa" w:w="1928"/>
             <w:tcBorders>
               <w:top w:val="single" w:color="D9D5C8" w:sz="4" w:space="0"/>
               <w:left w:val="single" w:color="D9D5C8" w:sz="4" w:space="0"/>
@@ -4031,7 +4031,7 @@
         </w:tc>
         <w:tc>
           <w:tcPr>
-            <w:tcW w:type="dxa" w:w="3948"/>
+            <w:tcW w:type="dxa" w:w="4009"/>
             <w:tcBorders>
               <w:top w:val="single" w:color="D9D5C8" w:sz="4" w:space="0"/>
               <w:left w:val="single" w:color="D9D5C8" w:sz="4" w:space="0"/>
@@ -4068,7 +4068,7 @@
       <w:tr>
         <w:tc>
           <w:tcPr>
-            <w:tcW w:type="dxa" w:w="900"/>
+            <w:tcW w:type="dxa" w:w="913"/>
             <w:tcBorders>
               <w:top w:val="single" w:color="D9D5C8" w:sz="4" w:space="0"/>
               <w:left w:val="single" w:color="D9D5C8" w:sz="4" w:space="0"/>
@@ -4103,7 +4103,7 @@
         </w:tc>
         <w:tc>
           <w:tcPr>
-            <w:tcW w:type="dxa" w:w="1100"/>
+            <w:tcW w:type="dxa" w:w="1116"/>
             <w:tcBorders>
               <w:top w:val="single" w:color="D9D5C8" w:sz="4" w:space="0"/>
               <w:left w:val="single" w:color="D9D5C8" w:sz="4" w:space="0"/>
@@ -4138,7 +4138,7 @@
         </w:tc>
         <w:tc>
           <w:tcPr>
-            <w:tcW w:type="dxa" w:w="900"/>
+            <w:tcW w:type="dxa" w:w="913"/>
             <w:tcBorders>
               <w:top w:val="single" w:color="D9D5C8" w:sz="4" w:space="0"/>
               <w:left w:val="single" w:color="D9D5C8" w:sz="4" w:space="0"/>
@@ -4173,7 +4173,7 @@
         </w:tc>
         <w:tc>
           <w:tcPr>
-            <w:tcW w:type="dxa" w:w="900"/>
+            <w:tcW w:type="dxa" w:w="913"/>
             <w:tcBorders>
               <w:top w:val="single" w:color="D9D5C8" w:sz="4" w:space="0"/>
               <w:left w:val="single" w:color="D9D5C8" w:sz="4" w:space="0"/>
@@ -4208,7 +4208,7 @@
         </w:tc>
         <w:tc>
           <w:tcPr>
-            <w:tcW w:type="dxa" w:w="1900"/>
+            <w:tcW w:type="dxa" w:w="1928"/>
             <w:tcBorders>
               <w:top w:val="single" w:color="D9D5C8" w:sz="4" w:space="0"/>
               <w:left w:val="single" w:color="D9D5C8" w:sz="4" w:space="0"/>
@@ -4243,7 +4243,7 @@
         </w:tc>
         <w:tc>
           <w:tcPr>
-            <w:tcW w:type="dxa" w:w="3948"/>
+            <w:tcW w:type="dxa" w:w="4009"/>
             <w:tcBorders>
               <w:top w:val="single" w:color="D9D5C8" w:sz="4" w:space="0"/>
               <w:left w:val="single" w:color="D9D5C8" w:sz="4" w:space="0"/>
@@ -4280,7 +4280,7 @@
       <w:tr>
         <w:tc>
           <w:tcPr>
-            <w:tcW w:type="dxa" w:w="900"/>
+            <w:tcW w:type="dxa" w:w="913"/>
             <w:tcBorders>
               <w:top w:val="single" w:color="D9D5C8" w:sz="4" w:space="0"/>
               <w:left w:val="single" w:color="D9D5C8" w:sz="4" w:space="0"/>
@@ -4315,7 +4315,7 @@
         </w:tc>
         <w:tc>
           <w:tcPr>
-            <w:tcW w:type="dxa" w:w="1100"/>
+            <w:tcW w:type="dxa" w:w="1116"/>
             <w:tcBorders>
               <w:top w:val="single" w:color="D9D5C8" w:sz="4" w:space="0"/>
               <w:left w:val="single" w:color="D9D5C8" w:sz="4" w:space="0"/>
@@ -4350,7 +4350,7 @@
         </w:tc>
         <w:tc>
           <w:tcPr>
-            <w:tcW w:type="dxa" w:w="900"/>
+            <w:tcW w:type="dxa" w:w="913"/>
             <w:tcBorders>
               <w:top w:val="single" w:color="D9D5C8" w:sz="4" w:space="0"/>
               <w:left w:val="single" w:color="D9D5C8" w:sz="4" w:space="0"/>
@@ -4385,7 +4385,7 @@
         </w:tc>
         <w:tc>
           <w:tcPr>
-            <w:tcW w:type="dxa" w:w="900"/>
+            <w:tcW w:type="dxa" w:w="913"/>
             <w:tcBorders>
               <w:top w:val="single" w:color="D9D5C8" w:sz="4" w:space="0"/>
               <w:left w:val="single" w:color="D9D5C8" w:sz="4" w:space="0"/>
@@ -4420,7 +4420,7 @@
         </w:tc>
         <w:tc>
           <w:tcPr>
-            <w:tcW w:type="dxa" w:w="1900"/>
+            <w:tcW w:type="dxa" w:w="1928"/>
             <w:tcBorders>
               <w:top w:val="single" w:color="D9D5C8" w:sz="4" w:space="0"/>
               <w:left w:val="single" w:color="D9D5C8" w:sz="4" w:space="0"/>
@@ -4455,7 +4455,7 @@
         </w:tc>
         <w:tc>
           <w:tcPr>
-            <w:tcW w:type="dxa" w:w="3948"/>
+            <w:tcW w:type="dxa" w:w="4009"/>
             <w:tcBorders>
               <w:top w:val="single" w:color="D9D5C8" w:sz="4" w:space="0"/>
               <w:left w:val="single" w:color="D9D5C8" w:sz="4" w:space="0"/>
@@ -4492,7 +4492,7 @@
       <w:tr>
         <w:tc>
           <w:tcPr>
-            <w:tcW w:type="dxa" w:w="900"/>
+            <w:tcW w:type="dxa" w:w="913"/>
             <w:tcBorders>
               <w:top w:val="single" w:color="D9D5C8" w:sz="4" w:space="0"/>
               <w:left w:val="single" w:color="D9D5C8" w:sz="4" w:space="0"/>
@@ -4527,7 +4527,7 @@
         </w:tc>
         <w:tc>
           <w:tcPr>
-            <w:tcW w:type="dxa" w:w="1100"/>
+            <w:tcW w:type="dxa" w:w="1116"/>
             <w:tcBorders>
               <w:top w:val="single" w:color="D9D5C8" w:sz="4" w:space="0"/>
               <w:left w:val="single" w:color="D9D5C8" w:sz="4" w:space="0"/>
@@ -4562,7 +4562,7 @@
         </w:tc>
         <w:tc>
           <w:tcPr>
-            <w:tcW w:type="dxa" w:w="900"/>
+            <w:tcW w:type="dxa" w:w="913"/>
             <w:tcBorders>
               <w:top w:val="single" w:color="D9D5C8" w:sz="4" w:space="0"/>
               <w:left w:val="single" w:color="D9D5C8" w:sz="4" w:space="0"/>
@@ -4597,7 +4597,7 @@
         </w:tc>
         <w:tc>
           <w:tcPr>
-            <w:tcW w:type="dxa" w:w="900"/>
+            <w:tcW w:type="dxa" w:w="913"/>
             <w:tcBorders>
               <w:top w:val="single" w:color="D9D5C8" w:sz="4" w:space="0"/>
               <w:left w:val="single" w:color="D9D5C8" w:sz="4" w:space="0"/>
@@ -4632,7 +4632,7 @@
         </w:tc>
         <w:tc>
           <w:tcPr>
-            <w:tcW w:type="dxa" w:w="1900"/>
+            <w:tcW w:type="dxa" w:w="1928"/>
             <w:tcBorders>
               <w:top w:val="single" w:color="D9D5C8" w:sz="4" w:space="0"/>
               <w:left w:val="single" w:color="D9D5C8" w:sz="4" w:space="0"/>
@@ -4667,7 +4667,7 @@
         </w:tc>
         <w:tc>
           <w:tcPr>
-            <w:tcW w:type="dxa" w:w="3948"/>
+            <w:tcW w:type="dxa" w:w="4009"/>
             <w:tcBorders>
               <w:top w:val="single" w:color="D9D5C8" w:sz="4" w:space="0"/>
               <w:left w:val="single" w:color="D9D5C8" w:sz="4" w:space="0"/>
@@ -4704,7 +4704,7 @@
       <w:tr>
         <w:tc>
           <w:tcPr>
-            <w:tcW w:type="dxa" w:w="900"/>
+            <w:tcW w:type="dxa" w:w="913"/>
             <w:tcBorders>
               <w:top w:val="single" w:color="D9D5C8" w:sz="4" w:space="0"/>
               <w:left w:val="single" w:color="D9D5C8" w:sz="4" w:space="0"/>
@@ -4739,7 +4739,7 @@
         </w:tc>
         <w:tc>
           <w:tcPr>
-            <w:tcW w:type="dxa" w:w="1100"/>
+            <w:tcW w:type="dxa" w:w="1116"/>
             <w:tcBorders>
               <w:top w:val="single" w:color="D9D5C8" w:sz="4" w:space="0"/>
               <w:left w:val="single" w:color="D9D5C8" w:sz="4" w:space="0"/>
@@ -4774,7 +4774,7 @@
         </w:tc>
         <w:tc>
           <w:tcPr>
-            <w:tcW w:type="dxa" w:w="900"/>
+            <w:tcW w:type="dxa" w:w="913"/>
             <w:tcBorders>
               <w:top w:val="single" w:color="D9D5C8" w:sz="4" w:space="0"/>
               <w:left w:val="single" w:color="D9D5C8" w:sz="4" w:space="0"/>
@@ -4809,7 +4809,7 @@
         </w:tc>
         <w:tc>
           <w:tcPr>
-            <w:tcW w:type="dxa" w:w="900"/>
+            <w:tcW w:type="dxa" w:w="913"/>
             <w:tcBorders>
               <w:top w:val="single" w:color="D9D5C8" w:sz="4" w:space="0"/>
               <w:left w:val="single" w:color="D9D5C8" w:sz="4" w:space="0"/>
@@ -4844,7 +4844,7 @@
         </w:tc>
         <w:tc>
           <w:tcPr>
-            <w:tcW w:type="dxa" w:w="1900"/>
+            <w:tcW w:type="dxa" w:w="1928"/>
             <w:tcBorders>
               <w:top w:val="single" w:color="D9D5C8" w:sz="4" w:space="0"/>
               <w:left w:val="single" w:color="D9D5C8" w:sz="4" w:space="0"/>
@@ -4879,7 +4879,7 @@
         </w:tc>
         <w:tc>
           <w:tcPr>
-            <w:tcW w:type="dxa" w:w="3948"/>
+            <w:tcW w:type="dxa" w:w="4009"/>
             <w:tcBorders>
               <w:top w:val="single" w:color="D9D5C8" w:sz="4" w:space="0"/>
               <w:left w:val="single" w:color="D9D5C8" w:sz="4" w:space="0"/>
@@ -4916,7 +4916,7 @@
       <w:tr>
         <w:tc>
           <w:tcPr>
-            <w:tcW w:type="dxa" w:w="900"/>
+            <w:tcW w:type="dxa" w:w="913"/>
             <w:tcBorders>
               <w:top w:val="single" w:color="D9D5C8" w:sz="4" w:space="0"/>
               <w:left w:val="single" w:color="D9D5C8" w:sz="4" w:space="0"/>
@@ -4951,7 +4951,7 @@
         </w:tc>
         <w:tc>
           <w:tcPr>
-            <w:tcW w:type="dxa" w:w="1100"/>
+            <w:tcW w:type="dxa" w:w="1116"/>
             <w:tcBorders>
               <w:top w:val="single" w:color="D9D5C8" w:sz="4" w:space="0"/>
               <w:left w:val="single" w:color="D9D5C8" w:sz="4" w:space="0"/>
@@ -4986,7 +4986,7 @@
         </w:tc>
         <w:tc>
           <w:tcPr>
-            <w:tcW w:type="dxa" w:w="900"/>
+            <w:tcW w:type="dxa" w:w="913"/>
             <w:tcBorders>
               <w:top w:val="single" w:color="D9D5C8" w:sz="4" w:space="0"/>
               <w:left w:val="single" w:color="D9D5C8" w:sz="4" w:space="0"/>
@@ -5021,7 +5021,7 @@
         </w:tc>
         <w:tc>
           <w:tcPr>
-            <w:tcW w:type="dxa" w:w="900"/>
+            <w:tcW w:type="dxa" w:w="913"/>
             <w:tcBorders>
               <w:top w:val="single" w:color="D9D5C8" w:sz="4" w:space="0"/>
               <w:left w:val="single" w:color="D9D5C8" w:sz="4" w:space="0"/>
@@ -5056,7 +5056,7 @@
         </w:tc>
         <w:tc>
           <w:tcPr>
-            <w:tcW w:type="dxa" w:w="1900"/>
+            <w:tcW w:type="dxa" w:w="1928"/>
             <w:tcBorders>
               <w:top w:val="single" w:color="D9D5C8" w:sz="4" w:space="0"/>
               <w:left w:val="single" w:color="D9D5C8" w:sz="4" w:space="0"/>
@@ -5091,7 +5091,7 @@
         </w:tc>
         <w:tc>
           <w:tcPr>
-            <w:tcW w:type="dxa" w:w="3948"/>
+            <w:tcW w:type="dxa" w:w="4009"/>
             <w:tcBorders>
               <w:top w:val="single" w:color="D9D5C8" w:sz="4" w:space="0"/>
               <w:left w:val="single" w:color="D9D5C8" w:sz="4" w:space="0"/>
@@ -5128,7 +5128,7 @@
       <w:tr>
         <w:tc>
           <w:tcPr>
-            <w:tcW w:type="dxa" w:w="900"/>
+            <w:tcW w:type="dxa" w:w="913"/>
             <w:tcBorders>
               <w:top w:val="single" w:color="D9D5C8" w:sz="4" w:space="0"/>
               <w:left w:val="single" w:color="D9D5C8" w:sz="4" w:space="0"/>
@@ -5163,7 +5163,7 @@
         </w:tc>
         <w:tc>
           <w:tcPr>
-            <w:tcW w:type="dxa" w:w="1100"/>
+            <w:tcW w:type="dxa" w:w="1116"/>
             <w:tcBorders>
               <w:top w:val="single" w:color="D9D5C8" w:sz="4" w:space="0"/>
               <w:left w:val="single" w:color="D9D5C8" w:sz="4" w:space="0"/>
@@ -5198,7 +5198,7 @@
         </w:tc>
         <w:tc>
           <w:tcPr>
-            <w:tcW w:type="dxa" w:w="900"/>
+            <w:tcW w:type="dxa" w:w="913"/>
             <w:tcBorders>
               <w:top w:val="single" w:color="D9D5C8" w:sz="4" w:space="0"/>
               <w:left w:val="single" w:color="D9D5C8" w:sz="4" w:space="0"/>
@@ -5233,7 +5233,7 @@
         </w:tc>
         <w:tc>
           <w:tcPr>
-            <w:tcW w:type="dxa" w:w="900"/>
+            <w:tcW w:type="dxa" w:w="913"/>
             <w:tcBorders>
               <w:top w:val="single" w:color="D9D5C8" w:sz="4" w:space="0"/>
               <w:left w:val="single" w:color="D9D5C8" w:sz="4" w:space="0"/>
@@ -5268,7 +5268,7 @@
         </w:tc>
         <w:tc>
           <w:tcPr>
-            <w:tcW w:type="dxa" w:w="1900"/>
+            <w:tcW w:type="dxa" w:w="1928"/>
             <w:tcBorders>
               <w:top w:val="single" w:color="D9D5C8" w:sz="4" w:space="0"/>
               <w:left w:val="single" w:color="D9D5C8" w:sz="4" w:space="0"/>
@@ -5303,7 +5303,7 @@
         </w:tc>
         <w:tc>
           <w:tcPr>
-            <w:tcW w:type="dxa" w:w="3948"/>
+            <w:tcW w:type="dxa" w:w="4009"/>
             <w:tcBorders>
               <w:top w:val="single" w:color="D9D5C8" w:sz="4" w:space="0"/>
               <w:left w:val="single" w:color="D9D5C8" w:sz="4" w:space="0"/>
@@ -5360,7 +5360,7 @@
     </w:p>
     <w:tbl>
       <w:tblPr>
-        <w:tblW w:type="dxa" w:w="9648"/>
+        <w:tblW w:type="dxa" w:w="9792"/>
         <w:tblBorders>
           <w:top w:val="single" w:color="auto" w:sz="4"/>
           <w:left w:val="single" w:color="auto" w:sz="4"/>
@@ -5371,12 +5371,12 @@
         </w:tblBorders>
       </w:tblPr>
       <w:tblGrid>
-        <w:gridCol w:w="900"/>
-        <w:gridCol w:w="1100"/>
-        <w:gridCol w:w="900"/>
-        <w:gridCol w:w="900"/>
-        <w:gridCol w:w="1900"/>
-        <w:gridCol w:w="3948"/>
+        <w:gridCol w:w="913"/>
+        <w:gridCol w:w="1116"/>
+        <w:gridCol w:w="913"/>
+        <w:gridCol w:w="913"/>
+        <w:gridCol w:w="1928"/>
+        <w:gridCol w:w="4009"/>
       </w:tblGrid>
       <w:tr>
         <w:trPr>
@@ -5384,7 +5384,7 @@
         </w:trPr>
         <w:tc>
           <w:tcPr>
-            <w:tcW w:type="dxa" w:w="900"/>
+            <w:tcW w:type="dxa" w:w="913"/>
             <w:tcBorders>
               <w:top w:val="single" w:color="D9D5C8" w:sz="4" w:space="0"/>
               <w:left w:val="single" w:color="D9D5C8" w:sz="4" w:space="0"/>
@@ -5420,7 +5420,7 @@
         </w:tc>
         <w:tc>
           <w:tcPr>
-            <w:tcW w:type="dxa" w:w="1100"/>
+            <w:tcW w:type="dxa" w:w="1116"/>
             <w:tcBorders>
               <w:top w:val="single" w:color="D9D5C8" w:sz="4" w:space="0"/>
               <w:left w:val="single" w:color="D9D5C8" w:sz="4" w:space="0"/>
@@ -5456,7 +5456,7 @@
         </w:tc>
         <w:tc>
           <w:tcPr>
-            <w:tcW w:type="dxa" w:w="900"/>
+            <w:tcW w:type="dxa" w:w="913"/>
             <w:tcBorders>
               <w:top w:val="single" w:color="D9D5C8" w:sz="4" w:space="0"/>
               <w:left w:val="single" w:color="D9D5C8" w:sz="4" w:space="0"/>
@@ -5492,7 +5492,7 @@
         </w:tc>
         <w:tc>
           <w:tcPr>
-            <w:tcW w:type="dxa" w:w="900"/>
+            <w:tcW w:type="dxa" w:w="913"/>
             <w:tcBorders>
               <w:top w:val="single" w:color="D9D5C8" w:sz="4" w:space="0"/>
               <w:left w:val="single" w:color="D9D5C8" w:sz="4" w:space="0"/>
@@ -5528,7 +5528,7 @@
         </w:tc>
         <w:tc>
           <w:tcPr>
-            <w:tcW w:type="dxa" w:w="1900"/>
+            <w:tcW w:type="dxa" w:w="1928"/>
             <w:tcBorders>
               <w:top w:val="single" w:color="D9D5C8" w:sz="4" w:space="0"/>
               <w:left w:val="single" w:color="D9D5C8" w:sz="4" w:space="0"/>
@@ -5564,7 +5564,7 @@
         </w:tc>
         <w:tc>
           <w:tcPr>
-            <w:tcW w:type="dxa" w:w="3948"/>
+            <w:tcW w:type="dxa" w:w="4009"/>
             <w:tcBorders>
               <w:top w:val="single" w:color="D9D5C8" w:sz="4" w:space="0"/>
               <w:left w:val="single" w:color="D9D5C8" w:sz="4" w:space="0"/>
@@ -5602,7 +5602,7 @@
       <w:tr>
         <w:tc>
           <w:tcPr>
-            <w:tcW w:type="dxa" w:w="900"/>
+            <w:tcW w:type="dxa" w:w="913"/>
             <w:tcBorders>
               <w:top w:val="single" w:color="D9D5C8" w:sz="4" w:space="0"/>
               <w:left w:val="single" w:color="D9D5C8" w:sz="4" w:space="0"/>
@@ -5637,7 +5637,7 @@
         </w:tc>
         <w:tc>
           <w:tcPr>
-            <w:tcW w:type="dxa" w:w="1100"/>
+            <w:tcW w:type="dxa" w:w="1116"/>
             <w:tcBorders>
               <w:top w:val="single" w:color="D9D5C8" w:sz="4" w:space="0"/>
               <w:left w:val="single" w:color="D9D5C8" w:sz="4" w:space="0"/>
@@ -5672,7 +5672,7 @@
         </w:tc>
         <w:tc>
           <w:tcPr>
-            <w:tcW w:type="dxa" w:w="900"/>
+            <w:tcW w:type="dxa" w:w="913"/>
             <w:tcBorders>
               <w:top w:val="single" w:color="D9D5C8" w:sz="4" w:space="0"/>
               <w:left w:val="single" w:color="D9D5C8" w:sz="4" w:space="0"/>
@@ -5707,7 +5707,7 @@
         </w:tc>
         <w:tc>
           <w:tcPr>
-            <w:tcW w:type="dxa" w:w="900"/>
+            <w:tcW w:type="dxa" w:w="913"/>
             <w:tcBorders>
               <w:top w:val="single" w:color="D9D5C8" w:sz="4" w:space="0"/>
               <w:left w:val="single" w:color="D9D5C8" w:sz="4" w:space="0"/>
@@ -5742,7 +5742,7 @@
         </w:tc>
         <w:tc>
           <w:tcPr>
-            <w:tcW w:type="dxa" w:w="1900"/>
+            <w:tcW w:type="dxa" w:w="1928"/>
             <w:tcBorders>
               <w:top w:val="single" w:color="D9D5C8" w:sz="4" w:space="0"/>
               <w:left w:val="single" w:color="D9D5C8" w:sz="4" w:space="0"/>
@@ -5777,7 +5777,7 @@
         </w:tc>
         <w:tc>
           <w:tcPr>
-            <w:tcW w:type="dxa" w:w="3948"/>
+            <w:tcW w:type="dxa" w:w="4009"/>
             <w:tcBorders>
               <w:top w:val="single" w:color="D9D5C8" w:sz="4" w:space="0"/>
               <w:left w:val="single" w:color="D9D5C8" w:sz="4" w:space="0"/>
@@ -5814,7 +5814,7 @@
       <w:tr>
         <w:tc>
           <w:tcPr>
-            <w:tcW w:type="dxa" w:w="900"/>
+            <w:tcW w:type="dxa" w:w="913"/>
             <w:tcBorders>
               <w:top w:val="single" w:color="D9D5C8" w:sz="4" w:space="0"/>
               <w:left w:val="single" w:color="D9D5C8" w:sz="4" w:space="0"/>
@@ -5849,7 +5849,7 @@
         </w:tc>
         <w:tc>
           <w:tcPr>
-            <w:tcW w:type="dxa" w:w="1100"/>
+            <w:tcW w:type="dxa" w:w="1116"/>
             <w:tcBorders>
               <w:top w:val="single" w:color="D9D5C8" w:sz="4" w:space="0"/>
               <w:left w:val="single" w:color="D9D5C8" w:sz="4" w:space="0"/>
@@ -5884,7 +5884,7 @@
         </w:tc>
         <w:tc>
           <w:tcPr>
-            <w:tcW w:type="dxa" w:w="900"/>
+            <w:tcW w:type="dxa" w:w="913"/>
             <w:tcBorders>
               <w:top w:val="single" w:color="D9D5C8" w:sz="4" w:space="0"/>
               <w:left w:val="single" w:color="D9D5C8" w:sz="4" w:space="0"/>
@@ -5919,7 +5919,7 @@
         </w:tc>
         <w:tc>
           <w:tcPr>
-            <w:tcW w:type="dxa" w:w="900"/>
+            <w:tcW w:type="dxa" w:w="913"/>
             <w:tcBorders>
               <w:top w:val="single" w:color="D9D5C8" w:sz="4" w:space="0"/>
               <w:left w:val="single" w:color="D9D5C8" w:sz="4" w:space="0"/>
@@ -5954,7 +5954,7 @@
         </w:tc>
         <w:tc>
           <w:tcPr>
-            <w:tcW w:type="dxa" w:w="1900"/>
+            <w:tcW w:type="dxa" w:w="1928"/>
             <w:tcBorders>
               <w:top w:val="single" w:color="D9D5C8" w:sz="4" w:space="0"/>
               <w:left w:val="single" w:color="D9D5C8" w:sz="4" w:space="0"/>
@@ -5989,7 +5989,7 @@
         </w:tc>
         <w:tc>
           <w:tcPr>
-            <w:tcW w:type="dxa" w:w="3948"/>
+            <w:tcW w:type="dxa" w:w="4009"/>
             <w:tcBorders>
               <w:top w:val="single" w:color="D9D5C8" w:sz="4" w:space="0"/>
               <w:left w:val="single" w:color="D9D5C8" w:sz="4" w:space="0"/>
@@ -6026,7 +6026,7 @@
       <w:tr>
         <w:tc>
           <w:tcPr>
-            <w:tcW w:type="dxa" w:w="900"/>
+            <w:tcW w:type="dxa" w:w="913"/>
             <w:tcBorders>
               <w:top w:val="single" w:color="D9D5C8" w:sz="4" w:space="0"/>
               <w:left w:val="single" w:color="D9D5C8" w:sz="4" w:space="0"/>
@@ -6061,7 +6061,7 @@
         </w:tc>
         <w:tc>
           <w:tcPr>
-            <w:tcW w:type="dxa" w:w="1100"/>
+            <w:tcW w:type="dxa" w:w="1116"/>
             <w:tcBorders>
               <w:top w:val="single" w:color="D9D5C8" w:sz="4" w:space="0"/>
               <w:left w:val="single" w:color="D9D5C8" w:sz="4" w:space="0"/>
@@ -6096,7 +6096,7 @@
         </w:tc>
         <w:tc>
           <w:tcPr>
-            <w:tcW w:type="dxa" w:w="900"/>
+            <w:tcW w:type="dxa" w:w="913"/>
             <w:tcBorders>
               <w:top w:val="single" w:color="D9D5C8" w:sz="4" w:space="0"/>
               <w:left w:val="single" w:color="D9D5C8" w:sz="4" w:space="0"/>
@@ -6131,7 +6131,7 @@
         </w:tc>
         <w:tc>
           <w:tcPr>
-            <w:tcW w:type="dxa" w:w="900"/>
+            <w:tcW w:type="dxa" w:w="913"/>
             <w:tcBorders>
               <w:top w:val="single" w:color="D9D5C8" w:sz="4" w:space="0"/>
               <w:left w:val="single" w:color="D9D5C8" w:sz="4" w:space="0"/>
@@ -6166,7 +6166,7 @@
         </w:tc>
         <w:tc>
           <w:tcPr>
-            <w:tcW w:type="dxa" w:w="1900"/>
+            <w:tcW w:type="dxa" w:w="1928"/>
             <w:tcBorders>
               <w:top w:val="single" w:color="D9D5C8" w:sz="4" w:space="0"/>
               <w:left w:val="single" w:color="D9D5C8" w:sz="4" w:space="0"/>
@@ -6201,7 +6201,7 @@
         </w:tc>
         <w:tc>
           <w:tcPr>
-            <w:tcW w:type="dxa" w:w="3948"/>
+            <w:tcW w:type="dxa" w:w="4009"/>
             <w:tcBorders>
               <w:top w:val="single" w:color="D9D5C8" w:sz="4" w:space="0"/>
               <w:left w:val="single" w:color="D9D5C8" w:sz="4" w:space="0"/>
@@ -6238,7 +6238,7 @@
       <w:tr>
         <w:tc>
           <w:tcPr>
-            <w:tcW w:type="dxa" w:w="900"/>
+            <w:tcW w:type="dxa" w:w="913"/>
             <w:tcBorders>
               <w:top w:val="single" w:color="D9D5C8" w:sz="4" w:space="0"/>
               <w:left w:val="single" w:color="D9D5C8" w:sz="4" w:space="0"/>
@@ -6273,7 +6273,7 @@
         </w:tc>
         <w:tc>
           <w:tcPr>
-            <w:tcW w:type="dxa" w:w="1100"/>
+            <w:tcW w:type="dxa" w:w="1116"/>
             <w:tcBorders>
               <w:top w:val="single" w:color="D9D5C8" w:sz="4" w:space="0"/>
               <w:left w:val="single" w:color="D9D5C8" w:sz="4" w:space="0"/>
@@ -6308,7 +6308,7 @@
         </w:tc>
         <w:tc>
           <w:tcPr>
-            <w:tcW w:type="dxa" w:w="900"/>
+            <w:tcW w:type="dxa" w:w="913"/>
             <w:tcBorders>
               <w:top w:val="single" w:color="D9D5C8" w:sz="4" w:space="0"/>
               <w:left w:val="single" w:color="D9D5C8" w:sz="4" w:space="0"/>
@@ -6343,7 +6343,7 @@
         </w:tc>
         <w:tc>
           <w:tcPr>
-            <w:tcW w:type="dxa" w:w="900"/>
+            <w:tcW w:type="dxa" w:w="913"/>
             <w:tcBorders>
               <w:top w:val="single" w:color="D9D5C8" w:sz="4" w:space="0"/>
               <w:left w:val="single" w:color="D9D5C8" w:sz="4" w:space="0"/>
@@ -6378,7 +6378,7 @@
         </w:tc>
         <w:tc>
           <w:tcPr>
-            <w:tcW w:type="dxa" w:w="1900"/>
+            <w:tcW w:type="dxa" w:w="1928"/>
             <w:tcBorders>
               <w:top w:val="single" w:color="D9D5C8" w:sz="4" w:space="0"/>
               <w:left w:val="single" w:color="D9D5C8" w:sz="4" w:space="0"/>
@@ -6413,7 +6413,7 @@
         </w:tc>
         <w:tc>
           <w:tcPr>
-            <w:tcW w:type="dxa" w:w="3948"/>
+            <w:tcW w:type="dxa" w:w="4009"/>
             <w:tcBorders>
               <w:top w:val="single" w:color="D9D5C8" w:sz="4" w:space="0"/>
               <w:left w:val="single" w:color="D9D5C8" w:sz="4" w:space="0"/>
@@ -6450,7 +6450,7 @@
       <w:tr>
         <w:tc>
           <w:tcPr>
-            <w:tcW w:type="dxa" w:w="900"/>
+            <w:tcW w:type="dxa" w:w="913"/>
             <w:tcBorders>
               <w:top w:val="single" w:color="D9D5C8" w:sz="4" w:space="0"/>
               <w:left w:val="single" w:color="D9D5C8" w:sz="4" w:space="0"/>
@@ -6485,7 +6485,7 @@
         </w:tc>
         <w:tc>
           <w:tcPr>
-            <w:tcW w:type="dxa" w:w="1100"/>
+            <w:tcW w:type="dxa" w:w="1116"/>
             <w:tcBorders>
               <w:top w:val="single" w:color="D9D5C8" w:sz="4" w:space="0"/>
               <w:left w:val="single" w:color="D9D5C8" w:sz="4" w:space="0"/>
@@ -6520,7 +6520,7 @@
         </w:tc>
         <w:tc>
           <w:tcPr>
-            <w:tcW w:type="dxa" w:w="900"/>
+            <w:tcW w:type="dxa" w:w="913"/>
             <w:tcBorders>
               <w:top w:val="single" w:color="D9D5C8" w:sz="4" w:space="0"/>
               <w:left w:val="single" w:color="D9D5C8" w:sz="4" w:space="0"/>
@@ -6555,7 +6555,7 @@
         </w:tc>
         <w:tc>
           <w:tcPr>
-            <w:tcW w:type="dxa" w:w="900"/>
+            <w:tcW w:type="dxa" w:w="913"/>
             <w:tcBorders>
               <w:top w:val="single" w:color="D9D5C8" w:sz="4" w:space="0"/>
               <w:left w:val="single" w:color="D9D5C8" w:sz="4" w:space="0"/>
@@ -6590,7 +6590,7 @@
         </w:tc>
         <w:tc>
           <w:tcPr>
-            <w:tcW w:type="dxa" w:w="1900"/>
+            <w:tcW w:type="dxa" w:w="1928"/>
             <w:tcBorders>
               <w:top w:val="single" w:color="D9D5C8" w:sz="4" w:space="0"/>
               <w:left w:val="single" w:color="D9D5C8" w:sz="4" w:space="0"/>
@@ -6625,7 +6625,7 @@
         </w:tc>
         <w:tc>
           <w:tcPr>
-            <w:tcW w:type="dxa" w:w="3948"/>
+            <w:tcW w:type="dxa" w:w="4009"/>
             <w:tcBorders>
               <w:top w:val="single" w:color="D9D5C8" w:sz="4" w:space="0"/>
               <w:left w:val="single" w:color="D9D5C8" w:sz="4" w:space="0"/>
@@ -6662,7 +6662,7 @@
       <w:tr>
         <w:tc>
           <w:tcPr>
-            <w:tcW w:type="dxa" w:w="900"/>
+            <w:tcW w:type="dxa" w:w="913"/>
             <w:tcBorders>
               <w:top w:val="single" w:color="D9D5C8" w:sz="4" w:space="0"/>
               <w:left w:val="single" w:color="D9D5C8" w:sz="4" w:space="0"/>
@@ -6697,7 +6697,7 @@
         </w:tc>
         <w:tc>
           <w:tcPr>
-            <w:tcW w:type="dxa" w:w="1100"/>
+            <w:tcW w:type="dxa" w:w="1116"/>
             <w:tcBorders>
               <w:top w:val="single" w:color="D9D5C8" w:sz="4" w:space="0"/>
               <w:left w:val="single" w:color="D9D5C8" w:sz="4" w:space="0"/>
@@ -6732,7 +6732,7 @@
         </w:tc>
         <w:tc>
           <w:tcPr>
-            <w:tcW w:type="dxa" w:w="900"/>
+            <w:tcW w:type="dxa" w:w="913"/>
             <w:tcBorders>
               <w:top w:val="single" w:color="D9D5C8" w:sz="4" w:space="0"/>
               <w:left w:val="single" w:color="D9D5C8" w:sz="4" w:space="0"/>
@@ -6767,7 +6767,7 @@
         </w:tc>
         <w:tc>
           <w:tcPr>
-            <w:tcW w:type="dxa" w:w="900"/>
+            <w:tcW w:type="dxa" w:w="913"/>
             <w:tcBorders>
               <w:top w:val="single" w:color="D9D5C8" w:sz="4" w:space="0"/>
               <w:left w:val="single" w:color="D9D5C8" w:sz="4" w:space="0"/>
@@ -6802,7 +6802,7 @@
         </w:tc>
         <w:tc>
           <w:tcPr>
-            <w:tcW w:type="dxa" w:w="1900"/>
+            <w:tcW w:type="dxa" w:w="1928"/>
             <w:tcBorders>
               <w:top w:val="single" w:color="D9D5C8" w:sz="4" w:space="0"/>
               <w:left w:val="single" w:color="D9D5C8" w:sz="4" w:space="0"/>
@@ -6837,7 +6837,7 @@
         </w:tc>
         <w:tc>
           <w:tcPr>
-            <w:tcW w:type="dxa" w:w="3948"/>
+            <w:tcW w:type="dxa" w:w="4009"/>
             <w:tcBorders>
               <w:top w:val="single" w:color="D9D5C8" w:sz="4" w:space="0"/>
               <w:left w:val="single" w:color="D9D5C8" w:sz="4" w:space="0"/>
@@ -6874,7 +6874,7 @@
       <w:tr>
         <w:tc>
           <w:tcPr>
-            <w:tcW w:type="dxa" w:w="900"/>
+            <w:tcW w:type="dxa" w:w="913"/>
             <w:tcBorders>
               <w:top w:val="single" w:color="D9D5C8" w:sz="4" w:space="0"/>
               <w:left w:val="single" w:color="D9D5C8" w:sz="4" w:space="0"/>
@@ -6909,7 +6909,7 @@
         </w:tc>
         <w:tc>
           <w:tcPr>
-            <w:tcW w:type="dxa" w:w="1100"/>
+            <w:tcW w:type="dxa" w:w="1116"/>
             <w:tcBorders>
               <w:top w:val="single" w:color="D9D5C8" w:sz="4" w:space="0"/>
               <w:left w:val="single" w:color="D9D5C8" w:sz="4" w:space="0"/>
@@ -6944,7 +6944,7 @@
         </w:tc>
         <w:tc>
           <w:tcPr>
-            <w:tcW w:type="dxa" w:w="900"/>
+            <w:tcW w:type="dxa" w:w="913"/>
             <w:tcBorders>
               <w:top w:val="single" w:color="D9D5C8" w:sz="4" w:space="0"/>
               <w:left w:val="single" w:color="D9D5C8" w:sz="4" w:space="0"/>
@@ -6979,7 +6979,7 @@
         </w:tc>
         <w:tc>
           <w:tcPr>
-            <w:tcW w:type="dxa" w:w="900"/>
+            <w:tcW w:type="dxa" w:w="913"/>
             <w:tcBorders>
               <w:top w:val="single" w:color="D9D5C8" w:sz="4" w:space="0"/>
               <w:left w:val="single" w:color="D9D5C8" w:sz="4" w:space="0"/>
@@ -7014,7 +7014,7 @@
         </w:tc>
         <w:tc>
           <w:tcPr>
-            <w:tcW w:type="dxa" w:w="1900"/>
+            <w:tcW w:type="dxa" w:w="1928"/>
             <w:tcBorders>
               <w:top w:val="single" w:color="D9D5C8" w:sz="4" w:space="0"/>
               <w:left w:val="single" w:color="D9D5C8" w:sz="4" w:space="0"/>
@@ -7049,7 +7049,7 @@
         </w:tc>
         <w:tc>
           <w:tcPr>
-            <w:tcW w:type="dxa" w:w="3948"/>
+            <w:tcW w:type="dxa" w:w="4009"/>
             <w:tcBorders>
               <w:top w:val="single" w:color="D9D5C8" w:sz="4" w:space="0"/>
               <w:left w:val="single" w:color="D9D5C8" w:sz="4" w:space="0"/>
@@ -7106,7 +7106,7 @@
     </w:p>
     <w:tbl>
       <w:tblPr>
-        <w:tblW w:type="dxa" w:w="9648"/>
+        <w:tblW w:type="dxa" w:w="9792"/>
         <w:tblBorders>
           <w:top w:val="single" w:color="auto" w:sz="4"/>
           <w:left w:val="single" w:color="auto" w:sz="4"/>
@@ -7117,12 +7117,12 @@
         </w:tblBorders>
       </w:tblPr>
       <w:tblGrid>
-        <w:gridCol w:w="900"/>
-        <w:gridCol w:w="1100"/>
-        <w:gridCol w:w="900"/>
-        <w:gridCol w:w="900"/>
-        <w:gridCol w:w="1900"/>
-        <w:gridCol w:w="3948"/>
+        <w:gridCol w:w="913"/>
+        <w:gridCol w:w="1116"/>
+        <w:gridCol w:w="913"/>
+        <w:gridCol w:w="913"/>
+        <w:gridCol w:w="1928"/>
+        <w:gridCol w:w="4009"/>
       </w:tblGrid>
       <w:tr>
         <w:trPr>
@@ -7130,7 +7130,7 @@
         </w:trPr>
         <w:tc>
           <w:tcPr>
-            <w:tcW w:type="dxa" w:w="900"/>
+            <w:tcW w:type="dxa" w:w="913"/>
             <w:tcBorders>
               <w:top w:val="single" w:color="D9D5C8" w:sz="4" w:space="0"/>
               <w:left w:val="single" w:color="D9D5C8" w:sz="4" w:space="0"/>
@@ -7166,7 +7166,7 @@
         </w:tc>
         <w:tc>
           <w:tcPr>
-            <w:tcW w:type="dxa" w:w="1100"/>
+            <w:tcW w:type="dxa" w:w="1116"/>
             <w:tcBorders>
               <w:top w:val="single" w:color="D9D5C8" w:sz="4" w:space="0"/>
               <w:left w:val="single" w:color="D9D5C8" w:sz="4" w:space="0"/>
@@ -7202,7 +7202,7 @@
         </w:tc>
         <w:tc>
           <w:tcPr>
-            <w:tcW w:type="dxa" w:w="900"/>
+            <w:tcW w:type="dxa" w:w="913"/>
             <w:tcBorders>
               <w:top w:val="single" w:color="D9D5C8" w:sz="4" w:space="0"/>
               <w:left w:val="single" w:color="D9D5C8" w:sz="4" w:space="0"/>
@@ -7238,7 +7238,7 @@
         </w:tc>
         <w:tc>
           <w:tcPr>
-            <w:tcW w:type="dxa" w:w="900"/>
+            <w:tcW w:type="dxa" w:w="913"/>
             <w:tcBorders>
               <w:top w:val="single" w:color="D9D5C8" w:sz="4" w:space="0"/>
               <w:left w:val="single" w:color="D9D5C8" w:sz="4" w:space="0"/>
@@ -7274,7 +7274,7 @@
         </w:tc>
         <w:tc>
           <w:tcPr>
-            <w:tcW w:type="dxa" w:w="1900"/>
+            <w:tcW w:type="dxa" w:w="1928"/>
             <w:tcBorders>
               <w:top w:val="single" w:color="D9D5C8" w:sz="4" w:space="0"/>
               <w:left w:val="single" w:color="D9D5C8" w:sz="4" w:space="0"/>
@@ -7310,7 +7310,7 @@
         </w:tc>
         <w:tc>
           <w:tcPr>
-            <w:tcW w:type="dxa" w:w="3948"/>
+            <w:tcW w:type="dxa" w:w="4009"/>
             <w:tcBorders>
               <w:top w:val="single" w:color="D9D5C8" w:sz="4" w:space="0"/>
               <w:left w:val="single" w:color="D9D5C8" w:sz="4" w:space="0"/>
@@ -7348,7 +7348,7 @@
       <w:tr>
         <w:tc>
           <w:tcPr>
-            <w:tcW w:type="dxa" w:w="900"/>
+            <w:tcW w:type="dxa" w:w="913"/>
             <w:tcBorders>
               <w:top w:val="single" w:color="D9D5C8" w:sz="4" w:space="0"/>
               <w:left w:val="single" w:color="D9D5C8" w:sz="4" w:space="0"/>
@@ -7383,7 +7383,7 @@
         </w:tc>
         <w:tc>
           <w:tcPr>
-            <w:tcW w:type="dxa" w:w="1100"/>
+            <w:tcW w:type="dxa" w:w="1116"/>
             <w:tcBorders>
               <w:top w:val="single" w:color="D9D5C8" w:sz="4" w:space="0"/>
               <w:left w:val="single" w:color="D9D5C8" w:sz="4" w:space="0"/>
@@ -7418,7 +7418,7 @@
         </w:tc>
         <w:tc>
           <w:tcPr>
-            <w:tcW w:type="dxa" w:w="900"/>
+            <w:tcW w:type="dxa" w:w="913"/>
             <w:tcBorders>
               <w:top w:val="single" w:color="D9D5C8" w:sz="4" w:space="0"/>
               <w:left w:val="single" w:color="D9D5C8" w:sz="4" w:space="0"/>
@@ -7453,7 +7453,7 @@
         </w:tc>
         <w:tc>
           <w:tcPr>
-            <w:tcW w:type="dxa" w:w="900"/>
+            <w:tcW w:type="dxa" w:w="913"/>
             <w:tcBorders>
               <w:top w:val="single" w:color="D9D5C8" w:sz="4" w:space="0"/>
               <w:left w:val="single" w:color="D9D5C8" w:sz="4" w:space="0"/>
@@ -7488,7 +7488,7 @@
         </w:tc>
         <w:tc>
           <w:tcPr>
-            <w:tcW w:type="dxa" w:w="1900"/>
+            <w:tcW w:type="dxa" w:w="1928"/>
             <w:tcBorders>
               <w:top w:val="single" w:color="D9D5C8" w:sz="4" w:space="0"/>
               <w:left w:val="single" w:color="D9D5C8" w:sz="4" w:space="0"/>
@@ -7523,7 +7523,7 @@
         </w:tc>
         <w:tc>
           <w:tcPr>
-            <w:tcW w:type="dxa" w:w="3948"/>
+            <w:tcW w:type="dxa" w:w="4009"/>
             <w:tcBorders>
               <w:top w:val="single" w:color="D9D5C8" w:sz="4" w:space="0"/>
               <w:left w:val="single" w:color="D9D5C8" w:sz="4" w:space="0"/>
@@ -7560,7 +7560,7 @@
       <w:tr>
         <w:tc>
           <w:tcPr>
-            <w:tcW w:type="dxa" w:w="900"/>
+            <w:tcW w:type="dxa" w:w="913"/>
             <w:tcBorders>
               <w:top w:val="single" w:color="D9D5C8" w:sz="4" w:space="0"/>
               <w:left w:val="single" w:color="D9D5C8" w:sz="4" w:space="0"/>
@@ -7595,7 +7595,7 @@
         </w:tc>
         <w:tc>
           <w:tcPr>
-            <w:tcW w:type="dxa" w:w="1100"/>
+            <w:tcW w:type="dxa" w:w="1116"/>
             <w:tcBorders>
               <w:top w:val="single" w:color="D9D5C8" w:sz="4" w:space="0"/>
               <w:left w:val="single" w:color="D9D5C8" w:sz="4" w:space="0"/>
@@ -7630,7 +7630,7 @@
         </w:tc>
         <w:tc>
           <w:tcPr>
-            <w:tcW w:type="dxa" w:w="900"/>
+            <w:tcW w:type="dxa" w:w="913"/>
             <w:tcBorders>
               <w:top w:val="single" w:color="D9D5C8" w:sz="4" w:space="0"/>
               <w:left w:val="single" w:color="D9D5C8" w:sz="4" w:space="0"/>
@@ -7665,7 +7665,7 @@
         </w:tc>
         <w:tc>
           <w:tcPr>
-            <w:tcW w:type="dxa" w:w="900"/>
+            <w:tcW w:type="dxa" w:w="913"/>
             <w:tcBorders>
               <w:top w:val="single" w:color="D9D5C8" w:sz="4" w:space="0"/>
               <w:left w:val="single" w:color="D9D5C8" w:sz="4" w:space="0"/>
@@ -7700,7 +7700,7 @@
         </w:tc>
         <w:tc>
           <w:tcPr>
-            <w:tcW w:type="dxa" w:w="1900"/>
+            <w:tcW w:type="dxa" w:w="1928"/>
             <w:tcBorders>
               <w:top w:val="single" w:color="D9D5C8" w:sz="4" w:space="0"/>
               <w:left w:val="single" w:color="D9D5C8" w:sz="4" w:space="0"/>
@@ -7735,7 +7735,7 @@
         </w:tc>
         <w:tc>
           <w:tcPr>
-            <w:tcW w:type="dxa" w:w="3948"/>
+            <w:tcW w:type="dxa" w:w="4009"/>
             <w:tcBorders>
               <w:top w:val="single" w:color="D9D5C8" w:sz="4" w:space="0"/>
               <w:left w:val="single" w:color="D9D5C8" w:sz="4" w:space="0"/>
@@ -7772,7 +7772,7 @@
       <w:tr>
         <w:tc>
           <w:tcPr>
-            <w:tcW w:type="dxa" w:w="900"/>
+            <w:tcW w:type="dxa" w:w="913"/>
             <w:tcBorders>
               <w:top w:val="single" w:color="D9D5C8" w:sz="4" w:space="0"/>
               <w:left w:val="single" w:color="D9D5C8" w:sz="4" w:space="0"/>
@@ -7807,7 +7807,7 @@
         </w:tc>
         <w:tc>
           <w:tcPr>
-            <w:tcW w:type="dxa" w:w="1100"/>
+            <w:tcW w:type="dxa" w:w="1116"/>
             <w:tcBorders>
               <w:top w:val="single" w:color="D9D5C8" w:sz="4" w:space="0"/>
               <w:left w:val="single" w:color="D9D5C8" w:sz="4" w:space="0"/>
@@ -7842,7 +7842,7 @@
         </w:tc>
         <w:tc>
           <w:tcPr>
-            <w:tcW w:type="dxa" w:w="900"/>
+            <w:tcW w:type="dxa" w:w="913"/>
             <w:tcBorders>
               <w:top w:val="single" w:color="D9D5C8" w:sz="4" w:space="0"/>
               <w:left w:val="single" w:color="D9D5C8" w:sz="4" w:space="0"/>
@@ -7877,7 +7877,7 @@
         </w:tc>
         <w:tc>
           <w:tcPr>
-            <w:tcW w:type="dxa" w:w="900"/>
+            <w:tcW w:type="dxa" w:w="913"/>
             <w:tcBorders>
               <w:top w:val="single" w:color="D9D5C8" w:sz="4" w:space="0"/>
               <w:left w:val="single" w:color="D9D5C8" w:sz="4" w:space="0"/>
@@ -7912,7 +7912,7 @@
         </w:tc>
         <w:tc>
           <w:tcPr>
-            <w:tcW w:type="dxa" w:w="1900"/>
+            <w:tcW w:type="dxa" w:w="1928"/>
             <w:tcBorders>
               <w:top w:val="single" w:color="D9D5C8" w:sz="4" w:space="0"/>
               <w:left w:val="single" w:color="D9D5C8" w:sz="4" w:space="0"/>
@@ -7947,7 +7947,7 @@
         </w:tc>
         <w:tc>
           <w:tcPr>
-            <w:tcW w:type="dxa" w:w="3948"/>
+            <w:tcW w:type="dxa" w:w="4009"/>
             <w:tcBorders>
               <w:top w:val="single" w:color="D9D5C8" w:sz="4" w:space="0"/>
               <w:left w:val="single" w:color="D9D5C8" w:sz="4" w:space="0"/>
@@ -7984,7 +7984,7 @@
       <w:tr>
         <w:tc>
           <w:tcPr>
-            <w:tcW w:type="dxa" w:w="900"/>
+            <w:tcW w:type="dxa" w:w="913"/>
             <w:tcBorders>
               <w:top w:val="single" w:color="D9D5C8" w:sz="4" w:space="0"/>
               <w:left w:val="single" w:color="D9D5C8" w:sz="4" w:space="0"/>
@@ -8019,7 +8019,7 @@
         </w:tc>
         <w:tc>
           <w:tcPr>
-            <w:tcW w:type="dxa" w:w="1100"/>
+            <w:tcW w:type="dxa" w:w="1116"/>
             <w:tcBorders>
               <w:top w:val="single" w:color="D9D5C8" w:sz="4" w:space="0"/>
               <w:left w:val="single" w:color="D9D5C8" w:sz="4" w:space="0"/>
@@ -8054,7 +8054,7 @@
         </w:tc>
         <w:tc>
           <w:tcPr>
-            <w:tcW w:type="dxa" w:w="900"/>
+            <w:tcW w:type="dxa" w:w="913"/>
             <w:tcBorders>
               <w:top w:val="single" w:color="D9D5C8" w:sz="4" w:space="0"/>
               <w:left w:val="single" w:color="D9D5C8" w:sz="4" w:space="0"/>
@@ -8089,7 +8089,7 @@
         </w:tc>
         <w:tc>
           <w:tcPr>
-            <w:tcW w:type="dxa" w:w="900"/>
+            <w:tcW w:type="dxa" w:w="913"/>
             <w:tcBorders>
               <w:top w:val="single" w:color="D9D5C8" w:sz="4" w:space="0"/>
               <w:left w:val="single" w:color="D9D5C8" w:sz="4" w:space="0"/>
@@ -8124,7 +8124,7 @@
         </w:tc>
         <w:tc>
           <w:tcPr>
-            <w:tcW w:type="dxa" w:w="1900"/>
+            <w:tcW w:type="dxa" w:w="1928"/>
             <w:tcBorders>
               <w:top w:val="single" w:color="D9D5C8" w:sz="4" w:space="0"/>
               <w:left w:val="single" w:color="D9D5C8" w:sz="4" w:space="0"/>
@@ -8159,7 +8159,7 @@
         </w:tc>
         <w:tc>
           <w:tcPr>
-            <w:tcW w:type="dxa" w:w="3948"/>
+            <w:tcW w:type="dxa" w:w="4009"/>
             <w:tcBorders>
               <w:top w:val="single" w:color="D9D5C8" w:sz="4" w:space="0"/>
               <w:left w:val="single" w:color="D9D5C8" w:sz="4" w:space="0"/>
@@ -8196,7 +8196,7 @@
       <w:tr>
         <w:tc>
           <w:tcPr>
-            <w:tcW w:type="dxa" w:w="900"/>
+            <w:tcW w:type="dxa" w:w="913"/>
             <w:tcBorders>
               <w:top w:val="single" w:color="D9D5C8" w:sz="4" w:space="0"/>
               <w:left w:val="single" w:color="D9D5C8" w:sz="4" w:space="0"/>
@@ -8231,7 +8231,7 @@
         </w:tc>
         <w:tc>
           <w:tcPr>
-            <w:tcW w:type="dxa" w:w="1100"/>
+            <w:tcW w:type="dxa" w:w="1116"/>
             <w:tcBorders>
               <w:top w:val="single" w:color="D9D5C8" w:sz="4" w:space="0"/>
               <w:left w:val="single" w:color="D9D5C8" w:sz="4" w:space="0"/>
@@ -8266,7 +8266,7 @@
         </w:tc>
         <w:tc>
           <w:tcPr>
-            <w:tcW w:type="dxa" w:w="900"/>
+            <w:tcW w:type="dxa" w:w="913"/>
             <w:tcBorders>
               <w:top w:val="single" w:color="D9D5C8" w:sz="4" w:space="0"/>
               <w:left w:val="single" w:color="D9D5C8" w:sz="4" w:space="0"/>
@@ -8301,7 +8301,7 @@
         </w:tc>
         <w:tc>
           <w:tcPr>
-            <w:tcW w:type="dxa" w:w="900"/>
+            <w:tcW w:type="dxa" w:w="913"/>
             <w:tcBorders>
               <w:top w:val="single" w:color="D9D5C8" w:sz="4" w:space="0"/>
               <w:left w:val="single" w:color="D9D5C8" w:sz="4" w:space="0"/>
@@ -8336,7 +8336,7 @@
         </w:tc>
         <w:tc>
           <w:tcPr>
-            <w:tcW w:type="dxa" w:w="1900"/>
+            <w:tcW w:type="dxa" w:w="1928"/>
             <w:tcBorders>
               <w:top w:val="single" w:color="D9D5C8" w:sz="4" w:space="0"/>
               <w:left w:val="single" w:color="D9D5C8" w:sz="4" w:space="0"/>
@@ -8371,7 +8371,7 @@
         </w:tc>
         <w:tc>
           <w:tcPr>
-            <w:tcW w:type="dxa" w:w="3948"/>
+            <w:tcW w:type="dxa" w:w="4009"/>
             <w:tcBorders>
               <w:top w:val="single" w:color="D9D5C8" w:sz="4" w:space="0"/>
               <w:left w:val="single" w:color="D9D5C8" w:sz="4" w:space="0"/>
@@ -8408,7 +8408,7 @@
       <w:tr>
         <w:tc>
           <w:tcPr>
-            <w:tcW w:type="dxa" w:w="900"/>
+            <w:tcW w:type="dxa" w:w="913"/>
             <w:tcBorders>
               <w:top w:val="single" w:color="D9D5C8" w:sz="4" w:space="0"/>
               <w:left w:val="single" w:color="D9D5C8" w:sz="4" w:space="0"/>
@@ -8443,7 +8443,7 @@
         </w:tc>
         <w:tc>
           <w:tcPr>
-            <w:tcW w:type="dxa" w:w="1100"/>
+            <w:tcW w:type="dxa" w:w="1116"/>
             <w:tcBorders>
               <w:top w:val="single" w:color="D9D5C8" w:sz="4" w:space="0"/>
               <w:left w:val="single" w:color="D9D5C8" w:sz="4" w:space="0"/>
@@ -8478,7 +8478,7 @@
         </w:tc>
         <w:tc>
           <w:tcPr>
-            <w:tcW w:type="dxa" w:w="900"/>
+            <w:tcW w:type="dxa" w:w="913"/>
             <w:tcBorders>
               <w:top w:val="single" w:color="D9D5C8" w:sz="4" w:space="0"/>
               <w:left w:val="single" w:color="D9D5C8" w:sz="4" w:space="0"/>
@@ -8513,7 +8513,7 @@
         </w:tc>
         <w:tc>
           <w:tcPr>
-            <w:tcW w:type="dxa" w:w="900"/>
+            <w:tcW w:type="dxa" w:w="913"/>
             <w:tcBorders>
               <w:top w:val="single" w:color="D9D5C8" w:sz="4" w:space="0"/>
               <w:left w:val="single" w:color="D9D5C8" w:sz="4" w:space="0"/>
@@ -8548,7 +8548,7 @@
         </w:tc>
         <w:tc>
           <w:tcPr>
-            <w:tcW w:type="dxa" w:w="1900"/>
+            <w:tcW w:type="dxa" w:w="1928"/>
             <w:tcBorders>
               <w:top w:val="single" w:color="D9D5C8" w:sz="4" w:space="0"/>
               <w:left w:val="single" w:color="D9D5C8" w:sz="4" w:space="0"/>
@@ -8583,7 +8583,7 @@
         </w:tc>
         <w:tc>
           <w:tcPr>
-            <w:tcW w:type="dxa" w:w="3948"/>
+            <w:tcW w:type="dxa" w:w="4009"/>
             <w:tcBorders>
               <w:top w:val="single" w:color="D9D5C8" w:sz="4" w:space="0"/>
               <w:left w:val="single" w:color="D9D5C8" w:sz="4" w:space="0"/>
@@ -8620,7 +8620,7 @@
       <w:tr>
         <w:tc>
           <w:tcPr>
-            <w:tcW w:type="dxa" w:w="900"/>
+            <w:tcW w:type="dxa" w:w="913"/>
             <w:tcBorders>
               <w:top w:val="single" w:color="D9D5C8" w:sz="4" w:space="0"/>
               <w:left w:val="single" w:color="D9D5C8" w:sz="4" w:space="0"/>
@@ -8655,7 +8655,7 @@
         </w:tc>
         <w:tc>
           <w:tcPr>
-            <w:tcW w:type="dxa" w:w="1100"/>
+            <w:tcW w:type="dxa" w:w="1116"/>
             <w:tcBorders>
               <w:top w:val="single" w:color="D9D5C8" w:sz="4" w:space="0"/>
               <w:left w:val="single" w:color="D9D5C8" w:sz="4" w:space="0"/>
@@ -8690,7 +8690,7 @@
         </w:tc>
         <w:tc>
           <w:tcPr>
-            <w:tcW w:type="dxa" w:w="900"/>
+            <w:tcW w:type="dxa" w:w="913"/>
             <w:tcBorders>
               <w:top w:val="single" w:color="D9D5C8" w:sz="4" w:space="0"/>
               <w:left w:val="single" w:color="D9D5C8" w:sz="4" w:space="0"/>
@@ -8725,7 +8725,7 @@
         </w:tc>
         <w:tc>
           <w:tcPr>
-            <w:tcW w:type="dxa" w:w="900"/>
+            <w:tcW w:type="dxa" w:w="913"/>
             <w:tcBorders>
               <w:top w:val="single" w:color="D9D5C8" w:sz="4" w:space="0"/>
               <w:left w:val="single" w:color="D9D5C8" w:sz="4" w:space="0"/>
@@ -8760,7 +8760,7 @@
         </w:tc>
         <w:tc>
           <w:tcPr>
-            <w:tcW w:type="dxa" w:w="1900"/>
+            <w:tcW w:type="dxa" w:w="1928"/>
             <w:tcBorders>
               <w:top w:val="single" w:color="D9D5C8" w:sz="4" w:space="0"/>
               <w:left w:val="single" w:color="D9D5C8" w:sz="4" w:space="0"/>
@@ -8795,7 +8795,7 @@
         </w:tc>
         <w:tc>
           <w:tcPr>
-            <w:tcW w:type="dxa" w:w="3948"/>
+            <w:tcW w:type="dxa" w:w="4009"/>
             <w:tcBorders>
               <w:top w:val="single" w:color="D9D5C8" w:sz="4" w:space="0"/>
               <w:left w:val="single" w:color="D9D5C8" w:sz="4" w:space="0"/>
@@ -8853,7 +8853,7 @@
     </w:p>
     <w:tbl>
       <w:tblPr>
-        <w:tblW w:type="dxa" w:w="9648"/>
+        <w:tblW w:type="dxa" w:w="9792"/>
         <w:tblBorders>
           <w:top w:val="single" w:color="auto" w:sz="4"/>
           <w:left w:val="single" w:color="auto" w:sz="4"/>
@@ -8864,12 +8864,12 @@
         </w:tblBorders>
       </w:tblPr>
       <w:tblGrid>
-        <w:gridCol w:w="9648"/>
+        <w:gridCol w:w="9792"/>
       </w:tblGrid>
       <w:tr>
         <w:tc>
           <w:tcPr>
-            <w:tcW w:type="dxa" w:w="9648"/>
+            <w:tcW w:type="dxa" w:w="9792"/>
             <w:tcBorders>
               <w:top w:val="single" w:color="D9D5C8" w:sz="4" w:space="0"/>
               <w:left w:val="single" w:color="D9D5C8" w:sz="4" w:space="0"/>
@@ -8961,7 +8961,7 @@
     </w:tbl>
     <w:tbl>
       <w:tblPr>
-        <w:tblW w:type="dxa" w:w="9648"/>
+        <w:tblW w:type="dxa" w:w="9792"/>
         <w:tblBorders>
           <w:top w:val="single" w:color="auto" w:sz="4"/>
           <w:left w:val="single" w:color="auto" w:sz="4"/>
@@ -8972,12 +8972,12 @@
         </w:tblBorders>
       </w:tblPr>
       <w:tblGrid>
-        <w:gridCol w:w="9648"/>
+        <w:gridCol w:w="9792"/>
       </w:tblGrid>
       <w:tr>
         <w:tc>
           <w:tcPr>
-            <w:tcW w:type="dxa" w:w="9648"/>
+            <w:tcW w:type="dxa" w:w="9792"/>
             <w:tcBorders>
               <w:top w:val="single" w:color="D9D5C8" w:sz="4" w:space="0"/>
               <w:left w:val="single" w:color="D9D5C8" w:sz="4" w:space="0"/>
@@ -9107,7 +9107,7 @@
     </w:p>
     <w:tbl>
       <w:tblPr>
-        <w:tblW w:type="dxa" w:w="9648"/>
+        <w:tblW w:type="dxa" w:w="9792"/>
         <w:tblBorders>
           <w:top w:val="single" w:color="auto" w:sz="4"/>
           <w:left w:val="single" w:color="auto" w:sz="4"/>
@@ -9118,16 +9118,16 @@
         </w:tblBorders>
       </w:tblPr>
       <w:tblGrid>
-        <w:gridCol w:w="600"/>
-        <w:gridCol w:w="980"/>
-        <w:gridCol w:w="700"/>
-        <w:gridCol w:w="1560"/>
-        <w:gridCol w:w="600"/>
-        <w:gridCol w:w="600"/>
-        <w:gridCol w:w="600"/>
-        <w:gridCol w:w="680"/>
-        <w:gridCol w:w="720"/>
-        <w:gridCol w:w="2568"/>
+        <w:gridCol w:w="611"/>
+        <w:gridCol w:w="999"/>
+        <w:gridCol w:w="713"/>
+        <w:gridCol w:w="1590"/>
+        <w:gridCol w:w="611"/>
+        <w:gridCol w:w="611"/>
+        <w:gridCol w:w="611"/>
+        <w:gridCol w:w="693"/>
+        <w:gridCol w:w="734"/>
+        <w:gridCol w:w="2619"/>
       </w:tblGrid>
       <w:tr>
         <w:trPr>
@@ -9135,7 +9135,7 @@
         </w:trPr>
         <w:tc>
           <w:tcPr>
-            <w:tcW w:type="dxa" w:w="600"/>
+            <w:tcW w:type="dxa" w:w="611"/>
             <w:tcBorders>
               <w:top w:val="single" w:color="D9D5C8" w:sz="4" w:space="0"/>
               <w:left w:val="single" w:color="D9D5C8" w:sz="4" w:space="0"/>
@@ -9171,7 +9171,7 @@
         </w:tc>
         <w:tc>
           <w:tcPr>
-            <w:tcW w:type="dxa" w:w="980"/>
+            <w:tcW w:type="dxa" w:w="999"/>
             <w:tcBorders>
               <w:top w:val="single" w:color="D9D5C8" w:sz="4" w:space="0"/>
               <w:left w:val="single" w:color="D9D5C8" w:sz="4" w:space="0"/>
@@ -9207,7 +9207,7 @@
         </w:tc>
         <w:tc>
           <w:tcPr>
-            <w:tcW w:type="dxa" w:w="700"/>
+            <w:tcW w:type="dxa" w:w="713"/>
             <w:tcBorders>
               <w:top w:val="single" w:color="D9D5C8" w:sz="4" w:space="0"/>
               <w:left w:val="single" w:color="D9D5C8" w:sz="4" w:space="0"/>
@@ -9243,7 +9243,7 @@
         </w:tc>
         <w:tc>
           <w:tcPr>
-            <w:tcW w:type="dxa" w:w="1560"/>
+            <w:tcW w:type="dxa" w:w="1590"/>
             <w:tcBorders>
               <w:top w:val="single" w:color="D9D5C8" w:sz="4" w:space="0"/>
               <w:left w:val="single" w:color="D9D5C8" w:sz="4" w:space="0"/>
@@ -9279,7 +9279,7 @@
         </w:tc>
         <w:tc>
           <w:tcPr>
-            <w:tcW w:type="dxa" w:w="600"/>
+            <w:tcW w:type="dxa" w:w="611"/>
             <w:tcBorders>
               <w:top w:val="single" w:color="D9D5C8" w:sz="4" w:space="0"/>
               <w:left w:val="single" w:color="D9D5C8" w:sz="4" w:space="0"/>
@@ -9315,7 +9315,7 @@
         </w:tc>
         <w:tc>
           <w:tcPr>
-            <w:tcW w:type="dxa" w:w="600"/>
+            <w:tcW w:type="dxa" w:w="611"/>
             <w:tcBorders>
               <w:top w:val="single" w:color="D9D5C8" w:sz="4" w:space="0"/>
               <w:left w:val="single" w:color="D9D5C8" w:sz="4" w:space="0"/>
@@ -9351,7 +9351,7 @@
         </w:tc>
         <w:tc>
           <w:tcPr>
-            <w:tcW w:type="dxa" w:w="600"/>
+            <w:tcW w:type="dxa" w:w="611"/>
             <w:tcBorders>
               <w:top w:val="single" w:color="D9D5C8" w:sz="4" w:space="0"/>
               <w:left w:val="single" w:color="D9D5C8" w:sz="4" w:space="0"/>
@@ -9387,7 +9387,7 @@
         </w:tc>
         <w:tc>
           <w:tcPr>
-            <w:tcW w:type="dxa" w:w="680"/>
+            <w:tcW w:type="dxa" w:w="693"/>
             <w:tcBorders>
               <w:top w:val="single" w:color="D9D5C8" w:sz="4" w:space="0"/>
               <w:left w:val="single" w:color="D9D5C8" w:sz="4" w:space="0"/>
@@ -9423,7 +9423,7 @@
         </w:tc>
         <w:tc>
           <w:tcPr>
-            <w:tcW w:type="dxa" w:w="720"/>
+            <w:tcW w:type="dxa" w:w="734"/>
             <w:tcBorders>
               <w:top w:val="single" w:color="D9D5C8" w:sz="4" w:space="0"/>
               <w:left w:val="single" w:color="D9D5C8" w:sz="4" w:space="0"/>
@@ -9459,7 +9459,7 @@
         </w:tc>
         <w:tc>
           <w:tcPr>
-            <w:tcW w:type="dxa" w:w="2568"/>
+            <w:tcW w:type="dxa" w:w="2619"/>
             <w:tcBorders>
               <w:top w:val="single" w:color="D9D5C8" w:sz="4" w:space="0"/>
               <w:left w:val="single" w:color="D9D5C8" w:sz="4" w:space="0"/>
@@ -9497,7 +9497,7 @@
       <w:tr>
         <w:tc>
           <w:tcPr>
-            <w:tcW w:type="dxa" w:w="600"/>
+            <w:tcW w:type="dxa" w:w="611"/>
             <w:tcBorders>
               <w:top w:val="single" w:color="D9D5C8" w:sz="4" w:space="0"/>
               <w:left w:val="single" w:color="D9D5C8" w:sz="4" w:space="0"/>
@@ -9532,7 +9532,7 @@
         </w:tc>
         <w:tc>
           <w:tcPr>
-            <w:tcW w:type="dxa" w:w="980"/>
+            <w:tcW w:type="dxa" w:w="999"/>
             <w:tcBorders>
               <w:top w:val="single" w:color="D9D5C8" w:sz="4" w:space="0"/>
               <w:left w:val="single" w:color="D9D5C8" w:sz="4" w:space="0"/>
@@ -9567,7 +9567,7 @@
         </w:tc>
         <w:tc>
           <w:tcPr>
-            <w:tcW w:type="dxa" w:w="700"/>
+            <w:tcW w:type="dxa" w:w="713"/>
             <w:tcBorders>
               <w:top w:val="single" w:color="D9D5C8" w:sz="4" w:space="0"/>
               <w:left w:val="single" w:color="D9D5C8" w:sz="4" w:space="0"/>
@@ -9602,7 +9602,7 @@
         </w:tc>
         <w:tc>
           <w:tcPr>
-            <w:tcW w:type="dxa" w:w="1560"/>
+            <w:tcW w:type="dxa" w:w="1590"/>
             <w:tcBorders>
               <w:top w:val="single" w:color="D9D5C8" w:sz="4" w:space="0"/>
               <w:left w:val="single" w:color="D9D5C8" w:sz="4" w:space="0"/>
@@ -9637,7 +9637,7 @@
         </w:tc>
         <w:tc>
           <w:tcPr>
-            <w:tcW w:type="dxa" w:w="600"/>
+            <w:tcW w:type="dxa" w:w="611"/>
             <w:tcBorders>
               <w:top w:val="single" w:color="D9D5C8" w:sz="4" w:space="0"/>
               <w:left w:val="single" w:color="D9D5C8" w:sz="4" w:space="0"/>
@@ -9672,7 +9672,7 @@
         </w:tc>
         <w:tc>
           <w:tcPr>
-            <w:tcW w:type="dxa" w:w="600"/>
+            <w:tcW w:type="dxa" w:w="611"/>
             <w:tcBorders>
               <w:top w:val="single" w:color="D9D5C8" w:sz="4" w:space="0"/>
               <w:left w:val="single" w:color="D9D5C8" w:sz="4" w:space="0"/>
@@ -9707,7 +9707,7 @@
         </w:tc>
         <w:tc>
           <w:tcPr>
-            <w:tcW w:type="dxa" w:w="600"/>
+            <w:tcW w:type="dxa" w:w="611"/>
             <w:tcBorders>
               <w:top w:val="single" w:color="D9D5C8" w:sz="4" w:space="0"/>
               <w:left w:val="single" w:color="D9D5C8" w:sz="4" w:space="0"/>
@@ -9742,7 +9742,7 @@
         </w:tc>
         <w:tc>
           <w:tcPr>
-            <w:tcW w:type="dxa" w:w="680"/>
+            <w:tcW w:type="dxa" w:w="693"/>
             <w:tcBorders>
               <w:top w:val="single" w:color="D9D5C8" w:sz="4" w:space="0"/>
               <w:left w:val="single" w:color="D9D5C8" w:sz="4" w:space="0"/>
@@ -9777,7 +9777,7 @@
         </w:tc>
         <w:tc>
           <w:tcPr>
-            <w:tcW w:type="dxa" w:w="720"/>
+            <w:tcW w:type="dxa" w:w="734"/>
             <w:tcBorders>
               <w:top w:val="single" w:color="D9D5C8" w:sz="4" w:space="0"/>
               <w:left w:val="single" w:color="D9D5C8" w:sz="4" w:space="0"/>
@@ -9812,7 +9812,7 @@
         </w:tc>
         <w:tc>
           <w:tcPr>
-            <w:tcW w:type="dxa" w:w="2568"/>
+            <w:tcW w:type="dxa" w:w="2619"/>
             <w:tcBorders>
               <w:top w:val="single" w:color="D9D5C8" w:sz="4" w:space="0"/>
               <w:left w:val="single" w:color="D9D5C8" w:sz="4" w:space="0"/>
@@ -9849,7 +9849,7 @@
       <w:tr>
         <w:tc>
           <w:tcPr>
-            <w:tcW w:type="dxa" w:w="600"/>
+            <w:tcW w:type="dxa" w:w="611"/>
             <w:tcBorders>
               <w:top w:val="single" w:color="D9D5C8" w:sz="4" w:space="0"/>
               <w:left w:val="single" w:color="D9D5C8" w:sz="4" w:space="0"/>
@@ -9884,7 +9884,7 @@
         </w:tc>
         <w:tc>
           <w:tcPr>
-            <w:tcW w:type="dxa" w:w="980"/>
+            <w:tcW w:type="dxa" w:w="999"/>
             <w:tcBorders>
               <w:top w:val="single" w:color="D9D5C8" w:sz="4" w:space="0"/>
               <w:left w:val="single" w:color="D9D5C8" w:sz="4" w:space="0"/>
@@ -9919,7 +9919,7 @@
         </w:tc>
         <w:tc>
           <w:tcPr>
-            <w:tcW w:type="dxa" w:w="700"/>
+            <w:tcW w:type="dxa" w:w="713"/>
             <w:tcBorders>
               <w:top w:val="single" w:color="D9D5C8" w:sz="4" w:space="0"/>
               <w:left w:val="single" w:color="D9D5C8" w:sz="4" w:space="0"/>
@@ -9954,7 +9954,7 @@
         </w:tc>
         <w:tc>
           <w:tcPr>
-            <w:tcW w:type="dxa" w:w="1560"/>
+            <w:tcW w:type="dxa" w:w="1590"/>
             <w:tcBorders>
               <w:top w:val="single" w:color="D9D5C8" w:sz="4" w:space="0"/>
               <w:left w:val="single" w:color="D9D5C8" w:sz="4" w:space="0"/>
@@ -9989,7 +9989,7 @@
         </w:tc>
         <w:tc>
           <w:tcPr>
-            <w:tcW w:type="dxa" w:w="600"/>
+            <w:tcW w:type="dxa" w:w="611"/>
             <w:tcBorders>
               <w:top w:val="single" w:color="D9D5C8" w:sz="4" w:space="0"/>
               <w:left w:val="single" w:color="D9D5C8" w:sz="4" w:space="0"/>
@@ -10024,7 +10024,7 @@
         </w:tc>
         <w:tc>
           <w:tcPr>
-            <w:tcW w:type="dxa" w:w="600"/>
+            <w:tcW w:type="dxa" w:w="611"/>
             <w:tcBorders>
               <w:top w:val="single" w:color="D9D5C8" w:sz="4" w:space="0"/>
               <w:left w:val="single" w:color="D9D5C8" w:sz="4" w:space="0"/>
@@ -10059,7 +10059,7 @@
         </w:tc>
         <w:tc>
           <w:tcPr>
-            <w:tcW w:type="dxa" w:w="600"/>
+            <w:tcW w:type="dxa" w:w="611"/>
             <w:tcBorders>
               <w:top w:val="single" w:color="D9D5C8" w:sz="4" w:space="0"/>
               <w:left w:val="single" w:color="D9D5C8" w:sz="4" w:space="0"/>
@@ -10094,7 +10094,7 @@
         </w:tc>
         <w:tc>
           <w:tcPr>
-            <w:tcW w:type="dxa" w:w="680"/>
+            <w:tcW w:type="dxa" w:w="693"/>
             <w:tcBorders>
               <w:top w:val="single" w:color="D9D5C8" w:sz="4" w:space="0"/>
               <w:left w:val="single" w:color="D9D5C8" w:sz="4" w:space="0"/>
@@ -10129,7 +10129,7 @@
         </w:tc>
         <w:tc>
           <w:tcPr>
-            <w:tcW w:type="dxa" w:w="720"/>
+            <w:tcW w:type="dxa" w:w="734"/>
             <w:tcBorders>
               <w:top w:val="single" w:color="D9D5C8" w:sz="4" w:space="0"/>
               <w:left w:val="single" w:color="D9D5C8" w:sz="4" w:space="0"/>
@@ -10164,7 +10164,7 @@
         </w:tc>
         <w:tc>
           <w:tcPr>
-            <w:tcW w:type="dxa" w:w="2568"/>
+            <w:tcW w:type="dxa" w:w="2619"/>
             <w:tcBorders>
               <w:top w:val="single" w:color="D9D5C8" w:sz="4" w:space="0"/>
               <w:left w:val="single" w:color="D9D5C8" w:sz="4" w:space="0"/>
@@ -10201,7 +10201,7 @@
       <w:tr>
         <w:tc>
           <w:tcPr>
-            <w:tcW w:type="dxa" w:w="600"/>
+            <w:tcW w:type="dxa" w:w="611"/>
             <w:tcBorders>
               <w:top w:val="single" w:color="D9D5C8" w:sz="4" w:space="0"/>
               <w:left w:val="single" w:color="D9D5C8" w:sz="4" w:space="0"/>
@@ -10236,7 +10236,7 @@
         </w:tc>
         <w:tc>
           <w:tcPr>
-            <w:tcW w:type="dxa" w:w="980"/>
+            <w:tcW w:type="dxa" w:w="999"/>
             <w:tcBorders>
               <w:top w:val="single" w:color="D9D5C8" w:sz="4" w:space="0"/>
               <w:left w:val="single" w:color="D9D5C8" w:sz="4" w:space="0"/>
@@ -10271,7 +10271,7 @@
         </w:tc>
         <w:tc>
           <w:tcPr>
-            <w:tcW w:type="dxa" w:w="700"/>
+            <w:tcW w:type="dxa" w:w="713"/>
             <w:tcBorders>
               <w:top w:val="single" w:color="D9D5C8" w:sz="4" w:space="0"/>
               <w:left w:val="single" w:color="D9D5C8" w:sz="4" w:space="0"/>
@@ -10306,7 +10306,7 @@
         </w:tc>
         <w:tc>
           <w:tcPr>
-            <w:tcW w:type="dxa" w:w="1560"/>
+            <w:tcW w:type="dxa" w:w="1590"/>
             <w:tcBorders>
               <w:top w:val="single" w:color="D9D5C8" w:sz="4" w:space="0"/>
               <w:left w:val="single" w:color="D9D5C8" w:sz="4" w:space="0"/>
@@ -10341,7 +10341,7 @@
         </w:tc>
         <w:tc>
           <w:tcPr>
-            <w:tcW w:type="dxa" w:w="600"/>
+            <w:tcW w:type="dxa" w:w="611"/>
             <w:tcBorders>
               <w:top w:val="single" w:color="D9D5C8" w:sz="4" w:space="0"/>
               <w:left w:val="single" w:color="D9D5C8" w:sz="4" w:space="0"/>
@@ -10376,7 +10376,7 @@
         </w:tc>
         <w:tc>
           <w:tcPr>
-            <w:tcW w:type="dxa" w:w="600"/>
+            <w:tcW w:type="dxa" w:w="611"/>
             <w:tcBorders>
               <w:top w:val="single" w:color="D9D5C8" w:sz="4" w:space="0"/>
               <w:left w:val="single" w:color="D9D5C8" w:sz="4" w:space="0"/>
@@ -10411,7 +10411,7 @@
         </w:tc>
         <w:tc>
           <w:tcPr>
-            <w:tcW w:type="dxa" w:w="600"/>
+            <w:tcW w:type="dxa" w:w="611"/>
             <w:tcBorders>
               <w:top w:val="single" w:color="D9D5C8" w:sz="4" w:space="0"/>
               <w:left w:val="single" w:color="D9D5C8" w:sz="4" w:space="0"/>
@@ -10446,7 +10446,7 @@
         </w:tc>
         <w:tc>
           <w:tcPr>
-            <w:tcW w:type="dxa" w:w="680"/>
+            <w:tcW w:type="dxa" w:w="693"/>
             <w:tcBorders>
               <w:top w:val="single" w:color="D9D5C8" w:sz="4" w:space="0"/>
               <w:left w:val="single" w:color="D9D5C8" w:sz="4" w:space="0"/>
@@ -10481,7 +10481,7 @@
         </w:tc>
         <w:tc>
           <w:tcPr>
-            <w:tcW w:type="dxa" w:w="720"/>
+            <w:tcW w:type="dxa" w:w="734"/>
             <w:tcBorders>
               <w:top w:val="single" w:color="D9D5C8" w:sz="4" w:space="0"/>
               <w:left w:val="single" w:color="D9D5C8" w:sz="4" w:space="0"/>
@@ -10516,7 +10516,7 @@
         </w:tc>
         <w:tc>
           <w:tcPr>
-            <w:tcW w:type="dxa" w:w="2568"/>
+            <w:tcW w:type="dxa" w:w="2619"/>
             <w:tcBorders>
               <w:top w:val="single" w:color="D9D5C8" w:sz="4" w:space="0"/>
               <w:left w:val="single" w:color="D9D5C8" w:sz="4" w:space="0"/>
@@ -10553,7 +10553,7 @@
       <w:tr>
         <w:tc>
           <w:tcPr>
-            <w:tcW w:type="dxa" w:w="600"/>
+            <w:tcW w:type="dxa" w:w="611"/>
             <w:tcBorders>
               <w:top w:val="single" w:color="D9D5C8" w:sz="4" w:space="0"/>
               <w:left w:val="single" w:color="D9D5C8" w:sz="4" w:space="0"/>
@@ -10588,7 +10588,7 @@
         </w:tc>
         <w:tc>
           <w:tcPr>
-            <w:tcW w:type="dxa" w:w="980"/>
+            <w:tcW w:type="dxa" w:w="999"/>
             <w:tcBorders>
               <w:top w:val="single" w:color="D9D5C8" w:sz="4" w:space="0"/>
               <w:left w:val="single" w:color="D9D5C8" w:sz="4" w:space="0"/>
@@ -10623,7 +10623,7 @@
         </w:tc>
         <w:tc>
           <w:tcPr>
-            <w:tcW w:type="dxa" w:w="700"/>
+            <w:tcW w:type="dxa" w:w="713"/>
             <w:tcBorders>
               <w:top w:val="single" w:color="D9D5C8" w:sz="4" w:space="0"/>
               <w:left w:val="single" w:color="D9D5C8" w:sz="4" w:space="0"/>
@@ -10658,7 +10658,7 @@
         </w:tc>
         <w:tc>
           <w:tcPr>
-            <w:tcW w:type="dxa" w:w="1560"/>
+            <w:tcW w:type="dxa" w:w="1590"/>
             <w:tcBorders>
               <w:top w:val="single" w:color="D9D5C8" w:sz="4" w:space="0"/>
               <w:left w:val="single" w:color="D9D5C8" w:sz="4" w:space="0"/>
@@ -10693,7 +10693,7 @@
         </w:tc>
         <w:tc>
           <w:tcPr>
-            <w:tcW w:type="dxa" w:w="600"/>
+            <w:tcW w:type="dxa" w:w="611"/>
             <w:tcBorders>
               <w:top w:val="single" w:color="D9D5C8" w:sz="4" w:space="0"/>
               <w:left w:val="single" w:color="D9D5C8" w:sz="4" w:space="0"/>
@@ -10728,7 +10728,7 @@
         </w:tc>
         <w:tc>
           <w:tcPr>
-            <w:tcW w:type="dxa" w:w="600"/>
+            <w:tcW w:type="dxa" w:w="611"/>
             <w:tcBorders>
               <w:top w:val="single" w:color="D9D5C8" w:sz="4" w:space="0"/>
               <w:left w:val="single" w:color="D9D5C8" w:sz="4" w:space="0"/>
@@ -10763,7 +10763,7 @@
         </w:tc>
         <w:tc>
           <w:tcPr>
-            <w:tcW w:type="dxa" w:w="600"/>
+            <w:tcW w:type="dxa" w:w="611"/>
             <w:tcBorders>
               <w:top w:val="single" w:color="D9D5C8" w:sz="4" w:space="0"/>
               <w:left w:val="single" w:color="D9D5C8" w:sz="4" w:space="0"/>
@@ -10798,7 +10798,7 @@
         </w:tc>
         <w:tc>
           <w:tcPr>
-            <w:tcW w:type="dxa" w:w="680"/>
+            <w:tcW w:type="dxa" w:w="693"/>
             <w:tcBorders>
               <w:top w:val="single" w:color="D9D5C8" w:sz="4" w:space="0"/>
               <w:left w:val="single" w:color="D9D5C8" w:sz="4" w:space="0"/>
@@ -10833,7 +10833,7 @@
         </w:tc>
         <w:tc>
           <w:tcPr>
-            <w:tcW w:type="dxa" w:w="720"/>
+            <w:tcW w:type="dxa" w:w="734"/>
             <w:tcBorders>
               <w:top w:val="single" w:color="D9D5C8" w:sz="4" w:space="0"/>
               <w:left w:val="single" w:color="D9D5C8" w:sz="4" w:space="0"/>
@@ -10868,7 +10868,7 @@
         </w:tc>
         <w:tc>
           <w:tcPr>
-            <w:tcW w:type="dxa" w:w="2568"/>
+            <w:tcW w:type="dxa" w:w="2619"/>
             <w:tcBorders>
               <w:top w:val="single" w:color="D9D5C8" w:sz="4" w:space="0"/>
               <w:left w:val="single" w:color="D9D5C8" w:sz="4" w:space="0"/>
@@ -10905,7 +10905,7 @@
       <w:tr>
         <w:tc>
           <w:tcPr>
-            <w:tcW w:type="dxa" w:w="600"/>
+            <w:tcW w:type="dxa" w:w="611"/>
             <w:tcBorders>
               <w:top w:val="single" w:color="D9D5C8" w:sz="4" w:space="0"/>
               <w:left w:val="single" w:color="D9D5C8" w:sz="4" w:space="0"/>
@@ -10940,7 +10940,7 @@
         </w:tc>
         <w:tc>
           <w:tcPr>
-            <w:tcW w:type="dxa" w:w="980"/>
+            <w:tcW w:type="dxa" w:w="999"/>
             <w:tcBorders>
               <w:top w:val="single" w:color="D9D5C8" w:sz="4" w:space="0"/>
               <w:left w:val="single" w:color="D9D5C8" w:sz="4" w:space="0"/>
@@ -10975,7 +10975,7 @@
         </w:tc>
         <w:tc>
           <w:tcPr>
-            <w:tcW w:type="dxa" w:w="700"/>
+            <w:tcW w:type="dxa" w:w="713"/>
             <w:tcBorders>
               <w:top w:val="single" w:color="D9D5C8" w:sz="4" w:space="0"/>
               <w:left w:val="single" w:color="D9D5C8" w:sz="4" w:space="0"/>
@@ -11010,7 +11010,7 @@
         </w:tc>
         <w:tc>
           <w:tcPr>
-            <w:tcW w:type="dxa" w:w="1560"/>
+            <w:tcW w:type="dxa" w:w="1590"/>
             <w:tcBorders>
               <w:top w:val="single" w:color="D9D5C8" w:sz="4" w:space="0"/>
               <w:left w:val="single" w:color="D9D5C8" w:sz="4" w:space="0"/>
@@ -11045,7 +11045,7 @@
         </w:tc>
         <w:tc>
           <w:tcPr>
-            <w:tcW w:type="dxa" w:w="600"/>
+            <w:tcW w:type="dxa" w:w="611"/>
             <w:tcBorders>
               <w:top w:val="single" w:color="D9D5C8" w:sz="4" w:space="0"/>
               <w:left w:val="single" w:color="D9D5C8" w:sz="4" w:space="0"/>
@@ -11080,7 +11080,7 @@
         </w:tc>
         <w:tc>
           <w:tcPr>
-            <w:tcW w:type="dxa" w:w="600"/>
+            <w:tcW w:type="dxa" w:w="611"/>
             <w:tcBorders>
               <w:top w:val="single" w:color="D9D5C8" w:sz="4" w:space="0"/>
               <w:left w:val="single" w:color="D9D5C8" w:sz="4" w:space="0"/>
@@ -11115,7 +11115,7 @@
         </w:tc>
         <w:tc>
           <w:tcPr>
-            <w:tcW w:type="dxa" w:w="600"/>
+            <w:tcW w:type="dxa" w:w="611"/>
             <w:tcBorders>
               <w:top w:val="single" w:color="D9D5C8" w:sz="4" w:space="0"/>
               <w:left w:val="single" w:color="D9D5C8" w:sz="4" w:space="0"/>
@@ -11150,7 +11150,7 @@
         </w:tc>
         <w:tc>
           <w:tcPr>
-            <w:tcW w:type="dxa" w:w="680"/>
+            <w:tcW w:type="dxa" w:w="693"/>
             <w:tcBorders>
               <w:top w:val="single" w:color="D9D5C8" w:sz="4" w:space="0"/>
               <w:left w:val="single" w:color="D9D5C8" w:sz="4" w:space="0"/>
@@ -11185,7 +11185,7 @@
         </w:tc>
         <w:tc>
           <w:tcPr>
-            <w:tcW w:type="dxa" w:w="720"/>
+            <w:tcW w:type="dxa" w:w="734"/>
             <w:tcBorders>
               <w:top w:val="single" w:color="D9D5C8" w:sz="4" w:space="0"/>
               <w:left w:val="single" w:color="D9D5C8" w:sz="4" w:space="0"/>
@@ -11220,7 +11220,7 @@
         </w:tc>
         <w:tc>
           <w:tcPr>
-            <w:tcW w:type="dxa" w:w="2568"/>
+            <w:tcW w:type="dxa" w:w="2619"/>
             <w:tcBorders>
               <w:top w:val="single" w:color="D9D5C8" w:sz="4" w:space="0"/>
               <w:left w:val="single" w:color="D9D5C8" w:sz="4" w:space="0"/>
@@ -11257,7 +11257,7 @@
       <w:tr>
         <w:tc>
           <w:tcPr>
-            <w:tcW w:type="dxa" w:w="600"/>
+            <w:tcW w:type="dxa" w:w="611"/>
             <w:tcBorders>
               <w:top w:val="single" w:color="D9D5C8" w:sz="4" w:space="0"/>
               <w:left w:val="single" w:color="D9D5C8" w:sz="4" w:space="0"/>
@@ -11292,7 +11292,7 @@
         </w:tc>
         <w:tc>
           <w:tcPr>
-            <w:tcW w:type="dxa" w:w="980"/>
+            <w:tcW w:type="dxa" w:w="999"/>
             <w:tcBorders>
               <w:top w:val="single" w:color="D9D5C8" w:sz="4" w:space="0"/>
               <w:left w:val="single" w:color="D9D5C8" w:sz="4" w:space="0"/>
@@ -11327,7 +11327,7 @@
         </w:tc>
         <w:tc>
           <w:tcPr>
-            <w:tcW w:type="dxa" w:w="700"/>
+            <w:tcW w:type="dxa" w:w="713"/>
             <w:tcBorders>
               <w:top w:val="single" w:color="D9D5C8" w:sz="4" w:space="0"/>
               <w:left w:val="single" w:color="D9D5C8" w:sz="4" w:space="0"/>
@@ -11362,7 +11362,7 @@
         </w:tc>
         <w:tc>
           <w:tcPr>
-            <w:tcW w:type="dxa" w:w="1560"/>
+            <w:tcW w:type="dxa" w:w="1590"/>
             <w:tcBorders>
               <w:top w:val="single" w:color="D9D5C8" w:sz="4" w:space="0"/>
               <w:left w:val="single" w:color="D9D5C8" w:sz="4" w:space="0"/>
@@ -11397,7 +11397,7 @@
         </w:tc>
         <w:tc>
           <w:tcPr>
-            <w:tcW w:type="dxa" w:w="600"/>
+            <w:tcW w:type="dxa" w:w="611"/>
             <w:tcBorders>
               <w:top w:val="single" w:color="D9D5C8" w:sz="4" w:space="0"/>
               <w:left w:val="single" w:color="D9D5C8" w:sz="4" w:space="0"/>
@@ -11432,7 +11432,7 @@
         </w:tc>
         <w:tc>
           <w:tcPr>
-            <w:tcW w:type="dxa" w:w="600"/>
+            <w:tcW w:type="dxa" w:w="611"/>
             <w:tcBorders>
               <w:top w:val="single" w:color="D9D5C8" w:sz="4" w:space="0"/>
               <w:left w:val="single" w:color="D9D5C8" w:sz="4" w:space="0"/>
@@ -11467,7 +11467,7 @@
         </w:tc>
         <w:tc>
           <w:tcPr>
-            <w:tcW w:type="dxa" w:w="600"/>
+            <w:tcW w:type="dxa" w:w="611"/>
             <w:tcBorders>
               <w:top w:val="single" w:color="D9D5C8" w:sz="4" w:space="0"/>
               <w:left w:val="single" w:color="D9D5C8" w:sz="4" w:space="0"/>
@@ -11502,7 +11502,7 @@
         </w:tc>
         <w:tc>
           <w:tcPr>
-            <w:tcW w:type="dxa" w:w="680"/>
+            <w:tcW w:type="dxa" w:w="693"/>
             <w:tcBorders>
               <w:top w:val="single" w:color="D9D5C8" w:sz="4" w:space="0"/>
               <w:left w:val="single" w:color="D9D5C8" w:sz="4" w:space="0"/>
@@ -11537,7 +11537,7 @@
         </w:tc>
         <w:tc>
           <w:tcPr>
-            <w:tcW w:type="dxa" w:w="720"/>
+            <w:tcW w:type="dxa" w:w="734"/>
             <w:tcBorders>
               <w:top w:val="single" w:color="D9D5C8" w:sz="4" w:space="0"/>
               <w:left w:val="single" w:color="D9D5C8" w:sz="4" w:space="0"/>
@@ -11572,7 +11572,7 @@
         </w:tc>
         <w:tc>
           <w:tcPr>
-            <w:tcW w:type="dxa" w:w="2568"/>
+            <w:tcW w:type="dxa" w:w="2619"/>
             <w:tcBorders>
               <w:top w:val="single" w:color="D9D5C8" w:sz="4" w:space="0"/>
               <w:left w:val="single" w:color="D9D5C8" w:sz="4" w:space="0"/>
@@ -11609,7 +11609,7 @@
       <w:tr>
         <w:tc>
           <w:tcPr>
-            <w:tcW w:type="dxa" w:w="600"/>
+            <w:tcW w:type="dxa" w:w="611"/>
             <w:tcBorders>
               <w:top w:val="single" w:color="D9D5C8" w:sz="4" w:space="0"/>
               <w:left w:val="single" w:color="D9D5C8" w:sz="4" w:space="0"/>
@@ -11644,7 +11644,7 @@
         </w:tc>
         <w:tc>
           <w:tcPr>
-            <w:tcW w:type="dxa" w:w="980"/>
+            <w:tcW w:type="dxa" w:w="999"/>
             <w:tcBorders>
               <w:top w:val="single" w:color="D9D5C8" w:sz="4" w:space="0"/>
               <w:left w:val="single" w:color="D9D5C8" w:sz="4" w:space="0"/>
@@ -11679,7 +11679,7 @@
         </w:tc>
         <w:tc>
           <w:tcPr>
-            <w:tcW w:type="dxa" w:w="700"/>
+            <w:tcW w:type="dxa" w:w="713"/>
             <w:tcBorders>
               <w:top w:val="single" w:color="D9D5C8" w:sz="4" w:space="0"/>
               <w:left w:val="single" w:color="D9D5C8" w:sz="4" w:space="0"/>
@@ -11714,7 +11714,7 @@
         </w:tc>
         <w:tc>
           <w:tcPr>
-            <w:tcW w:type="dxa" w:w="1560"/>
+            <w:tcW w:type="dxa" w:w="1590"/>
             <w:tcBorders>
               <w:top w:val="single" w:color="D9D5C8" w:sz="4" w:space="0"/>
               <w:left w:val="single" w:color="D9D5C8" w:sz="4" w:space="0"/>
@@ -11749,7 +11749,7 @@
         </w:tc>
         <w:tc>
           <w:tcPr>
-            <w:tcW w:type="dxa" w:w="600"/>
+            <w:tcW w:type="dxa" w:w="611"/>
             <w:tcBorders>
               <w:top w:val="single" w:color="D9D5C8" w:sz="4" w:space="0"/>
               <w:left w:val="single" w:color="D9D5C8" w:sz="4" w:space="0"/>
@@ -11784,7 +11784,7 @@
         </w:tc>
         <w:tc>
           <w:tcPr>
-            <w:tcW w:type="dxa" w:w="600"/>
+            <w:tcW w:type="dxa" w:w="611"/>
             <w:tcBorders>
               <w:top w:val="single" w:color="D9D5C8" w:sz="4" w:space="0"/>
               <w:left w:val="single" w:color="D9D5C8" w:sz="4" w:space="0"/>
@@ -11819,7 +11819,7 @@
         </w:tc>
         <w:tc>
           <w:tcPr>
-            <w:tcW w:type="dxa" w:w="600"/>
+            <w:tcW w:type="dxa" w:w="611"/>
             <w:tcBorders>
               <w:top w:val="single" w:color="D9D5C8" w:sz="4" w:space="0"/>
               <w:left w:val="single" w:color="D9D5C8" w:sz="4" w:space="0"/>
@@ -11854,7 +11854,7 @@
         </w:tc>
         <w:tc>
           <w:tcPr>
-            <w:tcW w:type="dxa" w:w="680"/>
+            <w:tcW w:type="dxa" w:w="693"/>
             <w:tcBorders>
               <w:top w:val="single" w:color="D9D5C8" w:sz="4" w:space="0"/>
               <w:left w:val="single" w:color="D9D5C8" w:sz="4" w:space="0"/>
@@ -11889,7 +11889,7 @@
         </w:tc>
         <w:tc>
           <w:tcPr>
-            <w:tcW w:type="dxa" w:w="720"/>
+            <w:tcW w:type="dxa" w:w="734"/>
             <w:tcBorders>
               <w:top w:val="single" w:color="D9D5C8" w:sz="4" w:space="0"/>
               <w:left w:val="single" w:color="D9D5C8" w:sz="4" w:space="0"/>
@@ -11924,7 +11924,7 @@
         </w:tc>
         <w:tc>
           <w:tcPr>
-            <w:tcW w:type="dxa" w:w="2568"/>
+            <w:tcW w:type="dxa" w:w="2619"/>
             <w:tcBorders>
               <w:top w:val="single" w:color="D9D5C8" w:sz="4" w:space="0"/>
               <w:left w:val="single" w:color="D9D5C8" w:sz="4" w:space="0"/>
@@ -11981,7 +11981,7 @@
     </w:p>
     <w:tbl>
       <w:tblPr>
-        <w:tblW w:type="dxa" w:w="9648"/>
+        <w:tblW w:type="dxa" w:w="9792"/>
         <w:tblBorders>
           <w:top w:val="single" w:color="auto" w:sz="4"/>
           <w:left w:val="single" w:color="auto" w:sz="4"/>
@@ -11992,16 +11992,16 @@
         </w:tblBorders>
       </w:tblPr>
       <w:tblGrid>
-        <w:gridCol w:w="600"/>
-        <w:gridCol w:w="980"/>
-        <w:gridCol w:w="700"/>
-        <w:gridCol w:w="1560"/>
-        <w:gridCol w:w="600"/>
-        <w:gridCol w:w="600"/>
-        <w:gridCol w:w="600"/>
-        <w:gridCol w:w="680"/>
-        <w:gridCol w:w="720"/>
-        <w:gridCol w:w="2568"/>
+        <w:gridCol w:w="611"/>
+        <w:gridCol w:w="999"/>
+        <w:gridCol w:w="713"/>
+        <w:gridCol w:w="1590"/>
+        <w:gridCol w:w="611"/>
+        <w:gridCol w:w="611"/>
+        <w:gridCol w:w="611"/>
+        <w:gridCol w:w="693"/>
+        <w:gridCol w:w="734"/>
+        <w:gridCol w:w="2619"/>
       </w:tblGrid>
       <w:tr>
         <w:trPr>
@@ -12009,7 +12009,7 @@
         </w:trPr>
         <w:tc>
           <w:tcPr>
-            <w:tcW w:type="dxa" w:w="600"/>
+            <w:tcW w:type="dxa" w:w="611"/>
             <w:tcBorders>
               <w:top w:val="single" w:color="D9D5C8" w:sz="4" w:space="0"/>
               <w:left w:val="single" w:color="D9D5C8" w:sz="4" w:space="0"/>
@@ -12045,7 +12045,7 @@
         </w:tc>
         <w:tc>
           <w:tcPr>
-            <w:tcW w:type="dxa" w:w="980"/>
+            <w:tcW w:type="dxa" w:w="999"/>
             <w:tcBorders>
               <w:top w:val="single" w:color="D9D5C8" w:sz="4" w:space="0"/>
               <w:left w:val="single" w:color="D9D5C8" w:sz="4" w:space="0"/>
@@ -12081,7 +12081,7 @@
         </w:tc>
         <w:tc>
           <w:tcPr>
-            <w:tcW w:type="dxa" w:w="700"/>
+            <w:tcW w:type="dxa" w:w="713"/>
             <w:tcBorders>
               <w:top w:val="single" w:color="D9D5C8" w:sz="4" w:space="0"/>
               <w:left w:val="single" w:color="D9D5C8" w:sz="4" w:space="0"/>
@@ -12117,7 +12117,7 @@
         </w:tc>
         <w:tc>
           <w:tcPr>
-            <w:tcW w:type="dxa" w:w="1560"/>
+            <w:tcW w:type="dxa" w:w="1590"/>
             <w:tcBorders>
               <w:top w:val="single" w:color="D9D5C8" w:sz="4" w:space="0"/>
               <w:left w:val="single" w:color="D9D5C8" w:sz="4" w:space="0"/>
@@ -12153,7 +12153,7 @@
         </w:tc>
         <w:tc>
           <w:tcPr>
-            <w:tcW w:type="dxa" w:w="600"/>
+            <w:tcW w:type="dxa" w:w="611"/>
             <w:tcBorders>
               <w:top w:val="single" w:color="D9D5C8" w:sz="4" w:space="0"/>
               <w:left w:val="single" w:color="D9D5C8" w:sz="4" w:space="0"/>
@@ -12189,7 +12189,7 @@
         </w:tc>
         <w:tc>
           <w:tcPr>
-            <w:tcW w:type="dxa" w:w="600"/>
+            <w:tcW w:type="dxa" w:w="611"/>
             <w:tcBorders>
               <w:top w:val="single" w:color="D9D5C8" w:sz="4" w:space="0"/>
               <w:left w:val="single" w:color="D9D5C8" w:sz="4" w:space="0"/>
@@ -12225,7 +12225,7 @@
         </w:tc>
         <w:tc>
           <w:tcPr>
-            <w:tcW w:type="dxa" w:w="600"/>
+            <w:tcW w:type="dxa" w:w="611"/>
             <w:tcBorders>
               <w:top w:val="single" w:color="D9D5C8" w:sz="4" w:space="0"/>
               <w:left w:val="single" w:color="D9D5C8" w:sz="4" w:space="0"/>
@@ -12261,7 +12261,7 @@
         </w:tc>
         <w:tc>
           <w:tcPr>
-            <w:tcW w:type="dxa" w:w="680"/>
+            <w:tcW w:type="dxa" w:w="693"/>
             <w:tcBorders>
               <w:top w:val="single" w:color="D9D5C8" w:sz="4" w:space="0"/>
               <w:left w:val="single" w:color="D9D5C8" w:sz="4" w:space="0"/>
@@ -12297,7 +12297,7 @@
         </w:tc>
         <w:tc>
           <w:tcPr>
-            <w:tcW w:type="dxa" w:w="720"/>
+            <w:tcW w:type="dxa" w:w="734"/>
             <w:tcBorders>
               <w:top w:val="single" w:color="D9D5C8" w:sz="4" w:space="0"/>
               <w:left w:val="single" w:color="D9D5C8" w:sz="4" w:space="0"/>
@@ -12333,7 +12333,7 @@
         </w:tc>
         <w:tc>
           <w:tcPr>
-            <w:tcW w:type="dxa" w:w="2568"/>
+            <w:tcW w:type="dxa" w:w="2619"/>
             <w:tcBorders>
               <w:top w:val="single" w:color="D9D5C8" w:sz="4" w:space="0"/>
               <w:left w:val="single" w:color="D9D5C8" w:sz="4" w:space="0"/>
@@ -12371,7 +12371,7 @@
       <w:tr>
         <w:tc>
           <w:tcPr>
-            <w:tcW w:type="dxa" w:w="600"/>
+            <w:tcW w:type="dxa" w:w="611"/>
             <w:tcBorders>
               <w:top w:val="single" w:color="D9D5C8" w:sz="4" w:space="0"/>
               <w:left w:val="single" w:color="D9D5C8" w:sz="4" w:space="0"/>
@@ -12406,7 +12406,7 @@
         </w:tc>
         <w:tc>
           <w:tcPr>
-            <w:tcW w:type="dxa" w:w="980"/>
+            <w:tcW w:type="dxa" w:w="999"/>
             <w:tcBorders>
               <w:top w:val="single" w:color="D9D5C8" w:sz="4" w:space="0"/>
               <w:left w:val="single" w:color="D9D5C8" w:sz="4" w:space="0"/>
@@ -12441,7 +12441,7 @@
         </w:tc>
         <w:tc>
           <w:tcPr>
-            <w:tcW w:type="dxa" w:w="700"/>
+            <w:tcW w:type="dxa" w:w="713"/>
             <w:tcBorders>
               <w:top w:val="single" w:color="D9D5C8" w:sz="4" w:space="0"/>
               <w:left w:val="single" w:color="D9D5C8" w:sz="4" w:space="0"/>
@@ -12476,7 +12476,7 @@
         </w:tc>
         <w:tc>
           <w:tcPr>
-            <w:tcW w:type="dxa" w:w="1560"/>
+            <w:tcW w:type="dxa" w:w="1590"/>
             <w:tcBorders>
               <w:top w:val="single" w:color="D9D5C8" w:sz="4" w:space="0"/>
               <w:left w:val="single" w:color="D9D5C8" w:sz="4" w:space="0"/>
@@ -12511,7 +12511,7 @@
         </w:tc>
         <w:tc>
           <w:tcPr>
-            <w:tcW w:type="dxa" w:w="600"/>
+            <w:tcW w:type="dxa" w:w="611"/>
             <w:tcBorders>
               <w:top w:val="single" w:color="D9D5C8" w:sz="4" w:space="0"/>
               <w:left w:val="single" w:color="D9D5C8" w:sz="4" w:space="0"/>
@@ -12546,7 +12546,7 @@
         </w:tc>
         <w:tc>
           <w:tcPr>
-            <w:tcW w:type="dxa" w:w="600"/>
+            <w:tcW w:type="dxa" w:w="611"/>
             <w:tcBorders>
               <w:top w:val="single" w:color="D9D5C8" w:sz="4" w:space="0"/>
               <w:left w:val="single" w:color="D9D5C8" w:sz="4" w:space="0"/>
@@ -12581,7 +12581,7 @@
         </w:tc>
         <w:tc>
           <w:tcPr>
-            <w:tcW w:type="dxa" w:w="600"/>
+            <w:tcW w:type="dxa" w:w="611"/>
             <w:tcBorders>
               <w:top w:val="single" w:color="D9D5C8" w:sz="4" w:space="0"/>
               <w:left w:val="single" w:color="D9D5C8" w:sz="4" w:space="0"/>
@@ -12616,7 +12616,7 @@
         </w:tc>
         <w:tc>
           <w:tcPr>
-            <w:tcW w:type="dxa" w:w="680"/>
+            <w:tcW w:type="dxa" w:w="693"/>
             <w:tcBorders>
               <w:top w:val="single" w:color="D9D5C8" w:sz="4" w:space="0"/>
               <w:left w:val="single" w:color="D9D5C8" w:sz="4" w:space="0"/>
@@ -12651,7 +12651,7 @@
         </w:tc>
         <w:tc>
           <w:tcPr>
-            <w:tcW w:type="dxa" w:w="720"/>
+            <w:tcW w:type="dxa" w:w="734"/>
             <w:tcBorders>
               <w:top w:val="single" w:color="D9D5C8" w:sz="4" w:space="0"/>
               <w:left w:val="single" w:color="D9D5C8" w:sz="4" w:space="0"/>
@@ -12686,7 +12686,7 @@
         </w:tc>
         <w:tc>
           <w:tcPr>
-            <w:tcW w:type="dxa" w:w="2568"/>
+            <w:tcW w:type="dxa" w:w="2619"/>
             <w:tcBorders>
               <w:top w:val="single" w:color="D9D5C8" w:sz="4" w:space="0"/>
               <w:left w:val="single" w:color="D9D5C8" w:sz="4" w:space="0"/>
@@ -12723,7 +12723,7 @@
       <w:tr>
         <w:tc>
           <w:tcPr>
-            <w:tcW w:type="dxa" w:w="600"/>
+            <w:tcW w:type="dxa" w:w="611"/>
             <w:tcBorders>
               <w:top w:val="single" w:color="D9D5C8" w:sz="4" w:space="0"/>
               <w:left w:val="single" w:color="D9D5C8" w:sz="4" w:space="0"/>
@@ -12758,7 +12758,7 @@
         </w:tc>
         <w:tc>
           <w:tcPr>
-            <w:tcW w:type="dxa" w:w="980"/>
+            <w:tcW w:type="dxa" w:w="999"/>
             <w:tcBorders>
               <w:top w:val="single" w:color="D9D5C8" w:sz="4" w:space="0"/>
               <w:left w:val="single" w:color="D9D5C8" w:sz="4" w:space="0"/>
@@ -12793,7 +12793,7 @@
         </w:tc>
         <w:tc>
           <w:tcPr>
-            <w:tcW w:type="dxa" w:w="700"/>
+            <w:tcW w:type="dxa" w:w="713"/>
             <w:tcBorders>
               <w:top w:val="single" w:color="D9D5C8" w:sz="4" w:space="0"/>
               <w:left w:val="single" w:color="D9D5C8" w:sz="4" w:space="0"/>
@@ -12828,7 +12828,7 @@
         </w:tc>
         <w:tc>
           <w:tcPr>
-            <w:tcW w:type="dxa" w:w="1560"/>
+            <w:tcW w:type="dxa" w:w="1590"/>
             <w:tcBorders>
               <w:top w:val="single" w:color="D9D5C8" w:sz="4" w:space="0"/>
               <w:left w:val="single" w:color="D9D5C8" w:sz="4" w:space="0"/>
@@ -12863,7 +12863,7 @@
         </w:tc>
         <w:tc>
           <w:tcPr>
-            <w:tcW w:type="dxa" w:w="600"/>
+            <w:tcW w:type="dxa" w:w="611"/>
             <w:tcBorders>
               <w:top w:val="single" w:color="D9D5C8" w:sz="4" w:space="0"/>
               <w:left w:val="single" w:color="D9D5C8" w:sz="4" w:space="0"/>
@@ -12898,7 +12898,7 @@
         </w:tc>
         <w:tc>
           <w:tcPr>
-            <w:tcW w:type="dxa" w:w="600"/>
+            <w:tcW w:type="dxa" w:w="611"/>
             <w:tcBorders>
               <w:top w:val="single" w:color="D9D5C8" w:sz="4" w:space="0"/>
               <w:left w:val="single" w:color="D9D5C8" w:sz="4" w:space="0"/>
@@ -12933,7 +12933,7 @@
         </w:tc>
         <w:tc>
           <w:tcPr>
-            <w:tcW w:type="dxa" w:w="600"/>
+            <w:tcW w:type="dxa" w:w="611"/>
             <w:tcBorders>
               <w:top w:val="single" w:color="D9D5C8" w:sz="4" w:space="0"/>
               <w:left w:val="single" w:color="D9D5C8" w:sz="4" w:space="0"/>
@@ -12968,7 +12968,7 @@
         </w:tc>
         <w:tc>
           <w:tcPr>
-            <w:tcW w:type="dxa" w:w="680"/>
+            <w:tcW w:type="dxa" w:w="693"/>
             <w:tcBorders>
               <w:top w:val="single" w:color="D9D5C8" w:sz="4" w:space="0"/>
               <w:left w:val="single" w:color="D9D5C8" w:sz="4" w:space="0"/>
@@ -13003,7 +13003,7 @@
         </w:tc>
         <w:tc>
           <w:tcPr>
-            <w:tcW w:type="dxa" w:w="720"/>
+            <w:tcW w:type="dxa" w:w="734"/>
             <w:tcBorders>
               <w:top w:val="single" w:color="D9D5C8" w:sz="4" w:space="0"/>
               <w:left w:val="single" w:color="D9D5C8" w:sz="4" w:space="0"/>
@@ -13038,7 +13038,7 @@
         </w:tc>
         <w:tc>
           <w:tcPr>
-            <w:tcW w:type="dxa" w:w="2568"/>
+            <w:tcW w:type="dxa" w:w="2619"/>
             <w:tcBorders>
               <w:top w:val="single" w:color="D9D5C8" w:sz="4" w:space="0"/>
               <w:left w:val="single" w:color="D9D5C8" w:sz="4" w:space="0"/>
@@ -13075,7 +13075,7 @@
       <w:tr>
         <w:tc>
           <w:tcPr>
-            <w:tcW w:type="dxa" w:w="600"/>
+            <w:tcW w:type="dxa" w:w="611"/>
             <w:tcBorders>
               <w:top w:val="single" w:color="D9D5C8" w:sz="4" w:space="0"/>
               <w:left w:val="single" w:color="D9D5C8" w:sz="4" w:space="0"/>
@@ -13110,7 +13110,7 @@
         </w:tc>
         <w:tc>
           <w:tcPr>
-            <w:tcW w:type="dxa" w:w="980"/>
+            <w:tcW w:type="dxa" w:w="999"/>
             <w:tcBorders>
               <w:top w:val="single" w:color="D9D5C8" w:sz="4" w:space="0"/>
               <w:left w:val="single" w:color="D9D5C8" w:sz="4" w:space="0"/>
@@ -13145,7 +13145,7 @@
         </w:tc>
         <w:tc>
           <w:tcPr>
-            <w:tcW w:type="dxa" w:w="700"/>
+            <w:tcW w:type="dxa" w:w="713"/>
             <w:tcBorders>
               <w:top w:val="single" w:color="D9D5C8" w:sz="4" w:space="0"/>
               <w:left w:val="single" w:color="D9D5C8" w:sz="4" w:space="0"/>
@@ -13180,7 +13180,7 @@
         </w:tc>
         <w:tc>
           <w:tcPr>
-            <w:tcW w:type="dxa" w:w="1560"/>
+            <w:tcW w:type="dxa" w:w="1590"/>
             <w:tcBorders>
               <w:top w:val="single" w:color="D9D5C8" w:sz="4" w:space="0"/>
               <w:left w:val="single" w:color="D9D5C8" w:sz="4" w:space="0"/>
@@ -13215,7 +13215,7 @@
         </w:tc>
         <w:tc>
           <w:tcPr>
-            <w:tcW w:type="dxa" w:w="600"/>
+            <w:tcW w:type="dxa" w:w="611"/>
             <w:tcBorders>
               <w:top w:val="single" w:color="D9D5C8" w:sz="4" w:space="0"/>
               <w:left w:val="single" w:color="D9D5C8" w:sz="4" w:space="0"/>
@@ -13250,7 +13250,7 @@
         </w:tc>
         <w:tc>
           <w:tcPr>
-            <w:tcW w:type="dxa" w:w="600"/>
+            <w:tcW w:type="dxa" w:w="611"/>
             <w:tcBorders>
               <w:top w:val="single" w:color="D9D5C8" w:sz="4" w:space="0"/>
               <w:left w:val="single" w:color="D9D5C8" w:sz="4" w:space="0"/>
@@ -13285,7 +13285,7 @@
         </w:tc>
         <w:tc>
           <w:tcPr>
-            <w:tcW w:type="dxa" w:w="600"/>
+            <w:tcW w:type="dxa" w:w="611"/>
             <w:tcBorders>
               <w:top w:val="single" w:color="D9D5C8" w:sz="4" w:space="0"/>
               <w:left w:val="single" w:color="D9D5C8" w:sz="4" w:space="0"/>
@@ -13320,7 +13320,7 @@
         </w:tc>
         <w:tc>
           <w:tcPr>
-            <w:tcW w:type="dxa" w:w="680"/>
+            <w:tcW w:type="dxa" w:w="693"/>
             <w:tcBorders>
               <w:top w:val="single" w:color="D9D5C8" w:sz="4" w:space="0"/>
               <w:left w:val="single" w:color="D9D5C8" w:sz="4" w:space="0"/>
@@ -13355,7 +13355,7 @@
         </w:tc>
         <w:tc>
           <w:tcPr>
-            <w:tcW w:type="dxa" w:w="720"/>
+            <w:tcW w:type="dxa" w:w="734"/>
             <w:tcBorders>
               <w:top w:val="single" w:color="D9D5C8" w:sz="4" w:space="0"/>
               <w:left w:val="single" w:color="D9D5C8" w:sz="4" w:space="0"/>
@@ -13390,7 +13390,7 @@
         </w:tc>
         <w:tc>
           <w:tcPr>
-            <w:tcW w:type="dxa" w:w="2568"/>
+            <w:tcW w:type="dxa" w:w="2619"/>
             <w:tcBorders>
               <w:top w:val="single" w:color="D9D5C8" w:sz="4" w:space="0"/>
               <w:left w:val="single" w:color="D9D5C8" w:sz="4" w:space="0"/>
@@ -13427,7 +13427,7 @@
       <w:tr>
         <w:tc>
           <w:tcPr>
-            <w:tcW w:type="dxa" w:w="600"/>
+            <w:tcW w:type="dxa" w:w="611"/>
             <w:tcBorders>
               <w:top w:val="single" w:color="D9D5C8" w:sz="4" w:space="0"/>
               <w:left w:val="single" w:color="D9D5C8" w:sz="4" w:space="0"/>
@@ -13462,7 +13462,7 @@
         </w:tc>
         <w:tc>
           <w:tcPr>
-            <w:tcW w:type="dxa" w:w="980"/>
+            <w:tcW w:type="dxa" w:w="999"/>
             <w:tcBorders>
               <w:top w:val="single" w:color="D9D5C8" w:sz="4" w:space="0"/>
               <w:left w:val="single" w:color="D9D5C8" w:sz="4" w:space="0"/>
@@ -13497,7 +13497,7 @@
         </w:tc>
         <w:tc>
           <w:tcPr>
-            <w:tcW w:type="dxa" w:w="700"/>
+            <w:tcW w:type="dxa" w:w="713"/>
             <w:tcBorders>
               <w:top w:val="single" w:color="D9D5C8" w:sz="4" w:space="0"/>
               <w:left w:val="single" w:color="D9D5C8" w:sz="4" w:space="0"/>
@@ -13532,7 +13532,7 @@
         </w:tc>
         <w:tc>
           <w:tcPr>
-            <w:tcW w:type="dxa" w:w="1560"/>
+            <w:tcW w:type="dxa" w:w="1590"/>
             <w:tcBorders>
               <w:top w:val="single" w:color="D9D5C8" w:sz="4" w:space="0"/>
               <w:left w:val="single" w:color="D9D5C8" w:sz="4" w:space="0"/>
@@ -13567,7 +13567,7 @@
         </w:tc>
         <w:tc>
           <w:tcPr>
-            <w:tcW w:type="dxa" w:w="600"/>
+            <w:tcW w:type="dxa" w:w="611"/>
             <w:tcBorders>
               <w:top w:val="single" w:color="D9D5C8" w:sz="4" w:space="0"/>
               <w:left w:val="single" w:color="D9D5C8" w:sz="4" w:space="0"/>
@@ -13602,7 +13602,7 @@
         </w:tc>
         <w:tc>
           <w:tcPr>
-            <w:tcW w:type="dxa" w:w="600"/>
+            <w:tcW w:type="dxa" w:w="611"/>
             <w:tcBorders>
               <w:top w:val="single" w:color="D9D5C8" w:sz="4" w:space="0"/>
               <w:left w:val="single" w:color="D9D5C8" w:sz="4" w:space="0"/>
@@ -13637,7 +13637,7 @@
         </w:tc>
         <w:tc>
           <w:tcPr>
-            <w:tcW w:type="dxa" w:w="600"/>
+            <w:tcW w:type="dxa" w:w="611"/>
             <w:tcBorders>
               <w:top w:val="single" w:color="D9D5C8" w:sz="4" w:space="0"/>
               <w:left w:val="single" w:color="D9D5C8" w:sz="4" w:space="0"/>
@@ -13672,7 +13672,7 @@
         </w:tc>
         <w:tc>
           <w:tcPr>
-            <w:tcW w:type="dxa" w:w="680"/>
+            <w:tcW w:type="dxa" w:w="693"/>
             <w:tcBorders>
               <w:top w:val="single" w:color="D9D5C8" w:sz="4" w:space="0"/>
               <w:left w:val="single" w:color="D9D5C8" w:sz="4" w:space="0"/>
@@ -13707,7 +13707,7 @@
         </w:tc>
         <w:tc>
           <w:tcPr>
-            <w:tcW w:type="dxa" w:w="720"/>
+            <w:tcW w:type="dxa" w:w="734"/>
             <w:tcBorders>
               <w:top w:val="single" w:color="D9D5C8" w:sz="4" w:space="0"/>
               <w:left w:val="single" w:color="D9D5C8" w:sz="4" w:space="0"/>
@@ -13742,7 +13742,7 @@
         </w:tc>
         <w:tc>
           <w:tcPr>
-            <w:tcW w:type="dxa" w:w="2568"/>
+            <w:tcW w:type="dxa" w:w="2619"/>
             <w:tcBorders>
               <w:top w:val="single" w:color="D9D5C8" w:sz="4" w:space="0"/>
               <w:left w:val="single" w:color="D9D5C8" w:sz="4" w:space="0"/>
@@ -13779,7 +13779,7 @@
       <w:tr>
         <w:tc>
           <w:tcPr>
-            <w:tcW w:type="dxa" w:w="600"/>
+            <w:tcW w:type="dxa" w:w="611"/>
             <w:tcBorders>
               <w:top w:val="single" w:color="D9D5C8" w:sz="4" w:space="0"/>
               <w:left w:val="single" w:color="D9D5C8" w:sz="4" w:space="0"/>
@@ -13814,7 +13814,7 @@
         </w:tc>
         <w:tc>
           <w:tcPr>
-            <w:tcW w:type="dxa" w:w="980"/>
+            <w:tcW w:type="dxa" w:w="999"/>
             <w:tcBorders>
               <w:top w:val="single" w:color="D9D5C8" w:sz="4" w:space="0"/>
               <w:left w:val="single" w:color="D9D5C8" w:sz="4" w:space="0"/>
@@ -13849,7 +13849,7 @@
         </w:tc>
         <w:tc>
           <w:tcPr>
-            <w:tcW w:type="dxa" w:w="700"/>
+            <w:tcW w:type="dxa" w:w="713"/>
             <w:tcBorders>
               <w:top w:val="single" w:color="D9D5C8" w:sz="4" w:space="0"/>
               <w:left w:val="single" w:color="D9D5C8" w:sz="4" w:space="0"/>
@@ -13884,7 +13884,7 @@
         </w:tc>
         <w:tc>
           <w:tcPr>
-            <w:tcW w:type="dxa" w:w="1560"/>
+            <w:tcW w:type="dxa" w:w="1590"/>
             <w:tcBorders>
               <w:top w:val="single" w:color="D9D5C8" w:sz="4" w:space="0"/>
               <w:left w:val="single" w:color="D9D5C8" w:sz="4" w:space="0"/>
@@ -13919,7 +13919,7 @@
         </w:tc>
         <w:tc>
           <w:tcPr>
-            <w:tcW w:type="dxa" w:w="600"/>
+            <w:tcW w:type="dxa" w:w="611"/>
             <w:tcBorders>
               <w:top w:val="single" w:color="D9D5C8" w:sz="4" w:space="0"/>
               <w:left w:val="single" w:color="D9D5C8" w:sz="4" w:space="0"/>
@@ -13954,7 +13954,7 @@
         </w:tc>
         <w:tc>
           <w:tcPr>
-            <w:tcW w:type="dxa" w:w="600"/>
+            <w:tcW w:type="dxa" w:w="611"/>
             <w:tcBorders>
               <w:top w:val="single" w:color="D9D5C8" w:sz="4" w:space="0"/>
               <w:left w:val="single" w:color="D9D5C8" w:sz="4" w:space="0"/>
@@ -13989,7 +13989,7 @@
         </w:tc>
         <w:tc>
           <w:tcPr>
-            <w:tcW w:type="dxa" w:w="600"/>
+            <w:tcW w:type="dxa" w:w="611"/>
             <w:tcBorders>
               <w:top w:val="single" w:color="D9D5C8" w:sz="4" w:space="0"/>
               <w:left w:val="single" w:color="D9D5C8" w:sz="4" w:space="0"/>
@@ -14024,7 +14024,7 @@
         </w:tc>
         <w:tc>
           <w:tcPr>
-            <w:tcW w:type="dxa" w:w="680"/>
+            <w:tcW w:type="dxa" w:w="693"/>
             <w:tcBorders>
               <w:top w:val="single" w:color="D9D5C8" w:sz="4" w:space="0"/>
               <w:left w:val="single" w:color="D9D5C8" w:sz="4" w:space="0"/>
@@ -14059,7 +14059,7 @@
         </w:tc>
         <w:tc>
           <w:tcPr>
-            <w:tcW w:type="dxa" w:w="720"/>
+            <w:tcW w:type="dxa" w:w="734"/>
             <w:tcBorders>
               <w:top w:val="single" w:color="D9D5C8" w:sz="4" w:space="0"/>
               <w:left w:val="single" w:color="D9D5C8" w:sz="4" w:space="0"/>
@@ -14094,7 +14094,7 @@
         </w:tc>
         <w:tc>
           <w:tcPr>
-            <w:tcW w:type="dxa" w:w="2568"/>
+            <w:tcW w:type="dxa" w:w="2619"/>
             <w:tcBorders>
               <w:top w:val="single" w:color="D9D5C8" w:sz="4" w:space="0"/>
               <w:left w:val="single" w:color="D9D5C8" w:sz="4" w:space="0"/>
@@ -14131,7 +14131,7 @@
       <w:tr>
         <w:tc>
           <w:tcPr>
-            <w:tcW w:type="dxa" w:w="600"/>
+            <w:tcW w:type="dxa" w:w="611"/>
             <w:tcBorders>
               <w:top w:val="single" w:color="D9D5C8" w:sz="4" w:space="0"/>
               <w:left w:val="single" w:color="D9D5C8" w:sz="4" w:space="0"/>
@@ -14166,7 +14166,7 @@
         </w:tc>
         <w:tc>
           <w:tcPr>
-            <w:tcW w:type="dxa" w:w="980"/>
+            <w:tcW w:type="dxa" w:w="999"/>
             <w:tcBorders>
               <w:top w:val="single" w:color="D9D5C8" w:sz="4" w:space="0"/>
               <w:left w:val="single" w:color="D9D5C8" w:sz="4" w:space="0"/>
@@ -14201,7 +14201,7 @@
         </w:tc>
         <w:tc>
           <w:tcPr>
-            <w:tcW w:type="dxa" w:w="700"/>
+            <w:tcW w:type="dxa" w:w="713"/>
             <w:tcBorders>
               <w:top w:val="single" w:color="D9D5C8" w:sz="4" w:space="0"/>
               <w:left w:val="single" w:color="D9D5C8" w:sz="4" w:space="0"/>
@@ -14236,7 +14236,7 @@
         </w:tc>
         <w:tc>
           <w:tcPr>
-            <w:tcW w:type="dxa" w:w="1560"/>
+            <w:tcW w:type="dxa" w:w="1590"/>
             <w:tcBorders>
               <w:top w:val="single" w:color="D9D5C8" w:sz="4" w:space="0"/>
               <w:left w:val="single" w:color="D9D5C8" w:sz="4" w:space="0"/>
@@ -14271,7 +14271,7 @@
         </w:tc>
         <w:tc>
           <w:tcPr>
-            <w:tcW w:type="dxa" w:w="600"/>
+            <w:tcW w:type="dxa" w:w="611"/>
             <w:tcBorders>
               <w:top w:val="single" w:color="D9D5C8" w:sz="4" w:space="0"/>
               <w:left w:val="single" w:color="D9D5C8" w:sz="4" w:space="0"/>
@@ -14306,7 +14306,7 @@
         </w:tc>
         <w:tc>
           <w:tcPr>
-            <w:tcW w:type="dxa" w:w="600"/>
+            <w:tcW w:type="dxa" w:w="611"/>
             <w:tcBorders>
               <w:top w:val="single" w:color="D9D5C8" w:sz="4" w:space="0"/>
               <w:left w:val="single" w:color="D9D5C8" w:sz="4" w:space="0"/>
@@ -14341,7 +14341,7 @@
         </w:tc>
         <w:tc>
           <w:tcPr>
-            <w:tcW w:type="dxa" w:w="600"/>
+            <w:tcW w:type="dxa" w:w="611"/>
             <w:tcBorders>
               <w:top w:val="single" w:color="D9D5C8" w:sz="4" w:space="0"/>
               <w:left w:val="single" w:color="D9D5C8" w:sz="4" w:space="0"/>
@@ -14376,7 +14376,7 @@
         </w:tc>
         <w:tc>
           <w:tcPr>
-            <w:tcW w:type="dxa" w:w="680"/>
+            <w:tcW w:type="dxa" w:w="693"/>
             <w:tcBorders>
               <w:top w:val="single" w:color="D9D5C8" w:sz="4" w:space="0"/>
               <w:left w:val="single" w:color="D9D5C8" w:sz="4" w:space="0"/>
@@ -14411,7 +14411,7 @@
         </w:tc>
         <w:tc>
           <w:tcPr>
-            <w:tcW w:type="dxa" w:w="720"/>
+            <w:tcW w:type="dxa" w:w="734"/>
             <w:tcBorders>
               <w:top w:val="single" w:color="D9D5C8" w:sz="4" w:space="0"/>
               <w:left w:val="single" w:color="D9D5C8" w:sz="4" w:space="0"/>
@@ -14446,7 +14446,7 @@
         </w:tc>
         <w:tc>
           <w:tcPr>
-            <w:tcW w:type="dxa" w:w="2568"/>
+            <w:tcW w:type="dxa" w:w="2619"/>
             <w:tcBorders>
               <w:top w:val="single" w:color="D9D5C8" w:sz="4" w:space="0"/>
               <w:left w:val="single" w:color="D9D5C8" w:sz="4" w:space="0"/>
@@ -14483,7 +14483,7 @@
       <w:tr>
         <w:tc>
           <w:tcPr>
-            <w:tcW w:type="dxa" w:w="600"/>
+            <w:tcW w:type="dxa" w:w="611"/>
             <w:tcBorders>
               <w:top w:val="single" w:color="D9D5C8" w:sz="4" w:space="0"/>
               <w:left w:val="single" w:color="D9D5C8" w:sz="4" w:space="0"/>
@@ -14518,7 +14518,7 @@
         </w:tc>
         <w:tc>
           <w:tcPr>
-            <w:tcW w:type="dxa" w:w="980"/>
+            <w:tcW w:type="dxa" w:w="999"/>
             <w:tcBorders>
               <w:top w:val="single" w:color="D9D5C8" w:sz="4" w:space="0"/>
               <w:left w:val="single" w:color="D9D5C8" w:sz="4" w:space="0"/>
@@ -14553,7 +14553,7 @@
         </w:tc>
         <w:tc>
           <w:tcPr>
-            <w:tcW w:type="dxa" w:w="700"/>
+            <w:tcW w:type="dxa" w:w="713"/>
             <w:tcBorders>
               <w:top w:val="single" w:color="D9D5C8" w:sz="4" w:space="0"/>
               <w:left w:val="single" w:color="D9D5C8" w:sz="4" w:space="0"/>
@@ -14588,7 +14588,7 @@
         </w:tc>
         <w:tc>
           <w:tcPr>
-            <w:tcW w:type="dxa" w:w="1560"/>
+            <w:tcW w:type="dxa" w:w="1590"/>
             <w:tcBorders>
               <w:top w:val="single" w:color="D9D5C8" w:sz="4" w:space="0"/>
               <w:left w:val="single" w:color="D9D5C8" w:sz="4" w:space="0"/>
@@ -14623,7 +14623,7 @@
         </w:tc>
         <w:tc>
           <w:tcPr>
-            <w:tcW w:type="dxa" w:w="600"/>
+            <w:tcW w:type="dxa" w:w="611"/>
             <w:tcBorders>
               <w:top w:val="single" w:color="D9D5C8" w:sz="4" w:space="0"/>
               <w:left w:val="single" w:color="D9D5C8" w:sz="4" w:space="0"/>
@@ -14658,7 +14658,7 @@
         </w:tc>
         <w:tc>
           <w:tcPr>
-            <w:tcW w:type="dxa" w:w="600"/>
+            <w:tcW w:type="dxa" w:w="611"/>
             <w:tcBorders>
               <w:top w:val="single" w:color="D9D5C8" w:sz="4" w:space="0"/>
               <w:left w:val="single" w:color="D9D5C8" w:sz="4" w:space="0"/>
@@ -14693,7 +14693,7 @@
         </w:tc>
         <w:tc>
           <w:tcPr>
-            <w:tcW w:type="dxa" w:w="600"/>
+            <w:tcW w:type="dxa" w:w="611"/>
             <w:tcBorders>
               <w:top w:val="single" w:color="D9D5C8" w:sz="4" w:space="0"/>
               <w:left w:val="single" w:color="D9D5C8" w:sz="4" w:space="0"/>
@@ -14728,7 +14728,7 @@
         </w:tc>
         <w:tc>
           <w:tcPr>
-            <w:tcW w:type="dxa" w:w="680"/>
+            <w:tcW w:type="dxa" w:w="693"/>
             <w:tcBorders>
               <w:top w:val="single" w:color="D9D5C8" w:sz="4" w:space="0"/>
               <w:left w:val="single" w:color="D9D5C8" w:sz="4" w:space="0"/>
@@ -14763,7 +14763,7 @@
         </w:tc>
         <w:tc>
           <w:tcPr>
-            <w:tcW w:type="dxa" w:w="720"/>
+            <w:tcW w:type="dxa" w:w="734"/>
             <w:tcBorders>
               <w:top w:val="single" w:color="D9D5C8" w:sz="4" w:space="0"/>
               <w:left w:val="single" w:color="D9D5C8" w:sz="4" w:space="0"/>
@@ -14798,7 +14798,7 @@
         </w:tc>
         <w:tc>
           <w:tcPr>
-            <w:tcW w:type="dxa" w:w="2568"/>
+            <w:tcW w:type="dxa" w:w="2619"/>
             <w:tcBorders>
               <w:top w:val="single" w:color="D9D5C8" w:sz="4" w:space="0"/>
               <w:left w:val="single" w:color="D9D5C8" w:sz="4" w:space="0"/>
@@ -14855,7 +14855,7 @@
     </w:p>
     <w:tbl>
       <w:tblPr>
-        <w:tblW w:type="dxa" w:w="9648"/>
+        <w:tblW w:type="dxa" w:w="9792"/>
         <w:tblBorders>
           <w:top w:val="single" w:color="auto" w:sz="4"/>
           <w:left w:val="single" w:color="auto" w:sz="4"/>
@@ -14866,16 +14866,16 @@
         </w:tblBorders>
       </w:tblPr>
       <w:tblGrid>
-        <w:gridCol w:w="600"/>
-        <w:gridCol w:w="980"/>
-        <w:gridCol w:w="700"/>
-        <w:gridCol w:w="1560"/>
-        <w:gridCol w:w="600"/>
-        <w:gridCol w:w="600"/>
-        <w:gridCol w:w="600"/>
-        <w:gridCol w:w="680"/>
-        <w:gridCol w:w="720"/>
-        <w:gridCol w:w="2568"/>
+        <w:gridCol w:w="611"/>
+        <w:gridCol w:w="999"/>
+        <w:gridCol w:w="713"/>
+        <w:gridCol w:w="1590"/>
+        <w:gridCol w:w="611"/>
+        <w:gridCol w:w="611"/>
+        <w:gridCol w:w="611"/>
+        <w:gridCol w:w="693"/>
+        <w:gridCol w:w="734"/>
+        <w:gridCol w:w="2619"/>
       </w:tblGrid>
       <w:tr>
         <w:trPr>
@@ -14883,7 +14883,7 @@
         </w:trPr>
         <w:tc>
           <w:tcPr>
-            <w:tcW w:type="dxa" w:w="600"/>
+            <w:tcW w:type="dxa" w:w="611"/>
             <w:tcBorders>
               <w:top w:val="single" w:color="D9D5C8" w:sz="4" w:space="0"/>
               <w:left w:val="single" w:color="D9D5C8" w:sz="4" w:space="0"/>
@@ -14919,7 +14919,7 @@
         </w:tc>
         <w:tc>
           <w:tcPr>
-            <w:tcW w:type="dxa" w:w="980"/>
+            <w:tcW w:type="dxa" w:w="999"/>
             <w:tcBorders>
               <w:top w:val="single" w:color="D9D5C8" w:sz="4" w:space="0"/>
               <w:left w:val="single" w:color="D9D5C8" w:sz="4" w:space="0"/>
@@ -14955,7 +14955,7 @@
         </w:tc>
         <w:tc>
           <w:tcPr>
-            <w:tcW w:type="dxa" w:w="700"/>
+            <w:tcW w:type="dxa" w:w="713"/>
             <w:tcBorders>
               <w:top w:val="single" w:color="D9D5C8" w:sz="4" w:space="0"/>
               <w:left w:val="single" w:color="D9D5C8" w:sz="4" w:space="0"/>
@@ -14991,7 +14991,7 @@
         </w:tc>
         <w:tc>
           <w:tcPr>
-            <w:tcW w:type="dxa" w:w="1560"/>
+            <w:tcW w:type="dxa" w:w="1590"/>
             <w:tcBorders>
               <w:top w:val="single" w:color="D9D5C8" w:sz="4" w:space="0"/>
               <w:left w:val="single" w:color="D9D5C8" w:sz="4" w:space="0"/>
@@ -15027,7 +15027,7 @@
         </w:tc>
         <w:tc>
           <w:tcPr>
-            <w:tcW w:type="dxa" w:w="600"/>
+            <w:tcW w:type="dxa" w:w="611"/>
             <w:tcBorders>
               <w:top w:val="single" w:color="D9D5C8" w:sz="4" w:space="0"/>
               <w:left w:val="single" w:color="D9D5C8" w:sz="4" w:space="0"/>
@@ -15063,7 +15063,7 @@
         </w:tc>
         <w:tc>
           <w:tcPr>
-            <w:tcW w:type="dxa" w:w="600"/>
+            <w:tcW w:type="dxa" w:w="611"/>
             <w:tcBorders>
               <w:top w:val="single" w:color="D9D5C8" w:sz="4" w:space="0"/>
               <w:left w:val="single" w:color="D9D5C8" w:sz="4" w:space="0"/>
@@ -15099,7 +15099,7 @@
         </w:tc>
         <w:tc>
           <w:tcPr>
-            <w:tcW w:type="dxa" w:w="600"/>
+            <w:tcW w:type="dxa" w:w="611"/>
             <w:tcBorders>
               <w:top w:val="single" w:color="D9D5C8" w:sz="4" w:space="0"/>
               <w:left w:val="single" w:color="D9D5C8" w:sz="4" w:space="0"/>
@@ -15135,7 +15135,7 @@
         </w:tc>
         <w:tc>
           <w:tcPr>
-            <w:tcW w:type="dxa" w:w="680"/>
+            <w:tcW w:type="dxa" w:w="693"/>
             <w:tcBorders>
               <w:top w:val="single" w:color="D9D5C8" w:sz="4" w:space="0"/>
               <w:left w:val="single" w:color="D9D5C8" w:sz="4" w:space="0"/>
@@ -15171,7 +15171,7 @@
         </w:tc>
         <w:tc>
           <w:tcPr>
-            <w:tcW w:type="dxa" w:w="720"/>
+            <w:tcW w:type="dxa" w:w="734"/>
             <w:tcBorders>
               <w:top w:val="single" w:color="D9D5C8" w:sz="4" w:space="0"/>
               <w:left w:val="single" w:color="D9D5C8" w:sz="4" w:space="0"/>
@@ -15207,7 +15207,7 @@
         </w:tc>
         <w:tc>
           <w:tcPr>
-            <w:tcW w:type="dxa" w:w="2568"/>
+            <w:tcW w:type="dxa" w:w="2619"/>
             <w:tcBorders>
               <w:top w:val="single" w:color="D9D5C8" w:sz="4" w:space="0"/>
               <w:left w:val="single" w:color="D9D5C8" w:sz="4" w:space="0"/>
@@ -15245,7 +15245,7 @@
       <w:tr>
         <w:tc>
           <w:tcPr>
-            <w:tcW w:type="dxa" w:w="600"/>
+            <w:tcW w:type="dxa" w:w="611"/>
             <w:tcBorders>
               <w:top w:val="single" w:color="D9D5C8" w:sz="4" w:space="0"/>
               <w:left w:val="single" w:color="D9D5C8" w:sz="4" w:space="0"/>
@@ -15280,7 +15280,7 @@
         </w:tc>
         <w:tc>
           <w:tcPr>
-            <w:tcW w:type="dxa" w:w="980"/>
+            <w:tcW w:type="dxa" w:w="999"/>
             <w:tcBorders>
               <w:top w:val="single" w:color="D9D5C8" w:sz="4" w:space="0"/>
               <w:left w:val="single" w:color="D9D5C8" w:sz="4" w:space="0"/>
@@ -15315,7 +15315,7 @@
         </w:tc>
         <w:tc>
           <w:tcPr>
-            <w:tcW w:type="dxa" w:w="700"/>
+            <w:tcW w:type="dxa" w:w="713"/>
             <w:tcBorders>
               <w:top w:val="single" w:color="D9D5C8" w:sz="4" w:space="0"/>
               <w:left w:val="single" w:color="D9D5C8" w:sz="4" w:space="0"/>
@@ -15350,7 +15350,7 @@
         </w:tc>
         <w:tc>
           <w:tcPr>
-            <w:tcW w:type="dxa" w:w="1560"/>
+            <w:tcW w:type="dxa" w:w="1590"/>
             <w:tcBorders>
               <w:top w:val="single" w:color="D9D5C8" w:sz="4" w:space="0"/>
               <w:left w:val="single" w:color="D9D5C8" w:sz="4" w:space="0"/>
@@ -15385,7 +15385,7 @@
         </w:tc>
         <w:tc>
           <w:tcPr>
-            <w:tcW w:type="dxa" w:w="600"/>
+            <w:tcW w:type="dxa" w:w="611"/>
             <w:tcBorders>
               <w:top w:val="single" w:color="D9D5C8" w:sz="4" w:space="0"/>
               <w:left w:val="single" w:color="D9D5C8" w:sz="4" w:space="0"/>
@@ -15420,7 +15420,7 @@
         </w:tc>
         <w:tc>
           <w:tcPr>
-            <w:tcW w:type="dxa" w:w="600"/>
+            <w:tcW w:type="dxa" w:w="611"/>
             <w:tcBorders>
               <w:top w:val="single" w:color="D9D5C8" w:sz="4" w:space="0"/>
               <w:left w:val="single" w:color="D9D5C8" w:sz="4" w:space="0"/>
@@ -15455,7 +15455,7 @@
         </w:tc>
         <w:tc>
           <w:tcPr>
-            <w:tcW w:type="dxa" w:w="600"/>
+            <w:tcW w:type="dxa" w:w="611"/>
             <w:tcBorders>
               <w:top w:val="single" w:color="D9D5C8" w:sz="4" w:space="0"/>
               <w:left w:val="single" w:color="D9D5C8" w:sz="4" w:space="0"/>
@@ -15490,7 +15490,7 @@
         </w:tc>
         <w:tc>
           <w:tcPr>
-            <w:tcW w:type="dxa" w:w="680"/>
+            <w:tcW w:type="dxa" w:w="693"/>
             <w:tcBorders>
               <w:top w:val="single" w:color="D9D5C8" w:sz="4" w:space="0"/>
               <w:left w:val="single" w:color="D9D5C8" w:sz="4" w:space="0"/>
@@ -15525,7 +15525,7 @@
         </w:tc>
         <w:tc>
           <w:tcPr>
-            <w:tcW w:type="dxa" w:w="720"/>
+            <w:tcW w:type="dxa" w:w="734"/>
             <w:tcBorders>
               <w:top w:val="single" w:color="D9D5C8" w:sz="4" w:space="0"/>
               <w:left w:val="single" w:color="D9D5C8" w:sz="4" w:space="0"/>
@@ -15560,7 +15560,7 @@
         </w:tc>
         <w:tc>
           <w:tcPr>
-            <w:tcW w:type="dxa" w:w="2568"/>
+            <w:tcW w:type="dxa" w:w="2619"/>
             <w:tcBorders>
               <w:top w:val="single" w:color="D9D5C8" w:sz="4" w:space="0"/>
               <w:left w:val="single" w:color="D9D5C8" w:sz="4" w:space="0"/>
@@ -15597,7 +15597,7 @@
       <w:tr>
         <w:tc>
           <w:tcPr>
-            <w:tcW w:type="dxa" w:w="600"/>
+            <w:tcW w:type="dxa" w:w="611"/>
             <w:tcBorders>
               <w:top w:val="single" w:color="D9D5C8" w:sz="4" w:space="0"/>
               <w:left w:val="single" w:color="D9D5C8" w:sz="4" w:space="0"/>
@@ -15632,7 +15632,7 @@
         </w:tc>
         <w:tc>
           <w:tcPr>
-            <w:tcW w:type="dxa" w:w="980"/>
+            <w:tcW w:type="dxa" w:w="999"/>
             <w:tcBorders>
               <w:top w:val="single" w:color="D9D5C8" w:sz="4" w:space="0"/>
               <w:left w:val="single" w:color="D9D5C8" w:sz="4" w:space="0"/>
@@ -15667,7 +15667,7 @@
         </w:tc>
         <w:tc>
           <w:tcPr>
-            <w:tcW w:type="dxa" w:w="700"/>
+            <w:tcW w:type="dxa" w:w="713"/>
             <w:tcBorders>
               <w:top w:val="single" w:color="D9D5C8" w:sz="4" w:space="0"/>
               <w:left w:val="single" w:color="D9D5C8" w:sz="4" w:space="0"/>
@@ -15702,7 +15702,7 @@
         </w:tc>
         <w:tc>
           <w:tcPr>
-            <w:tcW w:type="dxa" w:w="1560"/>
+            <w:tcW w:type="dxa" w:w="1590"/>
             <w:tcBorders>
               <w:top w:val="single" w:color="D9D5C8" w:sz="4" w:space="0"/>
               <w:left w:val="single" w:color="D9D5C8" w:sz="4" w:space="0"/>
@@ -15737,7 +15737,7 @@
         </w:tc>
         <w:tc>
           <w:tcPr>
-            <w:tcW w:type="dxa" w:w="600"/>
+            <w:tcW w:type="dxa" w:w="611"/>
             <w:tcBorders>
               <w:top w:val="single" w:color="D9D5C8" w:sz="4" w:space="0"/>
               <w:left w:val="single" w:color="D9D5C8" w:sz="4" w:space="0"/>
@@ -15772,7 +15772,7 @@
         </w:tc>
         <w:tc>
           <w:tcPr>
-            <w:tcW w:type="dxa" w:w="600"/>
+            <w:tcW w:type="dxa" w:w="611"/>
             <w:tcBorders>
               <w:top w:val="single" w:color="D9D5C8" w:sz="4" w:space="0"/>
               <w:left w:val="single" w:color="D9D5C8" w:sz="4" w:space="0"/>
@@ -15807,7 +15807,7 @@
         </w:tc>
         <w:tc>
           <w:tcPr>
-            <w:tcW w:type="dxa" w:w="600"/>
+            <w:tcW w:type="dxa" w:w="611"/>
             <w:tcBorders>
               <w:top w:val="single" w:color="D9D5C8" w:sz="4" w:space="0"/>
               <w:left w:val="single" w:color="D9D5C8" w:sz="4" w:space="0"/>
@@ -15842,7 +15842,7 @@
         </w:tc>
         <w:tc>
           <w:tcPr>
-            <w:tcW w:type="dxa" w:w="680"/>
+            <w:tcW w:type="dxa" w:w="693"/>
             <w:tcBorders>
               <w:top w:val="single" w:color="D9D5C8" w:sz="4" w:space="0"/>
               <w:left w:val="single" w:color="D9D5C8" w:sz="4" w:space="0"/>
@@ -15877,7 +15877,7 @@
         </w:tc>
         <w:tc>
           <w:tcPr>
-            <w:tcW w:type="dxa" w:w="720"/>
+            <w:tcW w:type="dxa" w:w="734"/>
             <w:tcBorders>
               <w:top w:val="single" w:color="D9D5C8" w:sz="4" w:space="0"/>
               <w:left w:val="single" w:color="D9D5C8" w:sz="4" w:space="0"/>
@@ -15912,7 +15912,7 @@
         </w:tc>
         <w:tc>
           <w:tcPr>
-            <w:tcW w:type="dxa" w:w="2568"/>
+            <w:tcW w:type="dxa" w:w="2619"/>
             <w:tcBorders>
               <w:top w:val="single" w:color="D9D5C8" w:sz="4" w:space="0"/>
               <w:left w:val="single" w:color="D9D5C8" w:sz="4" w:space="0"/>
@@ -15949,7 +15949,7 @@
       <w:tr>
         <w:tc>
           <w:tcPr>
-            <w:tcW w:type="dxa" w:w="600"/>
+            <w:tcW w:type="dxa" w:w="611"/>
             <w:tcBorders>
               <w:top w:val="single" w:color="D9D5C8" w:sz="4" w:space="0"/>
               <w:left w:val="single" w:color="D9D5C8" w:sz="4" w:space="0"/>
@@ -15984,7 +15984,7 @@
         </w:tc>
         <w:tc>
           <w:tcPr>
-            <w:tcW w:type="dxa" w:w="980"/>
+            <w:tcW w:type="dxa" w:w="999"/>
             <w:tcBorders>
               <w:top w:val="single" w:color="D9D5C8" w:sz="4" w:space="0"/>
               <w:left w:val="single" w:color="D9D5C8" w:sz="4" w:space="0"/>
@@ -16019,7 +16019,7 @@
         </w:tc>
         <w:tc>
           <w:tcPr>
-            <w:tcW w:type="dxa" w:w="700"/>
+            <w:tcW w:type="dxa" w:w="713"/>
             <w:tcBorders>
               <w:top w:val="single" w:color="D9D5C8" w:sz="4" w:space="0"/>
               <w:left w:val="single" w:color="D9D5C8" w:sz="4" w:space="0"/>
@@ -16054,7 +16054,7 @@
         </w:tc>
         <w:tc>
           <w:tcPr>
-            <w:tcW w:type="dxa" w:w="1560"/>
+            <w:tcW w:type="dxa" w:w="1590"/>
             <w:tcBorders>
               <w:top w:val="single" w:color="D9D5C8" w:sz="4" w:space="0"/>
               <w:left w:val="single" w:color="D9D5C8" w:sz="4" w:space="0"/>
@@ -16089,7 +16089,7 @@
         </w:tc>
         <w:tc>
           <w:tcPr>
-            <w:tcW w:type="dxa" w:w="600"/>
+            <w:tcW w:type="dxa" w:w="611"/>
             <w:tcBorders>
               <w:top w:val="single" w:color="D9D5C8" w:sz="4" w:space="0"/>
               <w:left w:val="single" w:color="D9D5C8" w:sz="4" w:space="0"/>
@@ -16124,7 +16124,7 @@
         </w:tc>
         <w:tc>
           <w:tcPr>
-            <w:tcW w:type="dxa" w:w="600"/>
+            <w:tcW w:type="dxa" w:w="611"/>
             <w:tcBorders>
               <w:top w:val="single" w:color="D9D5C8" w:sz="4" w:space="0"/>
               <w:left w:val="single" w:color="D9D5C8" w:sz="4" w:space="0"/>
@@ -16159,7 +16159,7 @@
         </w:tc>
         <w:tc>
           <w:tcPr>
-            <w:tcW w:type="dxa" w:w="600"/>
+            <w:tcW w:type="dxa" w:w="611"/>
             <w:tcBorders>
               <w:top w:val="single" w:color="D9D5C8" w:sz="4" w:space="0"/>
               <w:left w:val="single" w:color="D9D5C8" w:sz="4" w:space="0"/>
@@ -16194,7 +16194,7 @@
         </w:tc>
         <w:tc>
           <w:tcPr>
-            <w:tcW w:type="dxa" w:w="680"/>
+            <w:tcW w:type="dxa" w:w="693"/>
             <w:tcBorders>
               <w:top w:val="single" w:color="D9D5C8" w:sz="4" w:space="0"/>
               <w:left w:val="single" w:color="D9D5C8" w:sz="4" w:space="0"/>
@@ -16229,7 +16229,7 @@
         </w:tc>
         <w:tc>
           <w:tcPr>
-            <w:tcW w:type="dxa" w:w="720"/>
+            <w:tcW w:type="dxa" w:w="734"/>
             <w:tcBorders>
               <w:top w:val="single" w:color="D9D5C8" w:sz="4" w:space="0"/>
               <w:left w:val="single" w:color="D9D5C8" w:sz="4" w:space="0"/>
@@ -16264,7 +16264,7 @@
         </w:tc>
         <w:tc>
           <w:tcPr>
-            <w:tcW w:type="dxa" w:w="2568"/>
+            <w:tcW w:type="dxa" w:w="2619"/>
             <w:tcBorders>
               <w:top w:val="single" w:color="D9D5C8" w:sz="4" w:space="0"/>
               <w:left w:val="single" w:color="D9D5C8" w:sz="4" w:space="0"/>
@@ -16301,7 +16301,7 @@
       <w:tr>
         <w:tc>
           <w:tcPr>
-            <w:tcW w:type="dxa" w:w="600"/>
+            <w:tcW w:type="dxa" w:w="611"/>
             <w:tcBorders>
               <w:top w:val="single" w:color="D9D5C8" w:sz="4" w:space="0"/>
               <w:left w:val="single" w:color="D9D5C8" w:sz="4" w:space="0"/>
@@ -16336,7 +16336,7 @@
         </w:tc>
         <w:tc>
           <w:tcPr>
-            <w:tcW w:type="dxa" w:w="980"/>
+            <w:tcW w:type="dxa" w:w="999"/>
             <w:tcBorders>
               <w:top w:val="single" w:color="D9D5C8" w:sz="4" w:space="0"/>
               <w:left w:val="single" w:color="D9D5C8" w:sz="4" w:space="0"/>
@@ -16371,7 +16371,7 @@
         </w:tc>
         <w:tc>
           <w:tcPr>
-            <w:tcW w:type="dxa" w:w="700"/>
+            <w:tcW w:type="dxa" w:w="713"/>
             <w:tcBorders>
               <w:top w:val="single" w:color="D9D5C8" w:sz="4" w:space="0"/>
               <w:left w:val="single" w:color="D9D5C8" w:sz="4" w:space="0"/>
@@ -16406,7 +16406,7 @@
         </w:tc>
         <w:tc>
           <w:tcPr>
-            <w:tcW w:type="dxa" w:w="1560"/>
+            <w:tcW w:type="dxa" w:w="1590"/>
             <w:tcBorders>
               <w:top w:val="single" w:color="D9D5C8" w:sz="4" w:space="0"/>
               <w:left w:val="single" w:color="D9D5C8" w:sz="4" w:space="0"/>
@@ -16441,7 +16441,7 @@
         </w:tc>
         <w:tc>
           <w:tcPr>
-            <w:tcW w:type="dxa" w:w="600"/>
+            <w:tcW w:type="dxa" w:w="611"/>
             <w:tcBorders>
               <w:top w:val="single" w:color="D9D5C8" w:sz="4" w:space="0"/>
               <w:left w:val="single" w:color="D9D5C8" w:sz="4" w:space="0"/>
@@ -16476,7 +16476,7 @@
         </w:tc>
         <w:tc>
           <w:tcPr>
-            <w:tcW w:type="dxa" w:w="600"/>
+            <w:tcW w:type="dxa" w:w="611"/>
             <w:tcBorders>
               <w:top w:val="single" w:color="D9D5C8" w:sz="4" w:space="0"/>
               <w:left w:val="single" w:color="D9D5C8" w:sz="4" w:space="0"/>
@@ -16511,7 +16511,7 @@
         </w:tc>
         <w:tc>
           <w:tcPr>
-            <w:tcW w:type="dxa" w:w="600"/>
+            <w:tcW w:type="dxa" w:w="611"/>
             <w:tcBorders>
               <w:top w:val="single" w:color="D9D5C8" w:sz="4" w:space="0"/>
               <w:left w:val="single" w:color="D9D5C8" w:sz="4" w:space="0"/>
@@ -16546,7 +16546,7 @@
         </w:tc>
         <w:tc>
           <w:tcPr>
-            <w:tcW w:type="dxa" w:w="680"/>
+            <w:tcW w:type="dxa" w:w="693"/>
             <w:tcBorders>
               <w:top w:val="single" w:color="D9D5C8" w:sz="4" w:space="0"/>
               <w:left w:val="single" w:color="D9D5C8" w:sz="4" w:space="0"/>
@@ -16581,7 +16581,7 @@
         </w:tc>
         <w:tc>
           <w:tcPr>
-            <w:tcW w:type="dxa" w:w="720"/>
+            <w:tcW w:type="dxa" w:w="734"/>
             <w:tcBorders>
               <w:top w:val="single" w:color="D9D5C8" w:sz="4" w:space="0"/>
               <w:left w:val="single" w:color="D9D5C8" w:sz="4" w:space="0"/>
@@ -16616,7 +16616,7 @@
         </w:tc>
         <w:tc>
           <w:tcPr>
-            <w:tcW w:type="dxa" w:w="2568"/>
+            <w:tcW w:type="dxa" w:w="2619"/>
             <w:tcBorders>
               <w:top w:val="single" w:color="D9D5C8" w:sz="4" w:space="0"/>
               <w:left w:val="single" w:color="D9D5C8" w:sz="4" w:space="0"/>
@@ -16653,7 +16653,7 @@
       <w:tr>
         <w:tc>
           <w:tcPr>
-            <w:tcW w:type="dxa" w:w="600"/>
+            <w:tcW w:type="dxa" w:w="611"/>
             <w:tcBorders>
               <w:top w:val="single" w:color="D9D5C8" w:sz="4" w:space="0"/>
               <w:left w:val="single" w:color="D9D5C8" w:sz="4" w:space="0"/>
@@ -16688,7 +16688,7 @@
         </w:tc>
         <w:tc>
           <w:tcPr>
-            <w:tcW w:type="dxa" w:w="980"/>
+            <w:tcW w:type="dxa" w:w="999"/>
             <w:tcBorders>
               <w:top w:val="single" w:color="D9D5C8" w:sz="4" w:space="0"/>
               <w:left w:val="single" w:color="D9D5C8" w:sz="4" w:space="0"/>
@@ -16723,7 +16723,7 @@
         </w:tc>
         <w:tc>
           <w:tcPr>
-            <w:tcW w:type="dxa" w:w="700"/>
+            <w:tcW w:type="dxa" w:w="713"/>
             <w:tcBorders>
               <w:top w:val="single" w:color="D9D5C8" w:sz="4" w:space="0"/>
               <w:left w:val="single" w:color="D9D5C8" w:sz="4" w:space="0"/>
@@ -16758,7 +16758,7 @@
         </w:tc>
         <w:tc>
           <w:tcPr>
-            <w:tcW w:type="dxa" w:w="1560"/>
+            <w:tcW w:type="dxa" w:w="1590"/>
             <w:tcBorders>
               <w:top w:val="single" w:color="D9D5C8" w:sz="4" w:space="0"/>
               <w:left w:val="single" w:color="D9D5C8" w:sz="4" w:space="0"/>
@@ -16793,7 +16793,7 @@
         </w:tc>
         <w:tc>
           <w:tcPr>
-            <w:tcW w:type="dxa" w:w="600"/>
+            <w:tcW w:type="dxa" w:w="611"/>
             <w:tcBorders>
               <w:top w:val="single" w:color="D9D5C8" w:sz="4" w:space="0"/>
               <w:left w:val="single" w:color="D9D5C8" w:sz="4" w:space="0"/>
@@ -16828,7 +16828,7 @@
         </w:tc>
         <w:tc>
           <w:tcPr>
-            <w:tcW w:type="dxa" w:w="600"/>
+            <w:tcW w:type="dxa" w:w="611"/>
             <w:tcBorders>
               <w:top w:val="single" w:color="D9D5C8" w:sz="4" w:space="0"/>
               <w:left w:val="single" w:color="D9D5C8" w:sz="4" w:space="0"/>
@@ -16863,7 +16863,7 @@
         </w:tc>
         <w:tc>
           <w:tcPr>
-            <w:tcW w:type="dxa" w:w="600"/>
+            <w:tcW w:type="dxa" w:w="611"/>
             <w:tcBorders>
               <w:top w:val="single" w:color="D9D5C8" w:sz="4" w:space="0"/>
               <w:left w:val="single" w:color="D9D5C8" w:sz="4" w:space="0"/>
@@ -16898,7 +16898,7 @@
         </w:tc>
         <w:tc>
           <w:tcPr>
-            <w:tcW w:type="dxa" w:w="680"/>
+            <w:tcW w:type="dxa" w:w="693"/>
             <w:tcBorders>
               <w:top w:val="single" w:color="D9D5C8" w:sz="4" w:space="0"/>
               <w:left w:val="single" w:color="D9D5C8" w:sz="4" w:space="0"/>
@@ -16933,7 +16933,7 @@
         </w:tc>
         <w:tc>
           <w:tcPr>
-            <w:tcW w:type="dxa" w:w="720"/>
+            <w:tcW w:type="dxa" w:w="734"/>
             <w:tcBorders>
               <w:top w:val="single" w:color="D9D5C8" w:sz="4" w:space="0"/>
               <w:left w:val="single" w:color="D9D5C8" w:sz="4" w:space="0"/>
@@ -16968,7 +16968,7 @@
         </w:tc>
         <w:tc>
           <w:tcPr>
-            <w:tcW w:type="dxa" w:w="2568"/>
+            <w:tcW w:type="dxa" w:w="2619"/>
             <w:tcBorders>
               <w:top w:val="single" w:color="D9D5C8" w:sz="4" w:space="0"/>
               <w:left w:val="single" w:color="D9D5C8" w:sz="4" w:space="0"/>
@@ -17005,7 +17005,7 @@
       <w:tr>
         <w:tc>
           <w:tcPr>
-            <w:tcW w:type="dxa" w:w="600"/>
+            <w:tcW w:type="dxa" w:w="611"/>
             <w:tcBorders>
               <w:top w:val="single" w:color="D9D5C8" w:sz="4" w:space="0"/>
               <w:left w:val="single" w:color="D9D5C8" w:sz="4" w:space="0"/>
@@ -17040,7 +17040,7 @@
         </w:tc>
         <w:tc>
           <w:tcPr>
-            <w:tcW w:type="dxa" w:w="980"/>
+            <w:tcW w:type="dxa" w:w="999"/>
             <w:tcBorders>
               <w:top w:val="single" w:color="D9D5C8" w:sz="4" w:space="0"/>
               <w:left w:val="single" w:color="D9D5C8" w:sz="4" w:space="0"/>
@@ -17075,7 +17075,7 @@
         </w:tc>
         <w:tc>
           <w:tcPr>
-            <w:tcW w:type="dxa" w:w="700"/>
+            <w:tcW w:type="dxa" w:w="713"/>
             <w:tcBorders>
               <w:top w:val="single" w:color="D9D5C8" w:sz="4" w:space="0"/>
               <w:left w:val="single" w:color="D9D5C8" w:sz="4" w:space="0"/>
@@ -17110,7 +17110,7 @@
         </w:tc>
         <w:tc>
           <w:tcPr>
-            <w:tcW w:type="dxa" w:w="1560"/>
+            <w:tcW w:type="dxa" w:w="1590"/>
             <w:tcBorders>
               <w:top w:val="single" w:color="D9D5C8" w:sz="4" w:space="0"/>
               <w:left w:val="single" w:color="D9D5C8" w:sz="4" w:space="0"/>
@@ -17145,7 +17145,7 @@
         </w:tc>
         <w:tc>
           <w:tcPr>
-            <w:tcW w:type="dxa" w:w="600"/>
+            <w:tcW w:type="dxa" w:w="611"/>
             <w:tcBorders>
               <w:top w:val="single" w:color="D9D5C8" w:sz="4" w:space="0"/>
               <w:left w:val="single" w:color="D9D5C8" w:sz="4" w:space="0"/>
@@ -17180,7 +17180,7 @@
         </w:tc>
         <w:tc>
           <w:tcPr>
-            <w:tcW w:type="dxa" w:w="600"/>
+            <w:tcW w:type="dxa" w:w="611"/>
             <w:tcBorders>
               <w:top w:val="single" w:color="D9D5C8" w:sz="4" w:space="0"/>
               <w:left w:val="single" w:color="D9D5C8" w:sz="4" w:space="0"/>
@@ -17215,7 +17215,7 @@
         </w:tc>
         <w:tc>
           <w:tcPr>
-            <w:tcW w:type="dxa" w:w="600"/>
+            <w:tcW w:type="dxa" w:w="611"/>
             <w:tcBorders>
               <w:top w:val="single" w:color="D9D5C8" w:sz="4" w:space="0"/>
               <w:left w:val="single" w:color="D9D5C8" w:sz="4" w:space="0"/>
@@ -17250,7 +17250,7 @@
         </w:tc>
         <w:tc>
           <w:tcPr>
-            <w:tcW w:type="dxa" w:w="680"/>
+            <w:tcW w:type="dxa" w:w="693"/>
             <w:tcBorders>
               <w:top w:val="single" w:color="D9D5C8" w:sz="4" w:space="0"/>
               <w:left w:val="single" w:color="D9D5C8" w:sz="4" w:space="0"/>
@@ -17285,7 +17285,7 @@
         </w:tc>
         <w:tc>
           <w:tcPr>
-            <w:tcW w:type="dxa" w:w="720"/>
+            <w:tcW w:type="dxa" w:w="734"/>
             <w:tcBorders>
               <w:top w:val="single" w:color="D9D5C8" w:sz="4" w:space="0"/>
               <w:left w:val="single" w:color="D9D5C8" w:sz="4" w:space="0"/>
@@ -17320,7 +17320,7 @@
         </w:tc>
         <w:tc>
           <w:tcPr>
-            <w:tcW w:type="dxa" w:w="2568"/>
+            <w:tcW w:type="dxa" w:w="2619"/>
             <w:tcBorders>
               <w:top w:val="single" w:color="D9D5C8" w:sz="4" w:space="0"/>
               <w:left w:val="single" w:color="D9D5C8" w:sz="4" w:space="0"/>
@@ -17357,7 +17357,7 @@
       <w:tr>
         <w:tc>
           <w:tcPr>
-            <w:tcW w:type="dxa" w:w="600"/>
+            <w:tcW w:type="dxa" w:w="611"/>
             <w:tcBorders>
               <w:top w:val="single" w:color="D9D5C8" w:sz="4" w:space="0"/>
               <w:left w:val="single" w:color="D9D5C8" w:sz="4" w:space="0"/>
@@ -17392,7 +17392,7 @@
         </w:tc>
         <w:tc>
           <w:tcPr>
-            <w:tcW w:type="dxa" w:w="980"/>
+            <w:tcW w:type="dxa" w:w="999"/>
             <w:tcBorders>
               <w:top w:val="single" w:color="D9D5C8" w:sz="4" w:space="0"/>
               <w:left w:val="single" w:color="D9D5C8" w:sz="4" w:space="0"/>
@@ -17427,7 +17427,7 @@
         </w:tc>
         <w:tc>
           <w:tcPr>
-            <w:tcW w:type="dxa" w:w="700"/>
+            <w:tcW w:type="dxa" w:w="713"/>
             <w:tcBorders>
               <w:top w:val="single" w:color="D9D5C8" w:sz="4" w:space="0"/>
               <w:left w:val="single" w:color="D9D5C8" w:sz="4" w:space="0"/>
@@ -17462,7 +17462,7 @@
         </w:tc>
         <w:tc>
           <w:tcPr>
-            <w:tcW w:type="dxa" w:w="1560"/>
+            <w:tcW w:type="dxa" w:w="1590"/>
             <w:tcBorders>
               <w:top w:val="single" w:color="D9D5C8" w:sz="4" w:space="0"/>
               <w:left w:val="single" w:color="D9D5C8" w:sz="4" w:space="0"/>
@@ -17497,7 +17497,7 @@
         </w:tc>
         <w:tc>
           <w:tcPr>
-            <w:tcW w:type="dxa" w:w="600"/>
+            <w:tcW w:type="dxa" w:w="611"/>
             <w:tcBorders>
               <w:top w:val="single" w:color="D9D5C8" w:sz="4" w:space="0"/>
               <w:left w:val="single" w:color="D9D5C8" w:sz="4" w:space="0"/>
@@ -17532,7 +17532,7 @@
         </w:tc>
         <w:tc>
           <w:tcPr>
-            <w:tcW w:type="dxa" w:w="600"/>
+            <w:tcW w:type="dxa" w:w="611"/>
             <w:tcBorders>
               <w:top w:val="single" w:color="D9D5C8" w:sz="4" w:space="0"/>
               <w:left w:val="single" w:color="D9D5C8" w:sz="4" w:space="0"/>
@@ -17567,7 +17567,7 @@
         </w:tc>
         <w:tc>
           <w:tcPr>
-            <w:tcW w:type="dxa" w:w="600"/>
+            <w:tcW w:type="dxa" w:w="611"/>
             <w:tcBorders>
               <w:top w:val="single" w:color="D9D5C8" w:sz="4" w:space="0"/>
               <w:left w:val="single" w:color="D9D5C8" w:sz="4" w:space="0"/>
@@ -17602,7 +17602,7 @@
         </w:tc>
         <w:tc>
           <w:tcPr>
-            <w:tcW w:type="dxa" w:w="680"/>
+            <w:tcW w:type="dxa" w:w="693"/>
             <w:tcBorders>
               <w:top w:val="single" w:color="D9D5C8" w:sz="4" w:space="0"/>
               <w:left w:val="single" w:color="D9D5C8" w:sz="4" w:space="0"/>
@@ -17637,7 +17637,7 @@
         </w:tc>
         <w:tc>
           <w:tcPr>
-            <w:tcW w:type="dxa" w:w="720"/>
+            <w:tcW w:type="dxa" w:w="734"/>
             <w:tcBorders>
               <w:top w:val="single" w:color="D9D5C8" w:sz="4" w:space="0"/>
               <w:left w:val="single" w:color="D9D5C8" w:sz="4" w:space="0"/>
@@ -17672,7 +17672,7 @@
         </w:tc>
         <w:tc>
           <w:tcPr>
-            <w:tcW w:type="dxa" w:w="2568"/>
+            <w:tcW w:type="dxa" w:w="2619"/>
             <w:tcBorders>
               <w:top w:val="single" w:color="D9D5C8" w:sz="4" w:space="0"/>
               <w:left w:val="single" w:color="D9D5C8" w:sz="4" w:space="0"/>
@@ -17730,7 +17730,7 @@
     </w:p>
     <w:tbl>
       <w:tblPr>
-        <w:tblW w:type="dxa" w:w="9648"/>
+        <w:tblW w:type="dxa" w:w="9792"/>
         <w:tblBorders>
           <w:top w:val="single" w:color="auto" w:sz="4"/>
           <w:left w:val="single" w:color="auto" w:sz="4"/>
@@ -17741,12 +17741,12 @@
         </w:tblBorders>
       </w:tblPr>
       <w:tblGrid>
-        <w:gridCol w:w="9648"/>
+        <w:gridCol w:w="9792"/>
       </w:tblGrid>
       <w:tr>
         <w:tc>
           <w:tcPr>
-            <w:tcW w:type="dxa" w:w="9648"/>
+            <w:tcW w:type="dxa" w:w="9792"/>
             <w:tcBorders>
               <w:top w:val="single" w:color="D9D5C8" w:sz="4" w:space="0"/>
               <w:left w:val="single" w:color="D9D5C8" w:sz="4" w:space="0"/>
@@ -17892,7 +17892,7 @@
     </w:tbl>
     <w:tbl>
       <w:tblPr>
-        <w:tblW w:type="dxa" w:w="9648"/>
+        <w:tblW w:type="dxa" w:w="9792"/>
         <w:tblBorders>
           <w:top w:val="single" w:color="auto" w:sz="4"/>
           <w:left w:val="single" w:color="auto" w:sz="4"/>
@@ -17903,12 +17903,12 @@
         </w:tblBorders>
       </w:tblPr>
       <w:tblGrid>
-        <w:gridCol w:w="9648"/>
+        <w:gridCol w:w="9792"/>
       </w:tblGrid>
       <w:tr>
         <w:tc>
           <w:tcPr>
-            <w:tcW w:type="dxa" w:w="9648"/>
+            <w:tcW w:type="dxa" w:w="9792"/>
             <w:tcBorders>
               <w:top w:val="single" w:color="D9D5C8" w:sz="4" w:space="0"/>
               <w:left w:val="single" w:color="D9D5C8" w:sz="4" w:space="0"/>
@@ -18035,7 +18035,7 @@
     </w:p>
     <w:tbl>
       <w:tblPr>
-        <w:tblW w:type="dxa" w:w="9648"/>
+        <w:tblW w:type="dxa" w:w="9792"/>
         <w:tblBorders>
           <w:top w:val="single" w:color="auto" w:sz="4"/>
           <w:left w:val="single" w:color="auto" w:sz="4"/>
@@ -18046,9 +18046,9 @@
         </w:tblBorders>
       </w:tblPr>
       <w:tblGrid>
-        <w:gridCol w:w="900"/>
-        <w:gridCol w:w="4400"/>
-        <w:gridCol w:w="4348"/>
+        <w:gridCol w:w="913"/>
+        <w:gridCol w:w="4466"/>
+        <w:gridCol w:w="4413"/>
       </w:tblGrid>
       <w:tr>
         <w:trPr>
@@ -18056,7 +18056,7 @@
         </w:trPr>
         <w:tc>
           <w:tcPr>
-            <w:tcW w:type="dxa" w:w="900"/>
+            <w:tcW w:type="dxa" w:w="913"/>
             <w:tcBorders>
               <w:top w:val="single" w:color="D9D5C8" w:sz="4" w:space="0"/>
               <w:left w:val="single" w:color="D9D5C8" w:sz="4" w:space="0"/>
@@ -18092,7 +18092,7 @@
         </w:tc>
         <w:tc>
           <w:tcPr>
-            <w:tcW w:type="dxa" w:w="4400"/>
+            <w:tcW w:type="dxa" w:w="4466"/>
             <w:tcBorders>
               <w:top w:val="single" w:color="D9D5C8" w:sz="4" w:space="0"/>
               <w:left w:val="single" w:color="D9D5C8" w:sz="4" w:space="0"/>
@@ -18128,7 +18128,7 @@
         </w:tc>
         <w:tc>
           <w:tcPr>
-            <w:tcW w:type="dxa" w:w="4348"/>
+            <w:tcW w:type="dxa" w:w="4413"/>
             <w:tcBorders>
               <w:top w:val="single" w:color="D9D5C8" w:sz="4" w:space="0"/>
               <w:left w:val="single" w:color="D9D5C8" w:sz="4" w:space="0"/>
@@ -18166,7 +18166,7 @@
       <w:tr>
         <w:tc>
           <w:tcPr>
-            <w:tcW w:type="dxa" w:w="900"/>
+            <w:tcW w:type="dxa" w:w="913"/>
             <w:tcBorders>
               <w:top w:val="single" w:color="D9D5C8" w:sz="4" w:space="0"/>
               <w:left w:val="single" w:color="D9D5C8" w:sz="4" w:space="0"/>
@@ -18201,7 +18201,7 @@
         </w:tc>
         <w:tc>
           <w:tcPr>
-            <w:tcW w:type="dxa" w:w="4400"/>
+            <w:tcW w:type="dxa" w:w="4466"/>
             <w:tcBorders>
               <w:top w:val="single" w:color="D9D5C8" w:sz="4" w:space="0"/>
               <w:left w:val="single" w:color="D9D5C8" w:sz="4" w:space="0"/>
@@ -18236,7 +18236,7 @@
         </w:tc>
         <w:tc>
           <w:tcPr>
-            <w:tcW w:type="dxa" w:w="4348"/>
+            <w:tcW w:type="dxa" w:w="4413"/>
             <w:tcBorders>
               <w:top w:val="single" w:color="D9D5C8" w:sz="4" w:space="0"/>
               <w:left w:val="single" w:color="D9D5C8" w:sz="4" w:space="0"/>
@@ -18273,7 +18273,7 @@
       <w:tr>
         <w:tc>
           <w:tcPr>
-            <w:tcW w:type="dxa" w:w="900"/>
+            <w:tcW w:type="dxa" w:w="913"/>
             <w:tcBorders>
               <w:top w:val="single" w:color="D9D5C8" w:sz="4" w:space="0"/>
               <w:left w:val="single" w:color="D9D5C8" w:sz="4" w:space="0"/>
@@ -18308,7 +18308,7 @@
         </w:tc>
         <w:tc>
           <w:tcPr>
-            <w:tcW w:type="dxa" w:w="4400"/>
+            <w:tcW w:type="dxa" w:w="4466"/>
             <w:tcBorders>
               <w:top w:val="single" w:color="D9D5C8" w:sz="4" w:space="0"/>
               <w:left w:val="single" w:color="D9D5C8" w:sz="4" w:space="0"/>
@@ -18343,7 +18343,7 @@
         </w:tc>
         <w:tc>
           <w:tcPr>
-            <w:tcW w:type="dxa" w:w="4348"/>
+            <w:tcW w:type="dxa" w:w="4413"/>
             <w:tcBorders>
               <w:top w:val="single" w:color="D9D5C8" w:sz="4" w:space="0"/>
               <w:left w:val="single" w:color="D9D5C8" w:sz="4" w:space="0"/>
@@ -18380,7 +18380,7 @@
       <w:tr>
         <w:tc>
           <w:tcPr>
-            <w:tcW w:type="dxa" w:w="900"/>
+            <w:tcW w:type="dxa" w:w="913"/>
             <w:tcBorders>
               <w:top w:val="single" w:color="D9D5C8" w:sz="4" w:space="0"/>
               <w:left w:val="single" w:color="D9D5C8" w:sz="4" w:space="0"/>
@@ -18415,7 +18415,7 @@
         </w:tc>
         <w:tc>
           <w:tcPr>
-            <w:tcW w:type="dxa" w:w="4400"/>
+            <w:tcW w:type="dxa" w:w="4466"/>
             <w:tcBorders>
               <w:top w:val="single" w:color="D9D5C8" w:sz="4" w:space="0"/>
               <w:left w:val="single" w:color="D9D5C8" w:sz="4" w:space="0"/>
@@ -18450,7 +18450,7 @@
         </w:tc>
         <w:tc>
           <w:tcPr>
-            <w:tcW w:type="dxa" w:w="4348"/>
+            <w:tcW w:type="dxa" w:w="4413"/>
             <w:tcBorders>
               <w:top w:val="single" w:color="D9D5C8" w:sz="4" w:space="0"/>
               <w:left w:val="single" w:color="D9D5C8" w:sz="4" w:space="0"/>
@@ -18487,7 +18487,7 @@
     </w:tbl>
     <w:tbl>
       <w:tblPr>
-        <w:tblW w:type="dxa" w:w="9648"/>
+        <w:tblW w:type="dxa" w:w="9792"/>
         <w:tblBorders>
           <w:top w:val="single" w:color="auto" w:sz="4"/>
           <w:left w:val="single" w:color="auto" w:sz="4"/>
@@ -18498,12 +18498,12 @@
         </w:tblBorders>
       </w:tblPr>
       <w:tblGrid>
-        <w:gridCol w:w="9648"/>
+        <w:gridCol w:w="9792"/>
       </w:tblGrid>
       <w:tr>
         <w:tc>
           <w:tcPr>
-            <w:tcW w:type="dxa" w:w="9648"/>
+            <w:tcW w:type="dxa" w:w="9792"/>
             <w:tcBorders>
               <w:top w:val="single" w:color="D9D5C8" w:sz="4" w:space="0"/>
               <w:left w:val="single" w:color="D9D5C8" w:sz="4" w:space="0"/>
@@ -18628,7 +18628,7 @@
     </w:p>
     <w:tbl>
       <w:tblPr>
-        <w:tblW w:type="dxa" w:w="9648"/>
+        <w:tblW w:type="dxa" w:w="9792"/>
         <w:tblBorders>
           <w:top w:val="single" w:color="auto" w:sz="4"/>
           <w:left w:val="single" w:color="auto" w:sz="4"/>
@@ -18639,9 +18639,9 @@
         </w:tblBorders>
       </w:tblPr>
       <w:tblGrid>
-        <w:gridCol w:w="900"/>
-        <w:gridCol w:w="4400"/>
-        <w:gridCol w:w="4348"/>
+        <w:gridCol w:w="913"/>
+        <w:gridCol w:w="4466"/>
+        <w:gridCol w:w="4413"/>
       </w:tblGrid>
       <w:tr>
         <w:trPr>
@@ -18649,7 +18649,7 @@
         </w:trPr>
         <w:tc>
           <w:tcPr>
-            <w:tcW w:type="dxa" w:w="900"/>
+            <w:tcW w:type="dxa" w:w="913"/>
             <w:tcBorders>
               <w:top w:val="single" w:color="D9D5C8" w:sz="4" w:space="0"/>
               <w:left w:val="single" w:color="D9D5C8" w:sz="4" w:space="0"/>
@@ -18685,7 +18685,7 @@
         </w:tc>
         <w:tc>
           <w:tcPr>
-            <w:tcW w:type="dxa" w:w="4400"/>
+            <w:tcW w:type="dxa" w:w="4466"/>
             <w:tcBorders>
               <w:top w:val="single" w:color="D9D5C8" w:sz="4" w:space="0"/>
               <w:left w:val="single" w:color="D9D5C8" w:sz="4" w:space="0"/>
@@ -18721,7 +18721,7 @@
         </w:tc>
         <w:tc>
           <w:tcPr>
-            <w:tcW w:type="dxa" w:w="4348"/>
+            <w:tcW w:type="dxa" w:w="4413"/>
             <w:tcBorders>
               <w:top w:val="single" w:color="D9D5C8" w:sz="4" w:space="0"/>
               <w:left w:val="single" w:color="D9D5C8" w:sz="4" w:space="0"/>
@@ -18759,7 +18759,7 @@
       <w:tr>
         <w:tc>
           <w:tcPr>
-            <w:tcW w:type="dxa" w:w="900"/>
+            <w:tcW w:type="dxa" w:w="913"/>
             <w:tcBorders>
               <w:top w:val="single" w:color="D9D5C8" w:sz="4" w:space="0"/>
               <w:left w:val="single" w:color="D9D5C8" w:sz="4" w:space="0"/>
@@ -18794,7 +18794,7 @@
         </w:tc>
         <w:tc>
           <w:tcPr>
-            <w:tcW w:type="dxa" w:w="4400"/>
+            <w:tcW w:type="dxa" w:w="4466"/>
             <w:tcBorders>
               <w:top w:val="single" w:color="D9D5C8" w:sz="4" w:space="0"/>
               <w:left w:val="single" w:color="D9D5C8" w:sz="4" w:space="0"/>
@@ -18829,7 +18829,7 @@
         </w:tc>
         <w:tc>
           <w:tcPr>
-            <w:tcW w:type="dxa" w:w="4348"/>
+            <w:tcW w:type="dxa" w:w="4413"/>
             <w:tcBorders>
               <w:top w:val="single" w:color="D9D5C8" w:sz="4" w:space="0"/>
               <w:left w:val="single" w:color="D9D5C8" w:sz="4" w:space="0"/>
@@ -18866,7 +18866,7 @@
       <w:tr>
         <w:tc>
           <w:tcPr>
-            <w:tcW w:type="dxa" w:w="900"/>
+            <w:tcW w:type="dxa" w:w="913"/>
             <w:tcBorders>
               <w:top w:val="single" w:color="D9D5C8" w:sz="4" w:space="0"/>
               <w:left w:val="single" w:color="D9D5C8" w:sz="4" w:space="0"/>
@@ -18901,7 +18901,7 @@
         </w:tc>
         <w:tc>
           <w:tcPr>
-            <w:tcW w:type="dxa" w:w="4400"/>
+            <w:tcW w:type="dxa" w:w="4466"/>
             <w:tcBorders>
               <w:top w:val="single" w:color="D9D5C8" w:sz="4" w:space="0"/>
               <w:left w:val="single" w:color="D9D5C8" w:sz="4" w:space="0"/>
@@ -18936,7 +18936,7 @@
         </w:tc>
         <w:tc>
           <w:tcPr>
-            <w:tcW w:type="dxa" w:w="4348"/>
+            <w:tcW w:type="dxa" w:w="4413"/>
             <w:tcBorders>
               <w:top w:val="single" w:color="D9D5C8" w:sz="4" w:space="0"/>
               <w:left w:val="single" w:color="D9D5C8" w:sz="4" w:space="0"/>
@@ -18973,7 +18973,7 @@
       <w:tr>
         <w:tc>
           <w:tcPr>
-            <w:tcW w:type="dxa" w:w="900"/>
+            <w:tcW w:type="dxa" w:w="913"/>
             <w:tcBorders>
               <w:top w:val="single" w:color="D9D5C8" w:sz="4" w:space="0"/>
               <w:left w:val="single" w:color="D9D5C8" w:sz="4" w:space="0"/>
@@ -19008,7 +19008,7 @@
         </w:tc>
         <w:tc>
           <w:tcPr>
-            <w:tcW w:type="dxa" w:w="4400"/>
+            <w:tcW w:type="dxa" w:w="4466"/>
             <w:tcBorders>
               <w:top w:val="single" w:color="D9D5C8" w:sz="4" w:space="0"/>
               <w:left w:val="single" w:color="D9D5C8" w:sz="4" w:space="0"/>
@@ -19043,7 +19043,7 @@
         </w:tc>
         <w:tc>
           <w:tcPr>
-            <w:tcW w:type="dxa" w:w="4348"/>
+            <w:tcW w:type="dxa" w:w="4413"/>
             <w:tcBorders>
               <w:top w:val="single" w:color="D9D5C8" w:sz="4" w:space="0"/>
               <w:left w:val="single" w:color="D9D5C8" w:sz="4" w:space="0"/>
@@ -19080,7 +19080,7 @@
     </w:tbl>
     <w:tbl>
       <w:tblPr>
-        <w:tblW w:type="dxa" w:w="9648"/>
+        <w:tblW w:type="dxa" w:w="9792"/>
         <w:tblBorders>
           <w:top w:val="single" w:color="auto" w:sz="4"/>
           <w:left w:val="single" w:color="auto" w:sz="4"/>
@@ -19091,12 +19091,12 @@
         </w:tblBorders>
       </w:tblPr>
       <w:tblGrid>
-        <w:gridCol w:w="9648"/>
+        <w:gridCol w:w="9792"/>
       </w:tblGrid>
       <w:tr>
         <w:tc>
           <w:tcPr>
-            <w:tcW w:type="dxa" w:w="9648"/>
+            <w:tcW w:type="dxa" w:w="9792"/>
             <w:tcBorders>
               <w:top w:val="single" w:color="D9D5C8" w:sz="4" w:space="0"/>
               <w:left w:val="single" w:color="D9D5C8" w:sz="4" w:space="0"/>
@@ -19221,7 +19221,7 @@
     </w:p>
     <w:tbl>
       <w:tblPr>
-        <w:tblW w:type="dxa" w:w="9648"/>
+        <w:tblW w:type="dxa" w:w="9792"/>
         <w:tblBorders>
           <w:top w:val="single" w:color="auto" w:sz="4"/>
           <w:left w:val="single" w:color="auto" w:sz="4"/>
@@ -19232,9 +19232,9 @@
         </w:tblBorders>
       </w:tblPr>
       <w:tblGrid>
-        <w:gridCol w:w="900"/>
-        <w:gridCol w:w="4400"/>
-        <w:gridCol w:w="4348"/>
+        <w:gridCol w:w="913"/>
+        <w:gridCol w:w="4466"/>
+        <w:gridCol w:w="4413"/>
       </w:tblGrid>
       <w:tr>
         <w:trPr>
@@ -19242,7 +19242,7 @@
         </w:trPr>
         <w:tc>
           <w:tcPr>
-            <w:tcW w:type="dxa" w:w="900"/>
+            <w:tcW w:type="dxa" w:w="913"/>
             <w:tcBorders>
               <w:top w:val="single" w:color="D9D5C8" w:sz="4" w:space="0"/>
               <w:left w:val="single" w:color="D9D5C8" w:sz="4" w:space="0"/>
@@ -19278,7 +19278,7 @@
         </w:tc>
         <w:tc>
           <w:tcPr>
-            <w:tcW w:type="dxa" w:w="4400"/>
+            <w:tcW w:type="dxa" w:w="4466"/>
             <w:tcBorders>
               <w:top w:val="single" w:color="D9D5C8" w:sz="4" w:space="0"/>
               <w:left w:val="single" w:color="D9D5C8" w:sz="4" w:space="0"/>
@@ -19314,7 +19314,7 @@
         </w:tc>
         <w:tc>
           <w:tcPr>
-            <w:tcW w:type="dxa" w:w="4348"/>
+            <w:tcW w:type="dxa" w:w="4413"/>
             <w:tcBorders>
               <w:top w:val="single" w:color="D9D5C8" w:sz="4" w:space="0"/>
               <w:left w:val="single" w:color="D9D5C8" w:sz="4" w:space="0"/>
@@ -19352,7 +19352,7 @@
       <w:tr>
         <w:tc>
           <w:tcPr>
-            <w:tcW w:type="dxa" w:w="900"/>
+            <w:tcW w:type="dxa" w:w="913"/>
             <w:tcBorders>
               <w:top w:val="single" w:color="D9D5C8" w:sz="4" w:space="0"/>
               <w:left w:val="single" w:color="D9D5C8" w:sz="4" w:space="0"/>
@@ -19387,7 +19387,7 @@
         </w:tc>
         <w:tc>
           <w:tcPr>
-            <w:tcW w:type="dxa" w:w="4400"/>
+            <w:tcW w:type="dxa" w:w="4466"/>
             <w:tcBorders>
               <w:top w:val="single" w:color="D9D5C8" w:sz="4" w:space="0"/>
               <w:left w:val="single" w:color="D9D5C8" w:sz="4" w:space="0"/>
@@ -19422,7 +19422,7 @@
         </w:tc>
         <w:tc>
           <w:tcPr>
-            <w:tcW w:type="dxa" w:w="4348"/>
+            <w:tcW w:type="dxa" w:w="4413"/>
             <w:tcBorders>
               <w:top w:val="single" w:color="D9D5C8" w:sz="4" w:space="0"/>
               <w:left w:val="single" w:color="D9D5C8" w:sz="4" w:space="0"/>
@@ -19459,7 +19459,7 @@
       <w:tr>
         <w:tc>
           <w:tcPr>
-            <w:tcW w:type="dxa" w:w="900"/>
+            <w:tcW w:type="dxa" w:w="913"/>
             <w:tcBorders>
               <w:top w:val="single" w:color="D9D5C8" w:sz="4" w:space="0"/>
               <w:left w:val="single" w:color="D9D5C8" w:sz="4" w:space="0"/>
@@ -19494,7 +19494,7 @@
         </w:tc>
         <w:tc>
           <w:tcPr>
-            <w:tcW w:type="dxa" w:w="4400"/>
+            <w:tcW w:type="dxa" w:w="4466"/>
             <w:tcBorders>
               <w:top w:val="single" w:color="D9D5C8" w:sz="4" w:space="0"/>
               <w:left w:val="single" w:color="D9D5C8" w:sz="4" w:space="0"/>
@@ -19529,7 +19529,7 @@
         </w:tc>
         <w:tc>
           <w:tcPr>
-            <w:tcW w:type="dxa" w:w="4348"/>
+            <w:tcW w:type="dxa" w:w="4413"/>
             <w:tcBorders>
               <w:top w:val="single" w:color="D9D5C8" w:sz="4" w:space="0"/>
               <w:left w:val="single" w:color="D9D5C8" w:sz="4" w:space="0"/>
@@ -19566,7 +19566,7 @@
       <w:tr>
         <w:tc>
           <w:tcPr>
-            <w:tcW w:type="dxa" w:w="900"/>
+            <w:tcW w:type="dxa" w:w="913"/>
             <w:tcBorders>
               <w:top w:val="single" w:color="D9D5C8" w:sz="4" w:space="0"/>
               <w:left w:val="single" w:color="D9D5C8" w:sz="4" w:space="0"/>
@@ -19601,7 +19601,7 @@
         </w:tc>
         <w:tc>
           <w:tcPr>
-            <w:tcW w:type="dxa" w:w="4400"/>
+            <w:tcW w:type="dxa" w:w="4466"/>
             <w:tcBorders>
               <w:top w:val="single" w:color="D9D5C8" w:sz="4" w:space="0"/>
               <w:left w:val="single" w:color="D9D5C8" w:sz="4" w:space="0"/>
@@ -19636,7 +19636,7 @@
         </w:tc>
         <w:tc>
           <w:tcPr>
-            <w:tcW w:type="dxa" w:w="4348"/>
+            <w:tcW w:type="dxa" w:w="4413"/>
             <w:tcBorders>
               <w:top w:val="single" w:color="D9D5C8" w:sz="4" w:space="0"/>
               <w:left w:val="single" w:color="D9D5C8" w:sz="4" w:space="0"/>
@@ -19673,7 +19673,7 @@
     </w:tbl>
     <w:tbl>
       <w:tblPr>
-        <w:tblW w:type="dxa" w:w="9648"/>
+        <w:tblW w:type="dxa" w:w="9792"/>
         <w:tblBorders>
           <w:top w:val="single" w:color="auto" w:sz="4"/>
           <w:left w:val="single" w:color="auto" w:sz="4"/>
@@ -19684,12 +19684,12 @@
         </w:tblBorders>
       </w:tblPr>
       <w:tblGrid>
-        <w:gridCol w:w="9648"/>
+        <w:gridCol w:w="9792"/>
       </w:tblGrid>
       <w:tr>
         <w:tc>
           <w:tcPr>
-            <w:tcW w:type="dxa" w:w="9648"/>
+            <w:tcW w:type="dxa" w:w="9792"/>
             <w:tcBorders>
               <w:top w:val="single" w:color="D9D5C8" w:sz="4" w:space="0"/>
               <w:left w:val="single" w:color="D9D5C8" w:sz="4" w:space="0"/>
@@ -19814,7 +19814,7 @@
     </w:p>
     <w:tbl>
       <w:tblPr>
-        <w:tblW w:type="dxa" w:w="9648"/>
+        <w:tblW w:type="dxa" w:w="9792"/>
         <w:tblBorders>
           <w:top w:val="single" w:color="auto" w:sz="4"/>
           <w:left w:val="single" w:color="auto" w:sz="4"/>
@@ -19825,9 +19825,9 @@
         </w:tblBorders>
       </w:tblPr>
       <w:tblGrid>
-        <w:gridCol w:w="900"/>
-        <w:gridCol w:w="4400"/>
-        <w:gridCol w:w="4348"/>
+        <w:gridCol w:w="913"/>
+        <w:gridCol w:w="4466"/>
+        <w:gridCol w:w="4413"/>
       </w:tblGrid>
       <w:tr>
         <w:trPr>
@@ -19835,7 +19835,7 @@
         </w:trPr>
         <w:tc>
           <w:tcPr>
-            <w:tcW w:type="dxa" w:w="900"/>
+            <w:tcW w:type="dxa" w:w="913"/>
             <w:tcBorders>
               <w:top w:val="single" w:color="D9D5C8" w:sz="4" w:space="0"/>
               <w:left w:val="single" w:color="D9D5C8" w:sz="4" w:space="0"/>
@@ -19871,7 +19871,7 @@
         </w:tc>
         <w:tc>
           <w:tcPr>
-            <w:tcW w:type="dxa" w:w="4400"/>
+            <w:tcW w:type="dxa" w:w="4466"/>
             <w:tcBorders>
               <w:top w:val="single" w:color="D9D5C8" w:sz="4" w:space="0"/>
               <w:left w:val="single" w:color="D9D5C8" w:sz="4" w:space="0"/>
@@ -19907,7 +19907,7 @@
         </w:tc>
         <w:tc>
           <w:tcPr>
-            <w:tcW w:type="dxa" w:w="4348"/>
+            <w:tcW w:type="dxa" w:w="4413"/>
             <w:tcBorders>
               <w:top w:val="single" w:color="D9D5C8" w:sz="4" w:space="0"/>
               <w:left w:val="single" w:color="D9D5C8" w:sz="4" w:space="0"/>
@@ -19945,7 +19945,7 @@
       <w:tr>
         <w:tc>
           <w:tcPr>
-            <w:tcW w:type="dxa" w:w="900"/>
+            <w:tcW w:type="dxa" w:w="913"/>
             <w:tcBorders>
               <w:top w:val="single" w:color="D9D5C8" w:sz="4" w:space="0"/>
               <w:left w:val="single" w:color="D9D5C8" w:sz="4" w:space="0"/>
@@ -19980,7 +19980,7 @@
         </w:tc>
         <w:tc>
           <w:tcPr>
-            <w:tcW w:type="dxa" w:w="4400"/>
+            <w:tcW w:type="dxa" w:w="4466"/>
             <w:tcBorders>
               <w:top w:val="single" w:color="D9D5C8" w:sz="4" w:space="0"/>
               <w:left w:val="single" w:color="D9D5C8" w:sz="4" w:space="0"/>
@@ -20015,7 +20015,7 @@
         </w:tc>
         <w:tc>
           <w:tcPr>
-            <w:tcW w:type="dxa" w:w="4348"/>
+            <w:tcW w:type="dxa" w:w="4413"/>
             <w:tcBorders>
               <w:top w:val="single" w:color="D9D5C8" w:sz="4" w:space="0"/>
               <w:left w:val="single" w:color="D9D5C8" w:sz="4" w:space="0"/>
@@ -20052,7 +20052,7 @@
       <w:tr>
         <w:tc>
           <w:tcPr>
-            <w:tcW w:type="dxa" w:w="900"/>
+            <w:tcW w:type="dxa" w:w="913"/>
             <w:tcBorders>
               <w:top w:val="single" w:color="D9D5C8" w:sz="4" w:space="0"/>
               <w:left w:val="single" w:color="D9D5C8" w:sz="4" w:space="0"/>
@@ -20087,7 +20087,7 @@
         </w:tc>
         <w:tc>
           <w:tcPr>
-            <w:tcW w:type="dxa" w:w="4400"/>
+            <w:tcW w:type="dxa" w:w="4466"/>
             <w:tcBorders>
               <w:top w:val="single" w:color="D9D5C8" w:sz="4" w:space="0"/>
               <w:left w:val="single" w:color="D9D5C8" w:sz="4" w:space="0"/>
@@ -20122,7 +20122,7 @@
         </w:tc>
         <w:tc>
           <w:tcPr>
-            <w:tcW w:type="dxa" w:w="4348"/>
+            <w:tcW w:type="dxa" w:w="4413"/>
             <w:tcBorders>
               <w:top w:val="single" w:color="D9D5C8" w:sz="4" w:space="0"/>
               <w:left w:val="single" w:color="D9D5C8" w:sz="4" w:space="0"/>
@@ -20159,7 +20159,7 @@
       <w:tr>
         <w:tc>
           <w:tcPr>
-            <w:tcW w:type="dxa" w:w="900"/>
+            <w:tcW w:type="dxa" w:w="913"/>
             <w:tcBorders>
               <w:top w:val="single" w:color="D9D5C8" w:sz="4" w:space="0"/>
               <w:left w:val="single" w:color="D9D5C8" w:sz="4" w:space="0"/>
@@ -20194,7 +20194,7 @@
         </w:tc>
         <w:tc>
           <w:tcPr>
-            <w:tcW w:type="dxa" w:w="4400"/>
+            <w:tcW w:type="dxa" w:w="4466"/>
             <w:tcBorders>
               <w:top w:val="single" w:color="D9D5C8" w:sz="4" w:space="0"/>
               <w:left w:val="single" w:color="D9D5C8" w:sz="4" w:space="0"/>
@@ -20229,7 +20229,7 @@
         </w:tc>
         <w:tc>
           <w:tcPr>
-            <w:tcW w:type="dxa" w:w="4348"/>
+            <w:tcW w:type="dxa" w:w="4413"/>
             <w:tcBorders>
               <w:top w:val="single" w:color="D9D5C8" w:sz="4" w:space="0"/>
               <w:left w:val="single" w:color="D9D5C8" w:sz="4" w:space="0"/>
@@ -20266,7 +20266,7 @@
     </w:tbl>
     <w:tbl>
       <w:tblPr>
-        <w:tblW w:type="dxa" w:w="9648"/>
+        <w:tblW w:type="dxa" w:w="9792"/>
         <w:tblBorders>
           <w:top w:val="single" w:color="auto" w:sz="4"/>
           <w:left w:val="single" w:color="auto" w:sz="4"/>
@@ -20277,12 +20277,12 @@
         </w:tblBorders>
       </w:tblPr>
       <w:tblGrid>
-        <w:gridCol w:w="9648"/>
+        <w:gridCol w:w="9792"/>
       </w:tblGrid>
       <w:tr>
         <w:tc>
           <w:tcPr>
-            <w:tcW w:type="dxa" w:w="9648"/>
+            <w:tcW w:type="dxa" w:w="9792"/>
             <w:tcBorders>
               <w:top w:val="single" w:color="D9D5C8" w:sz="4" w:space="0"/>
               <w:left w:val="single" w:color="D9D5C8" w:sz="4" w:space="0"/>
@@ -20407,7 +20407,7 @@
     </w:p>
     <w:tbl>
       <w:tblPr>
-        <w:tblW w:type="dxa" w:w="9648"/>
+        <w:tblW w:type="dxa" w:w="9792"/>
         <w:tblBorders>
           <w:top w:val="single" w:color="auto" w:sz="4"/>
           <w:left w:val="single" w:color="auto" w:sz="4"/>
@@ -20418,9 +20418,9 @@
         </w:tblBorders>
       </w:tblPr>
       <w:tblGrid>
-        <w:gridCol w:w="900"/>
-        <w:gridCol w:w="4400"/>
-        <w:gridCol w:w="4348"/>
+        <w:gridCol w:w="913"/>
+        <w:gridCol w:w="4466"/>
+        <w:gridCol w:w="4413"/>
       </w:tblGrid>
       <w:tr>
         <w:trPr>
@@ -20428,7 +20428,7 @@
         </w:trPr>
         <w:tc>
           <w:tcPr>
-            <w:tcW w:type="dxa" w:w="900"/>
+            <w:tcW w:type="dxa" w:w="913"/>
             <w:tcBorders>
               <w:top w:val="single" w:color="D9D5C8" w:sz="4" w:space="0"/>
               <w:left w:val="single" w:color="D9D5C8" w:sz="4" w:space="0"/>
@@ -20464,7 +20464,7 @@
         </w:tc>
         <w:tc>
           <w:tcPr>
-            <w:tcW w:type="dxa" w:w="4400"/>
+            <w:tcW w:type="dxa" w:w="4466"/>
             <w:tcBorders>
               <w:top w:val="single" w:color="D9D5C8" w:sz="4" w:space="0"/>
               <w:left w:val="single" w:color="D9D5C8" w:sz="4" w:space="0"/>
@@ -20500,7 +20500,7 @@
         </w:tc>
         <w:tc>
           <w:tcPr>
-            <w:tcW w:type="dxa" w:w="4348"/>
+            <w:tcW w:type="dxa" w:w="4413"/>
             <w:tcBorders>
               <w:top w:val="single" w:color="D9D5C8" w:sz="4" w:space="0"/>
               <w:left w:val="single" w:color="D9D5C8" w:sz="4" w:space="0"/>
@@ -20538,7 +20538,7 @@
       <w:tr>
         <w:tc>
           <w:tcPr>
-            <w:tcW w:type="dxa" w:w="900"/>
+            <w:tcW w:type="dxa" w:w="913"/>
             <w:tcBorders>
               <w:top w:val="single" w:color="D9D5C8" w:sz="4" w:space="0"/>
               <w:left w:val="single" w:color="D9D5C8" w:sz="4" w:space="0"/>
@@ -20573,7 +20573,7 @@
         </w:tc>
         <w:tc>
           <w:tcPr>
-            <w:tcW w:type="dxa" w:w="4400"/>
+            <w:tcW w:type="dxa" w:w="4466"/>
             <w:tcBorders>
               <w:top w:val="single" w:color="D9D5C8" w:sz="4" w:space="0"/>
               <w:left w:val="single" w:color="D9D5C8" w:sz="4" w:space="0"/>
@@ -20608,7 +20608,7 @@
         </w:tc>
         <w:tc>
           <w:tcPr>
-            <w:tcW w:type="dxa" w:w="4348"/>
+            <w:tcW w:type="dxa" w:w="4413"/>
             <w:tcBorders>
               <w:top w:val="single" w:color="D9D5C8" w:sz="4" w:space="0"/>
               <w:left w:val="single" w:color="D9D5C8" w:sz="4" w:space="0"/>
@@ -20645,7 +20645,7 @@
       <w:tr>
         <w:tc>
           <w:tcPr>
-            <w:tcW w:type="dxa" w:w="900"/>
+            <w:tcW w:type="dxa" w:w="913"/>
             <w:tcBorders>
               <w:top w:val="single" w:color="D9D5C8" w:sz="4" w:space="0"/>
               <w:left w:val="single" w:color="D9D5C8" w:sz="4" w:space="0"/>
@@ -20680,7 +20680,7 @@
         </w:tc>
         <w:tc>
           <w:tcPr>
-            <w:tcW w:type="dxa" w:w="4400"/>
+            <w:tcW w:type="dxa" w:w="4466"/>
             <w:tcBorders>
               <w:top w:val="single" w:color="D9D5C8" w:sz="4" w:space="0"/>
               <w:left w:val="single" w:color="D9D5C8" w:sz="4" w:space="0"/>
@@ -20715,7 +20715,7 @@
         </w:tc>
         <w:tc>
           <w:tcPr>
-            <w:tcW w:type="dxa" w:w="4348"/>
+            <w:tcW w:type="dxa" w:w="4413"/>
             <w:tcBorders>
               <w:top w:val="single" w:color="D9D5C8" w:sz="4" w:space="0"/>
               <w:left w:val="single" w:color="D9D5C8" w:sz="4" w:space="0"/>
@@ -20752,7 +20752,7 @@
       <w:tr>
         <w:tc>
           <w:tcPr>
-            <w:tcW w:type="dxa" w:w="900"/>
+            <w:tcW w:type="dxa" w:w="913"/>
             <w:tcBorders>
               <w:top w:val="single" w:color="D9D5C8" w:sz="4" w:space="0"/>
               <w:left w:val="single" w:color="D9D5C8" w:sz="4" w:space="0"/>
@@ -20787,7 +20787,7 @@
         </w:tc>
         <w:tc>
           <w:tcPr>
-            <w:tcW w:type="dxa" w:w="4400"/>
+            <w:tcW w:type="dxa" w:w="4466"/>
             <w:tcBorders>
               <w:top w:val="single" w:color="D9D5C8" w:sz="4" w:space="0"/>
               <w:left w:val="single" w:color="D9D5C8" w:sz="4" w:space="0"/>
@@ -20822,7 +20822,7 @@
         </w:tc>
         <w:tc>
           <w:tcPr>
-            <w:tcW w:type="dxa" w:w="4348"/>
+            <w:tcW w:type="dxa" w:w="4413"/>
             <w:tcBorders>
               <w:top w:val="single" w:color="D9D5C8" w:sz="4" w:space="0"/>
               <w:left w:val="single" w:color="D9D5C8" w:sz="4" w:space="0"/>
@@ -20859,7 +20859,7 @@
     </w:tbl>
     <w:tbl>
       <w:tblPr>
-        <w:tblW w:type="dxa" w:w="9648"/>
+        <w:tblW w:type="dxa" w:w="9792"/>
         <w:tblBorders>
           <w:top w:val="single" w:color="auto" w:sz="4"/>
           <w:left w:val="single" w:color="auto" w:sz="4"/>
@@ -20870,12 +20870,12 @@
         </w:tblBorders>
       </w:tblPr>
       <w:tblGrid>
-        <w:gridCol w:w="9648"/>
+        <w:gridCol w:w="9792"/>
       </w:tblGrid>
       <w:tr>
         <w:tc>
           <w:tcPr>
-            <w:tcW w:type="dxa" w:w="9648"/>
+            <w:tcW w:type="dxa" w:w="9792"/>
             <w:tcBorders>
               <w:top w:val="single" w:color="D9D5C8" w:sz="4" w:space="0"/>
               <w:left w:val="single" w:color="D9D5C8" w:sz="4" w:space="0"/>
@@ -21000,7 +21000,7 @@
     </w:p>
     <w:tbl>
       <w:tblPr>
-        <w:tblW w:type="dxa" w:w="9648"/>
+        <w:tblW w:type="dxa" w:w="9792"/>
         <w:tblBorders>
           <w:top w:val="single" w:color="auto" w:sz="4"/>
           <w:left w:val="single" w:color="auto" w:sz="4"/>
@@ -21011,9 +21011,9 @@
         </w:tblBorders>
       </w:tblPr>
       <w:tblGrid>
-        <w:gridCol w:w="900"/>
-        <w:gridCol w:w="4400"/>
-        <w:gridCol w:w="4348"/>
+        <w:gridCol w:w="913"/>
+        <w:gridCol w:w="4466"/>
+        <w:gridCol w:w="4413"/>
       </w:tblGrid>
       <w:tr>
         <w:trPr>
@@ -21021,7 +21021,7 @@
         </w:trPr>
         <w:tc>
           <w:tcPr>
-            <w:tcW w:type="dxa" w:w="900"/>
+            <w:tcW w:type="dxa" w:w="913"/>
             <w:tcBorders>
               <w:top w:val="single" w:color="D9D5C8" w:sz="4" w:space="0"/>
               <w:left w:val="single" w:color="D9D5C8" w:sz="4" w:space="0"/>
@@ -21057,7 +21057,7 @@
         </w:tc>
         <w:tc>
           <w:tcPr>
-            <w:tcW w:type="dxa" w:w="4400"/>
+            <w:tcW w:type="dxa" w:w="4466"/>
             <w:tcBorders>
               <w:top w:val="single" w:color="D9D5C8" w:sz="4" w:space="0"/>
               <w:left w:val="single" w:color="D9D5C8" w:sz="4" w:space="0"/>
@@ -21093,7 +21093,7 @@
         </w:tc>
         <w:tc>
           <w:tcPr>
-            <w:tcW w:type="dxa" w:w="4348"/>
+            <w:tcW w:type="dxa" w:w="4413"/>
             <w:tcBorders>
               <w:top w:val="single" w:color="D9D5C8" w:sz="4" w:space="0"/>
               <w:left w:val="single" w:color="D9D5C8" w:sz="4" w:space="0"/>
@@ -21131,7 +21131,7 @@
       <w:tr>
         <w:tc>
           <w:tcPr>
-            <w:tcW w:type="dxa" w:w="900"/>
+            <w:tcW w:type="dxa" w:w="913"/>
             <w:tcBorders>
               <w:top w:val="single" w:color="D9D5C8" w:sz="4" w:space="0"/>
               <w:left w:val="single" w:color="D9D5C8" w:sz="4" w:space="0"/>
@@ -21166,7 +21166,7 @@
         </w:tc>
         <w:tc>
           <w:tcPr>
-            <w:tcW w:type="dxa" w:w="4400"/>
+            <w:tcW w:type="dxa" w:w="4466"/>
             <w:tcBorders>
               <w:top w:val="single" w:color="D9D5C8" w:sz="4" w:space="0"/>
               <w:left w:val="single" w:color="D9D5C8" w:sz="4" w:space="0"/>
@@ -21201,7 +21201,7 @@
         </w:tc>
         <w:tc>
           <w:tcPr>
-            <w:tcW w:type="dxa" w:w="4348"/>
+            <w:tcW w:type="dxa" w:w="4413"/>
             <w:tcBorders>
               <w:top w:val="single" w:color="D9D5C8" w:sz="4" w:space="0"/>
               <w:left w:val="single" w:color="D9D5C8" w:sz="4" w:space="0"/>
@@ -21238,7 +21238,7 @@
       <w:tr>
         <w:tc>
           <w:tcPr>
-            <w:tcW w:type="dxa" w:w="900"/>
+            <w:tcW w:type="dxa" w:w="913"/>
             <w:tcBorders>
               <w:top w:val="single" w:color="D9D5C8" w:sz="4" w:space="0"/>
               <w:left w:val="single" w:color="D9D5C8" w:sz="4" w:space="0"/>
@@ -21273,7 +21273,7 @@
         </w:tc>
         <w:tc>
           <w:tcPr>
-            <w:tcW w:type="dxa" w:w="4400"/>
+            <w:tcW w:type="dxa" w:w="4466"/>
             <w:tcBorders>
               <w:top w:val="single" w:color="D9D5C8" w:sz="4" w:space="0"/>
               <w:left w:val="single" w:color="D9D5C8" w:sz="4" w:space="0"/>
@@ -21308,7 +21308,7 @@
         </w:tc>
         <w:tc>
           <w:tcPr>
-            <w:tcW w:type="dxa" w:w="4348"/>
+            <w:tcW w:type="dxa" w:w="4413"/>
             <w:tcBorders>
               <w:top w:val="single" w:color="D9D5C8" w:sz="4" w:space="0"/>
               <w:left w:val="single" w:color="D9D5C8" w:sz="4" w:space="0"/>
@@ -21345,7 +21345,7 @@
       <w:tr>
         <w:tc>
           <w:tcPr>
-            <w:tcW w:type="dxa" w:w="900"/>
+            <w:tcW w:type="dxa" w:w="913"/>
             <w:tcBorders>
               <w:top w:val="single" w:color="D9D5C8" w:sz="4" w:space="0"/>
               <w:left w:val="single" w:color="D9D5C8" w:sz="4" w:space="0"/>
@@ -21380,7 +21380,7 @@
         </w:tc>
         <w:tc>
           <w:tcPr>
-            <w:tcW w:type="dxa" w:w="4400"/>
+            <w:tcW w:type="dxa" w:w="4466"/>
             <w:tcBorders>
               <w:top w:val="single" w:color="D9D5C8" w:sz="4" w:space="0"/>
               <w:left w:val="single" w:color="D9D5C8" w:sz="4" w:space="0"/>
@@ -21415,7 +21415,7 @@
         </w:tc>
         <w:tc>
           <w:tcPr>
-            <w:tcW w:type="dxa" w:w="4348"/>
+            <w:tcW w:type="dxa" w:w="4413"/>
             <w:tcBorders>
               <w:top w:val="single" w:color="D9D5C8" w:sz="4" w:space="0"/>
               <w:left w:val="single" w:color="D9D5C8" w:sz="4" w:space="0"/>
@@ -21452,7 +21452,7 @@
     </w:tbl>
     <w:tbl>
       <w:tblPr>
-        <w:tblW w:type="dxa" w:w="9648"/>
+        <w:tblW w:type="dxa" w:w="9792"/>
         <w:tblBorders>
           <w:top w:val="single" w:color="auto" w:sz="4"/>
           <w:left w:val="single" w:color="auto" w:sz="4"/>
@@ -21463,12 +21463,12 @@
         </w:tblBorders>
       </w:tblPr>
       <w:tblGrid>
-        <w:gridCol w:w="9648"/>
+        <w:gridCol w:w="9792"/>
       </w:tblGrid>
       <w:tr>
         <w:tc>
           <w:tcPr>
-            <w:tcW w:type="dxa" w:w="9648"/>
+            <w:tcW w:type="dxa" w:w="9792"/>
             <w:tcBorders>
               <w:top w:val="single" w:color="D9D5C8" w:sz="4" w:space="0"/>
               <w:left w:val="single" w:color="D9D5C8" w:sz="4" w:space="0"/>
@@ -21593,7 +21593,7 @@
     </w:p>
     <w:tbl>
       <w:tblPr>
-        <w:tblW w:type="dxa" w:w="9648"/>
+        <w:tblW w:type="dxa" w:w="9792"/>
         <w:tblBorders>
           <w:top w:val="single" w:color="auto" w:sz="4"/>
           <w:left w:val="single" w:color="auto" w:sz="4"/>
@@ -21604,9 +21604,9 @@
         </w:tblBorders>
       </w:tblPr>
       <w:tblGrid>
-        <w:gridCol w:w="900"/>
-        <w:gridCol w:w="4400"/>
-        <w:gridCol w:w="4348"/>
+        <w:gridCol w:w="913"/>
+        <w:gridCol w:w="4466"/>
+        <w:gridCol w:w="4413"/>
       </w:tblGrid>
       <w:tr>
         <w:trPr>
@@ -21614,7 +21614,7 @@
         </w:trPr>
         <w:tc>
           <w:tcPr>
-            <w:tcW w:type="dxa" w:w="900"/>
+            <w:tcW w:type="dxa" w:w="913"/>
             <w:tcBorders>
               <w:top w:val="single" w:color="D9D5C8" w:sz="4" w:space="0"/>
               <w:left w:val="single" w:color="D9D5C8" w:sz="4" w:space="0"/>
@@ -21650,7 +21650,7 @@
         </w:tc>
         <w:tc>
           <w:tcPr>
-            <w:tcW w:type="dxa" w:w="4400"/>
+            <w:tcW w:type="dxa" w:w="4466"/>
             <w:tcBorders>
               <w:top w:val="single" w:color="D9D5C8" w:sz="4" w:space="0"/>
               <w:left w:val="single" w:color="D9D5C8" w:sz="4" w:space="0"/>
@@ -21686,7 +21686,7 @@
         </w:tc>
         <w:tc>
           <w:tcPr>
-            <w:tcW w:type="dxa" w:w="4348"/>
+            <w:tcW w:type="dxa" w:w="4413"/>
             <w:tcBorders>
               <w:top w:val="single" w:color="D9D5C8" w:sz="4" w:space="0"/>
               <w:left w:val="single" w:color="D9D5C8" w:sz="4" w:space="0"/>
@@ -21724,7 +21724,7 @@
       <w:tr>
         <w:tc>
           <w:tcPr>
-            <w:tcW w:type="dxa" w:w="900"/>
+            <w:tcW w:type="dxa" w:w="913"/>
             <w:tcBorders>
               <w:top w:val="single" w:color="D9D5C8" w:sz="4" w:space="0"/>
               <w:left w:val="single" w:color="D9D5C8" w:sz="4" w:space="0"/>
@@ -21759,7 +21759,7 @@
         </w:tc>
         <w:tc>
           <w:tcPr>
-            <w:tcW w:type="dxa" w:w="4400"/>
+            <w:tcW w:type="dxa" w:w="4466"/>
             <w:tcBorders>
               <w:top w:val="single" w:color="D9D5C8" w:sz="4" w:space="0"/>
               <w:left w:val="single" w:color="D9D5C8" w:sz="4" w:space="0"/>
@@ -21794,7 +21794,7 @@
         </w:tc>
         <w:tc>
           <w:tcPr>
-            <w:tcW w:type="dxa" w:w="4348"/>
+            <w:tcW w:type="dxa" w:w="4413"/>
             <w:tcBorders>
               <w:top w:val="single" w:color="D9D5C8" w:sz="4" w:space="0"/>
               <w:left w:val="single" w:color="D9D5C8" w:sz="4" w:space="0"/>
@@ -21831,7 +21831,7 @@
       <w:tr>
         <w:tc>
           <w:tcPr>
-            <w:tcW w:type="dxa" w:w="900"/>
+            <w:tcW w:type="dxa" w:w="913"/>
             <w:tcBorders>
               <w:top w:val="single" w:color="D9D5C8" w:sz="4" w:space="0"/>
               <w:left w:val="single" w:color="D9D5C8" w:sz="4" w:space="0"/>
@@ -21866,7 +21866,7 @@
         </w:tc>
         <w:tc>
           <w:tcPr>
-            <w:tcW w:type="dxa" w:w="4400"/>
+            <w:tcW w:type="dxa" w:w="4466"/>
             <w:tcBorders>
               <w:top w:val="single" w:color="D9D5C8" w:sz="4" w:space="0"/>
               <w:left w:val="single" w:color="D9D5C8" w:sz="4" w:space="0"/>
@@ -21901,7 +21901,7 @@
         </w:tc>
         <w:tc>
           <w:tcPr>
-            <w:tcW w:type="dxa" w:w="4348"/>
+            <w:tcW w:type="dxa" w:w="4413"/>
             <w:tcBorders>
               <w:top w:val="single" w:color="D9D5C8" w:sz="4" w:space="0"/>
               <w:left w:val="single" w:color="D9D5C8" w:sz="4" w:space="0"/>
@@ -21938,7 +21938,7 @@
       <w:tr>
         <w:tc>
           <w:tcPr>
-            <w:tcW w:type="dxa" w:w="900"/>
+            <w:tcW w:type="dxa" w:w="913"/>
             <w:tcBorders>
               <w:top w:val="single" w:color="D9D5C8" w:sz="4" w:space="0"/>
               <w:left w:val="single" w:color="D9D5C8" w:sz="4" w:space="0"/>
@@ -21973,7 +21973,7 @@
         </w:tc>
         <w:tc>
           <w:tcPr>
-            <w:tcW w:type="dxa" w:w="4400"/>
+            <w:tcW w:type="dxa" w:w="4466"/>
             <w:tcBorders>
               <w:top w:val="single" w:color="D9D5C8" w:sz="4" w:space="0"/>
               <w:left w:val="single" w:color="D9D5C8" w:sz="4" w:space="0"/>
@@ -22008,7 +22008,7 @@
         </w:tc>
         <w:tc>
           <w:tcPr>
-            <w:tcW w:type="dxa" w:w="4348"/>
+            <w:tcW w:type="dxa" w:w="4413"/>
             <w:tcBorders>
               <w:top w:val="single" w:color="D9D5C8" w:sz="4" w:space="0"/>
               <w:left w:val="single" w:color="D9D5C8" w:sz="4" w:space="0"/>
@@ -22045,7 +22045,7 @@
     </w:tbl>
     <w:tbl>
       <w:tblPr>
-        <w:tblW w:type="dxa" w:w="9648"/>
+        <w:tblW w:type="dxa" w:w="9792"/>
         <w:tblBorders>
           <w:top w:val="single" w:color="auto" w:sz="4"/>
           <w:left w:val="single" w:color="auto" w:sz="4"/>
@@ -22056,12 +22056,12 @@
         </w:tblBorders>
       </w:tblPr>
       <w:tblGrid>
-        <w:gridCol w:w="9648"/>
+        <w:gridCol w:w="9792"/>
       </w:tblGrid>
       <w:tr>
         <w:tc>
           <w:tcPr>
-            <w:tcW w:type="dxa" w:w="9648"/>
+            <w:tcW w:type="dxa" w:w="9792"/>
             <w:tcBorders>
               <w:top w:val="single" w:color="D9D5C8" w:sz="4" w:space="0"/>
               <w:left w:val="single" w:color="D9D5C8" w:sz="4" w:space="0"/>
@@ -22206,7 +22206,7 @@
     </w:p>
     <w:tbl>
       <w:tblPr>
-        <w:tblW w:type="dxa" w:w="9648"/>
+        <w:tblW w:type="dxa" w:w="9792"/>
         <w:tblBorders>
           <w:top w:val="single" w:color="auto" w:sz="4"/>
           <w:left w:val="single" w:color="auto" w:sz="4"/>
@@ -22217,9 +22217,9 @@
         </w:tblBorders>
       </w:tblPr>
       <w:tblGrid>
-        <w:gridCol w:w="900"/>
-        <w:gridCol w:w="4400"/>
-        <w:gridCol w:w="4348"/>
+        <w:gridCol w:w="913"/>
+        <w:gridCol w:w="4466"/>
+        <w:gridCol w:w="4413"/>
       </w:tblGrid>
       <w:tr>
         <w:trPr>
@@ -22227,7 +22227,7 @@
         </w:trPr>
         <w:tc>
           <w:tcPr>
-            <w:tcW w:type="dxa" w:w="900"/>
+            <w:tcW w:type="dxa" w:w="913"/>
             <w:tcBorders>
               <w:top w:val="single" w:color="D9D5C8" w:sz="4" w:space="0"/>
               <w:left w:val="single" w:color="D9D5C8" w:sz="4" w:space="0"/>
@@ -22263,7 +22263,7 @@
         </w:tc>
         <w:tc>
           <w:tcPr>
-            <w:tcW w:type="dxa" w:w="4400"/>
+            <w:tcW w:type="dxa" w:w="4466"/>
             <w:tcBorders>
               <w:top w:val="single" w:color="D9D5C8" w:sz="4" w:space="0"/>
               <w:left w:val="single" w:color="D9D5C8" w:sz="4" w:space="0"/>
@@ -22299,7 +22299,7 @@
         </w:tc>
         <w:tc>
           <w:tcPr>
-            <w:tcW w:type="dxa" w:w="4348"/>
+            <w:tcW w:type="dxa" w:w="4413"/>
             <w:tcBorders>
               <w:top w:val="single" w:color="D9D5C8" w:sz="4" w:space="0"/>
               <w:left w:val="single" w:color="D9D5C8" w:sz="4" w:space="0"/>
@@ -22337,7 +22337,7 @@
       <w:tr>
         <w:tc>
           <w:tcPr>
-            <w:tcW w:type="dxa" w:w="900"/>
+            <w:tcW w:type="dxa" w:w="913"/>
             <w:tcBorders>
               <w:top w:val="single" w:color="D9D5C8" w:sz="4" w:space="0"/>
               <w:left w:val="single" w:color="D9D5C8" w:sz="4" w:space="0"/>
@@ -22372,7 +22372,7 @@
         </w:tc>
         <w:tc>
           <w:tcPr>
-            <w:tcW w:type="dxa" w:w="4400"/>
+            <w:tcW w:type="dxa" w:w="4466"/>
             <w:tcBorders>
               <w:top w:val="single" w:color="D9D5C8" w:sz="4" w:space="0"/>
               <w:left w:val="single" w:color="D9D5C8" w:sz="4" w:space="0"/>
@@ -22407,7 +22407,7 @@
         </w:tc>
         <w:tc>
           <w:tcPr>
-            <w:tcW w:type="dxa" w:w="4348"/>
+            <w:tcW w:type="dxa" w:w="4413"/>
             <w:tcBorders>
               <w:top w:val="single" w:color="D9D5C8" w:sz="4" w:space="0"/>
               <w:left w:val="single" w:color="D9D5C8" w:sz="4" w:space="0"/>
@@ -22444,7 +22444,7 @@
       <w:tr>
         <w:tc>
           <w:tcPr>
-            <w:tcW w:type="dxa" w:w="900"/>
+            <w:tcW w:type="dxa" w:w="913"/>
             <w:tcBorders>
               <w:top w:val="single" w:color="D9D5C8" w:sz="4" w:space="0"/>
               <w:left w:val="single" w:color="D9D5C8" w:sz="4" w:space="0"/>
@@ -22479,7 +22479,7 @@
         </w:tc>
         <w:tc>
           <w:tcPr>
-            <w:tcW w:type="dxa" w:w="4400"/>
+            <w:tcW w:type="dxa" w:w="4466"/>
             <w:tcBorders>
               <w:top w:val="single" w:color="D9D5C8" w:sz="4" w:space="0"/>
               <w:left w:val="single" w:color="D9D5C8" w:sz="4" w:space="0"/>
@@ -22514,7 +22514,7 @@
         </w:tc>
         <w:tc>
           <w:tcPr>
-            <w:tcW w:type="dxa" w:w="4348"/>
+            <w:tcW w:type="dxa" w:w="4413"/>
             <w:tcBorders>
               <w:top w:val="single" w:color="D9D5C8" w:sz="4" w:space="0"/>
               <w:left w:val="single" w:color="D9D5C8" w:sz="4" w:space="0"/>
@@ -22551,7 +22551,7 @@
       <w:tr>
         <w:tc>
           <w:tcPr>
-            <w:tcW w:type="dxa" w:w="900"/>
+            <w:tcW w:type="dxa" w:w="913"/>
             <w:tcBorders>
               <w:top w:val="single" w:color="D9D5C8" w:sz="4" w:space="0"/>
               <w:left w:val="single" w:color="D9D5C8" w:sz="4" w:space="0"/>
@@ -22586,7 +22586,7 @@
         </w:tc>
         <w:tc>
           <w:tcPr>
-            <w:tcW w:type="dxa" w:w="4400"/>
+            <w:tcW w:type="dxa" w:w="4466"/>
             <w:tcBorders>
               <w:top w:val="single" w:color="D9D5C8" w:sz="4" w:space="0"/>
               <w:left w:val="single" w:color="D9D5C8" w:sz="4" w:space="0"/>
@@ -22621,7 +22621,7 @@
         </w:tc>
         <w:tc>
           <w:tcPr>
-            <w:tcW w:type="dxa" w:w="4348"/>
+            <w:tcW w:type="dxa" w:w="4413"/>
             <w:tcBorders>
               <w:top w:val="single" w:color="D9D5C8" w:sz="4" w:space="0"/>
               <w:left w:val="single" w:color="D9D5C8" w:sz="4" w:space="0"/>
@@ -22658,7 +22658,7 @@
     </w:tbl>
     <w:tbl>
       <w:tblPr>
-        <w:tblW w:type="dxa" w:w="9648"/>
+        <w:tblW w:type="dxa" w:w="9792"/>
         <w:tblBorders>
           <w:top w:val="single" w:color="auto" w:sz="4"/>
           <w:left w:val="single" w:color="auto" w:sz="4"/>
@@ -22669,12 +22669,12 @@
         </w:tblBorders>
       </w:tblPr>
       <w:tblGrid>
-        <w:gridCol w:w="9648"/>
+        <w:gridCol w:w="9792"/>
       </w:tblGrid>
       <w:tr>
         <w:tc>
           <w:tcPr>
-            <w:tcW w:type="dxa" w:w="9648"/>
+            <w:tcW w:type="dxa" w:w="9792"/>
             <w:tcBorders>
               <w:top w:val="single" w:color="D9D5C8" w:sz="4" w:space="0"/>
               <w:left w:val="single" w:color="D9D5C8" w:sz="4" w:space="0"/>
@@ -22799,7 +22799,7 @@
     </w:p>
     <w:tbl>
       <w:tblPr>
-        <w:tblW w:type="dxa" w:w="9648"/>
+        <w:tblW w:type="dxa" w:w="9792"/>
         <w:tblBorders>
           <w:top w:val="single" w:color="auto" w:sz="4"/>
           <w:left w:val="single" w:color="auto" w:sz="4"/>
@@ -22810,9 +22810,9 @@
         </w:tblBorders>
       </w:tblPr>
       <w:tblGrid>
-        <w:gridCol w:w="900"/>
-        <w:gridCol w:w="4400"/>
-        <w:gridCol w:w="4348"/>
+        <w:gridCol w:w="913"/>
+        <w:gridCol w:w="4466"/>
+        <w:gridCol w:w="4413"/>
       </w:tblGrid>
       <w:tr>
         <w:trPr>
@@ -22820,7 +22820,7 @@
         </w:trPr>
         <w:tc>
           <w:tcPr>
-            <w:tcW w:type="dxa" w:w="900"/>
+            <w:tcW w:type="dxa" w:w="913"/>
             <w:tcBorders>
               <w:top w:val="single" w:color="D9D5C8" w:sz="4" w:space="0"/>
               <w:left w:val="single" w:color="D9D5C8" w:sz="4" w:space="0"/>
@@ -22856,7 +22856,7 @@
         </w:tc>
         <w:tc>
           <w:tcPr>
-            <w:tcW w:type="dxa" w:w="4400"/>
+            <w:tcW w:type="dxa" w:w="4466"/>
             <w:tcBorders>
               <w:top w:val="single" w:color="D9D5C8" w:sz="4" w:space="0"/>
               <w:left w:val="single" w:color="D9D5C8" w:sz="4" w:space="0"/>
@@ -22892,7 +22892,7 @@
         </w:tc>
         <w:tc>
           <w:tcPr>
-            <w:tcW w:type="dxa" w:w="4348"/>
+            <w:tcW w:type="dxa" w:w="4413"/>
             <w:tcBorders>
               <w:top w:val="single" w:color="D9D5C8" w:sz="4" w:space="0"/>
               <w:left w:val="single" w:color="D9D5C8" w:sz="4" w:space="0"/>
@@ -22930,7 +22930,7 @@
       <w:tr>
         <w:tc>
           <w:tcPr>
-            <w:tcW w:type="dxa" w:w="900"/>
+            <w:tcW w:type="dxa" w:w="913"/>
             <w:tcBorders>
               <w:top w:val="single" w:color="D9D5C8" w:sz="4" w:space="0"/>
               <w:left w:val="single" w:color="D9D5C8" w:sz="4" w:space="0"/>
@@ -22965,7 +22965,7 @@
         </w:tc>
         <w:tc>
           <w:tcPr>
-            <w:tcW w:type="dxa" w:w="4400"/>
+            <w:tcW w:type="dxa" w:w="4466"/>
             <w:tcBorders>
               <w:top w:val="single" w:color="D9D5C8" w:sz="4" w:space="0"/>
               <w:left w:val="single" w:color="D9D5C8" w:sz="4" w:space="0"/>
@@ -23000,7 +23000,7 @@
         </w:tc>
         <w:tc>
           <w:tcPr>
-            <w:tcW w:type="dxa" w:w="4348"/>
+            <w:tcW w:type="dxa" w:w="4413"/>
             <w:tcBorders>
               <w:top w:val="single" w:color="D9D5C8" w:sz="4" w:space="0"/>
               <w:left w:val="single" w:color="D9D5C8" w:sz="4" w:space="0"/>
@@ -23037,7 +23037,7 @@
       <w:tr>
         <w:tc>
           <w:tcPr>
-            <w:tcW w:type="dxa" w:w="900"/>
+            <w:tcW w:type="dxa" w:w="913"/>
             <w:tcBorders>
               <w:top w:val="single" w:color="D9D5C8" w:sz="4" w:space="0"/>
               <w:left w:val="single" w:color="D9D5C8" w:sz="4" w:space="0"/>
@@ -23072,7 +23072,7 @@
         </w:tc>
         <w:tc>
           <w:tcPr>
-            <w:tcW w:type="dxa" w:w="4400"/>
+            <w:tcW w:type="dxa" w:w="4466"/>
             <w:tcBorders>
               <w:top w:val="single" w:color="D9D5C8" w:sz="4" w:space="0"/>
               <w:left w:val="single" w:color="D9D5C8" w:sz="4" w:space="0"/>
@@ -23107,7 +23107,7 @@
         </w:tc>
         <w:tc>
           <w:tcPr>
-            <w:tcW w:type="dxa" w:w="4348"/>
+            <w:tcW w:type="dxa" w:w="4413"/>
             <w:tcBorders>
               <w:top w:val="single" w:color="D9D5C8" w:sz="4" w:space="0"/>
               <w:left w:val="single" w:color="D9D5C8" w:sz="4" w:space="0"/>
@@ -23144,7 +23144,7 @@
       <w:tr>
         <w:tc>
           <w:tcPr>
-            <w:tcW w:type="dxa" w:w="900"/>
+            <w:tcW w:type="dxa" w:w="913"/>
             <w:tcBorders>
               <w:top w:val="single" w:color="D9D5C8" w:sz="4" w:space="0"/>
               <w:left w:val="single" w:color="D9D5C8" w:sz="4" w:space="0"/>
@@ -23179,7 +23179,7 @@
         </w:tc>
         <w:tc>
           <w:tcPr>
-            <w:tcW w:type="dxa" w:w="4400"/>
+            <w:tcW w:type="dxa" w:w="4466"/>
             <w:tcBorders>
               <w:top w:val="single" w:color="D9D5C8" w:sz="4" w:space="0"/>
               <w:left w:val="single" w:color="D9D5C8" w:sz="4" w:space="0"/>
@@ -23214,7 +23214,7 @@
         </w:tc>
         <w:tc>
           <w:tcPr>
-            <w:tcW w:type="dxa" w:w="4348"/>
+            <w:tcW w:type="dxa" w:w="4413"/>
             <w:tcBorders>
               <w:top w:val="single" w:color="D9D5C8" w:sz="4" w:space="0"/>
               <w:left w:val="single" w:color="D9D5C8" w:sz="4" w:space="0"/>
@@ -23251,7 +23251,7 @@
     </w:tbl>
     <w:tbl>
       <w:tblPr>
-        <w:tblW w:type="dxa" w:w="9648"/>
+        <w:tblW w:type="dxa" w:w="9792"/>
         <w:tblBorders>
           <w:top w:val="single" w:color="auto" w:sz="4"/>
           <w:left w:val="single" w:color="auto" w:sz="4"/>
@@ -23262,12 +23262,12 @@
         </w:tblBorders>
       </w:tblPr>
       <w:tblGrid>
-        <w:gridCol w:w="9648"/>
+        <w:gridCol w:w="9792"/>
       </w:tblGrid>
       <w:tr>
         <w:tc>
           <w:tcPr>
-            <w:tcW w:type="dxa" w:w="9648"/>
+            <w:tcW w:type="dxa" w:w="9792"/>
             <w:tcBorders>
               <w:top w:val="single" w:color="D9D5C8" w:sz="4" w:space="0"/>
               <w:left w:val="single" w:color="D9D5C8" w:sz="4" w:space="0"/>
@@ -23392,7 +23392,7 @@
     </w:p>
     <w:tbl>
       <w:tblPr>
-        <w:tblW w:type="dxa" w:w="9648"/>
+        <w:tblW w:type="dxa" w:w="9792"/>
         <w:tblBorders>
           <w:top w:val="single" w:color="auto" w:sz="4"/>
           <w:left w:val="single" w:color="auto" w:sz="4"/>
@@ -23403,9 +23403,9 @@
         </w:tblBorders>
       </w:tblPr>
       <w:tblGrid>
-        <w:gridCol w:w="900"/>
-        <w:gridCol w:w="4400"/>
-        <w:gridCol w:w="4348"/>
+        <w:gridCol w:w="913"/>
+        <w:gridCol w:w="4466"/>
+        <w:gridCol w:w="4413"/>
       </w:tblGrid>
       <w:tr>
         <w:trPr>
@@ -23413,7 +23413,7 @@
         </w:trPr>
         <w:tc>
           <w:tcPr>
-            <w:tcW w:type="dxa" w:w="900"/>
+            <w:tcW w:type="dxa" w:w="913"/>
             <w:tcBorders>
               <w:top w:val="single" w:color="D9D5C8" w:sz="4" w:space="0"/>
               <w:left w:val="single" w:color="D9D5C8" w:sz="4" w:space="0"/>
@@ -23449,7 +23449,7 @@
         </w:tc>
         <w:tc>
           <w:tcPr>
-            <w:tcW w:type="dxa" w:w="4400"/>
+            <w:tcW w:type="dxa" w:w="4466"/>
             <w:tcBorders>
               <w:top w:val="single" w:color="D9D5C8" w:sz="4" w:space="0"/>
               <w:left w:val="single" w:color="D9D5C8" w:sz="4" w:space="0"/>
@@ -23485,7 +23485,7 @@
         </w:tc>
         <w:tc>
           <w:tcPr>
-            <w:tcW w:type="dxa" w:w="4348"/>
+            <w:tcW w:type="dxa" w:w="4413"/>
             <w:tcBorders>
               <w:top w:val="single" w:color="D9D5C8" w:sz="4" w:space="0"/>
               <w:left w:val="single" w:color="D9D5C8" w:sz="4" w:space="0"/>
@@ -23523,7 +23523,7 @@
       <w:tr>
         <w:tc>
           <w:tcPr>
-            <w:tcW w:type="dxa" w:w="900"/>
+            <w:tcW w:type="dxa" w:w="913"/>
             <w:tcBorders>
               <w:top w:val="single" w:color="D9D5C8" w:sz="4" w:space="0"/>
               <w:left w:val="single" w:color="D9D5C8" w:sz="4" w:space="0"/>
@@ -23558,7 +23558,7 @@
         </w:tc>
         <w:tc>
           <w:tcPr>
-            <w:tcW w:type="dxa" w:w="4400"/>
+            <w:tcW w:type="dxa" w:w="4466"/>
             <w:tcBorders>
               <w:top w:val="single" w:color="D9D5C8" w:sz="4" w:space="0"/>
               <w:left w:val="single" w:color="D9D5C8" w:sz="4" w:space="0"/>
@@ -23593,7 +23593,7 @@
         </w:tc>
         <w:tc>
           <w:tcPr>
-            <w:tcW w:type="dxa" w:w="4348"/>
+            <w:tcW w:type="dxa" w:w="4413"/>
             <w:tcBorders>
               <w:top w:val="single" w:color="D9D5C8" w:sz="4" w:space="0"/>
               <w:left w:val="single" w:color="D9D5C8" w:sz="4" w:space="0"/>
@@ -23630,7 +23630,7 @@
       <w:tr>
         <w:tc>
           <w:tcPr>
-            <w:tcW w:type="dxa" w:w="900"/>
+            <w:tcW w:type="dxa" w:w="913"/>
             <w:tcBorders>
               <w:top w:val="single" w:color="D9D5C8" w:sz="4" w:space="0"/>
               <w:left w:val="single" w:color="D9D5C8" w:sz="4" w:space="0"/>
@@ -23665,7 +23665,7 @@
         </w:tc>
         <w:tc>
           <w:tcPr>
-            <w:tcW w:type="dxa" w:w="4400"/>
+            <w:tcW w:type="dxa" w:w="4466"/>
             <w:tcBorders>
               <w:top w:val="single" w:color="D9D5C8" w:sz="4" w:space="0"/>
               <w:left w:val="single" w:color="D9D5C8" w:sz="4" w:space="0"/>
@@ -23700,7 +23700,7 @@
         </w:tc>
         <w:tc>
           <w:tcPr>
-            <w:tcW w:type="dxa" w:w="4348"/>
+            <w:tcW w:type="dxa" w:w="4413"/>
             <w:tcBorders>
               <w:top w:val="single" w:color="D9D5C8" w:sz="4" w:space="0"/>
               <w:left w:val="single" w:color="D9D5C8" w:sz="4" w:space="0"/>
@@ -23737,7 +23737,7 @@
       <w:tr>
         <w:tc>
           <w:tcPr>
-            <w:tcW w:type="dxa" w:w="900"/>
+            <w:tcW w:type="dxa" w:w="913"/>
             <w:tcBorders>
               <w:top w:val="single" w:color="D9D5C8" w:sz="4" w:space="0"/>
               <w:left w:val="single" w:color="D9D5C8" w:sz="4" w:space="0"/>
@@ -23772,7 +23772,7 @@
         </w:tc>
         <w:tc>
           <w:tcPr>
-            <w:tcW w:type="dxa" w:w="4400"/>
+            <w:tcW w:type="dxa" w:w="4466"/>
             <w:tcBorders>
               <w:top w:val="single" w:color="D9D5C8" w:sz="4" w:space="0"/>
               <w:left w:val="single" w:color="D9D5C8" w:sz="4" w:space="0"/>
@@ -23807,7 +23807,7 @@
         </w:tc>
         <w:tc>
           <w:tcPr>
-            <w:tcW w:type="dxa" w:w="4348"/>
+            <w:tcW w:type="dxa" w:w="4413"/>
             <w:tcBorders>
               <w:top w:val="single" w:color="D9D5C8" w:sz="4" w:space="0"/>
               <w:left w:val="single" w:color="D9D5C8" w:sz="4" w:space="0"/>
@@ -23844,7 +23844,7 @@
     </w:tbl>
     <w:tbl>
       <w:tblPr>
-        <w:tblW w:type="dxa" w:w="9648"/>
+        <w:tblW w:type="dxa" w:w="9792"/>
         <w:tblBorders>
           <w:top w:val="single" w:color="auto" w:sz="4"/>
           <w:left w:val="single" w:color="auto" w:sz="4"/>
@@ -23855,12 +23855,12 @@
         </w:tblBorders>
       </w:tblPr>
       <w:tblGrid>
-        <w:gridCol w:w="9648"/>
+        <w:gridCol w:w="9792"/>
       </w:tblGrid>
       <w:tr>
         <w:tc>
           <w:tcPr>
-            <w:tcW w:type="dxa" w:w="9648"/>
+            <w:tcW w:type="dxa" w:w="9792"/>
             <w:tcBorders>
               <w:top w:val="single" w:color="D9D5C8" w:sz="4" w:space="0"/>
               <w:left w:val="single" w:color="D9D5C8" w:sz="4" w:space="0"/>
@@ -23985,7 +23985,7 @@
     </w:p>
     <w:tbl>
       <w:tblPr>
-        <w:tblW w:type="dxa" w:w="9648"/>
+        <w:tblW w:type="dxa" w:w="9792"/>
         <w:tblBorders>
           <w:top w:val="single" w:color="auto" w:sz="4"/>
           <w:left w:val="single" w:color="auto" w:sz="4"/>
@@ -23996,9 +23996,9 @@
         </w:tblBorders>
       </w:tblPr>
       <w:tblGrid>
-        <w:gridCol w:w="900"/>
-        <w:gridCol w:w="4400"/>
-        <w:gridCol w:w="4348"/>
+        <w:gridCol w:w="913"/>
+        <w:gridCol w:w="4466"/>
+        <w:gridCol w:w="4413"/>
       </w:tblGrid>
       <w:tr>
         <w:trPr>
@@ -24006,7 +24006,7 @@
         </w:trPr>
         <w:tc>
           <w:tcPr>
-            <w:tcW w:type="dxa" w:w="900"/>
+            <w:tcW w:type="dxa" w:w="913"/>
             <w:tcBorders>
               <w:top w:val="single" w:color="D9D5C8" w:sz="4" w:space="0"/>
               <w:left w:val="single" w:color="D9D5C8" w:sz="4" w:space="0"/>
@@ -24042,7 +24042,7 @@
         </w:tc>
         <w:tc>
           <w:tcPr>
-            <w:tcW w:type="dxa" w:w="4400"/>
+            <w:tcW w:type="dxa" w:w="4466"/>
             <w:tcBorders>
               <w:top w:val="single" w:color="D9D5C8" w:sz="4" w:space="0"/>
               <w:left w:val="single" w:color="D9D5C8" w:sz="4" w:space="0"/>
@@ -24078,7 +24078,7 @@
         </w:tc>
         <w:tc>
           <w:tcPr>
-            <w:tcW w:type="dxa" w:w="4348"/>
+            <w:tcW w:type="dxa" w:w="4413"/>
             <w:tcBorders>
               <w:top w:val="single" w:color="D9D5C8" w:sz="4" w:space="0"/>
               <w:left w:val="single" w:color="D9D5C8" w:sz="4" w:space="0"/>
@@ -24116,7 +24116,7 @@
       <w:tr>
         <w:tc>
           <w:tcPr>
-            <w:tcW w:type="dxa" w:w="900"/>
+            <w:tcW w:type="dxa" w:w="913"/>
             <w:tcBorders>
               <w:top w:val="single" w:color="D9D5C8" w:sz="4" w:space="0"/>
               <w:left w:val="single" w:color="D9D5C8" w:sz="4" w:space="0"/>
@@ -24151,7 +24151,7 @@
         </w:tc>
         <w:tc>
           <w:tcPr>
-            <w:tcW w:type="dxa" w:w="4400"/>
+            <w:tcW w:type="dxa" w:w="4466"/>
             <w:tcBorders>
               <w:top w:val="single" w:color="D9D5C8" w:sz="4" w:space="0"/>
               <w:left w:val="single" w:color="D9D5C8" w:sz="4" w:space="0"/>
@@ -24186,7 +24186,7 @@
         </w:tc>
         <w:tc>
           <w:tcPr>
-            <w:tcW w:type="dxa" w:w="4348"/>
+            <w:tcW w:type="dxa" w:w="4413"/>
             <w:tcBorders>
               <w:top w:val="single" w:color="D9D5C8" w:sz="4" w:space="0"/>
               <w:left w:val="single" w:color="D9D5C8" w:sz="4" w:space="0"/>
@@ -24223,7 +24223,7 @@
       <w:tr>
         <w:tc>
           <w:tcPr>
-            <w:tcW w:type="dxa" w:w="900"/>
+            <w:tcW w:type="dxa" w:w="913"/>
             <w:tcBorders>
               <w:top w:val="single" w:color="D9D5C8" w:sz="4" w:space="0"/>
               <w:left w:val="single" w:color="D9D5C8" w:sz="4" w:space="0"/>
@@ -24258,7 +24258,7 @@
         </w:tc>
         <w:tc>
           <w:tcPr>
-            <w:tcW w:type="dxa" w:w="4400"/>
+            <w:tcW w:type="dxa" w:w="4466"/>
             <w:tcBorders>
               <w:top w:val="single" w:color="D9D5C8" w:sz="4" w:space="0"/>
               <w:left w:val="single" w:color="D9D5C8" w:sz="4" w:space="0"/>
@@ -24293,7 +24293,7 @@
         </w:tc>
         <w:tc>
           <w:tcPr>
-            <w:tcW w:type="dxa" w:w="4348"/>
+            <w:tcW w:type="dxa" w:w="4413"/>
             <w:tcBorders>
               <w:top w:val="single" w:color="D9D5C8" w:sz="4" w:space="0"/>
               <w:left w:val="single" w:color="D9D5C8" w:sz="4" w:space="0"/>
@@ -24330,7 +24330,7 @@
       <w:tr>
         <w:tc>
           <w:tcPr>
-            <w:tcW w:type="dxa" w:w="900"/>
+            <w:tcW w:type="dxa" w:w="913"/>
             <w:tcBorders>
               <w:top w:val="single" w:color="D9D5C8" w:sz="4" w:space="0"/>
               <w:left w:val="single" w:color="D9D5C8" w:sz="4" w:space="0"/>
@@ -24365,7 +24365,7 @@
         </w:tc>
         <w:tc>
           <w:tcPr>
-            <w:tcW w:type="dxa" w:w="4400"/>
+            <w:tcW w:type="dxa" w:w="4466"/>
             <w:tcBorders>
               <w:top w:val="single" w:color="D9D5C8" w:sz="4" w:space="0"/>
               <w:left w:val="single" w:color="D9D5C8" w:sz="4" w:space="0"/>
@@ -24400,7 +24400,7 @@
         </w:tc>
         <w:tc>
           <w:tcPr>
-            <w:tcW w:type="dxa" w:w="4348"/>
+            <w:tcW w:type="dxa" w:w="4413"/>
             <w:tcBorders>
               <w:top w:val="single" w:color="D9D5C8" w:sz="4" w:space="0"/>
               <w:left w:val="single" w:color="D9D5C8" w:sz="4" w:space="0"/>
@@ -24437,7 +24437,7 @@
     </w:tbl>
     <w:tbl>
       <w:tblPr>
-        <w:tblW w:type="dxa" w:w="9648"/>
+        <w:tblW w:type="dxa" w:w="9792"/>
         <w:tblBorders>
           <w:top w:val="single" w:color="auto" w:sz="4"/>
           <w:left w:val="single" w:color="auto" w:sz="4"/>
@@ -24448,12 +24448,12 @@
         </w:tblBorders>
       </w:tblPr>
       <w:tblGrid>
-        <w:gridCol w:w="9648"/>
+        <w:gridCol w:w="9792"/>
       </w:tblGrid>
       <w:tr>
         <w:tc>
           <w:tcPr>
-            <w:tcW w:type="dxa" w:w="9648"/>
+            <w:tcW w:type="dxa" w:w="9792"/>
             <w:tcBorders>
               <w:top w:val="single" w:color="D9D5C8" w:sz="4" w:space="0"/>
               <w:left w:val="single" w:color="D9D5C8" w:sz="4" w:space="0"/>
@@ -24578,7 +24578,7 @@
     </w:p>
     <w:tbl>
       <w:tblPr>
-        <w:tblW w:type="dxa" w:w="9648"/>
+        <w:tblW w:type="dxa" w:w="9792"/>
         <w:tblBorders>
           <w:top w:val="single" w:color="auto" w:sz="4"/>
           <w:left w:val="single" w:color="auto" w:sz="4"/>
@@ -24589,9 +24589,9 @@
         </w:tblBorders>
       </w:tblPr>
       <w:tblGrid>
-        <w:gridCol w:w="900"/>
-        <w:gridCol w:w="4400"/>
-        <w:gridCol w:w="4348"/>
+        <w:gridCol w:w="913"/>
+        <w:gridCol w:w="4466"/>
+        <w:gridCol w:w="4413"/>
       </w:tblGrid>
       <w:tr>
         <w:trPr>
@@ -24599,7 +24599,7 @@
         </w:trPr>
         <w:tc>
           <w:tcPr>
-            <w:tcW w:type="dxa" w:w="900"/>
+            <w:tcW w:type="dxa" w:w="913"/>
             <w:tcBorders>
               <w:top w:val="single" w:color="D9D5C8" w:sz="4" w:space="0"/>
               <w:left w:val="single" w:color="D9D5C8" w:sz="4" w:space="0"/>
@@ -24635,7 +24635,7 @@
         </w:tc>
         <w:tc>
           <w:tcPr>
-            <w:tcW w:type="dxa" w:w="4400"/>
+            <w:tcW w:type="dxa" w:w="4466"/>
             <w:tcBorders>
               <w:top w:val="single" w:color="D9D5C8" w:sz="4" w:space="0"/>
               <w:left w:val="single" w:color="D9D5C8" w:sz="4" w:space="0"/>
@@ -24671,7 +24671,7 @@
         </w:tc>
         <w:tc>
           <w:tcPr>
-            <w:tcW w:type="dxa" w:w="4348"/>
+            <w:tcW w:type="dxa" w:w="4413"/>
             <w:tcBorders>
               <w:top w:val="single" w:color="D9D5C8" w:sz="4" w:space="0"/>
               <w:left w:val="single" w:color="D9D5C8" w:sz="4" w:space="0"/>
@@ -24709,7 +24709,7 @@
       <w:tr>
         <w:tc>
           <w:tcPr>
-            <w:tcW w:type="dxa" w:w="900"/>
+            <w:tcW w:type="dxa" w:w="913"/>
             <w:tcBorders>
               <w:top w:val="single" w:color="D9D5C8" w:sz="4" w:space="0"/>
               <w:left w:val="single" w:color="D9D5C8" w:sz="4" w:space="0"/>
@@ -24744,7 +24744,7 @@
         </w:tc>
         <w:tc>
           <w:tcPr>
-            <w:tcW w:type="dxa" w:w="4400"/>
+            <w:tcW w:type="dxa" w:w="4466"/>
             <w:tcBorders>
               <w:top w:val="single" w:color="D9D5C8" w:sz="4" w:space="0"/>
               <w:left w:val="single" w:color="D9D5C8" w:sz="4" w:space="0"/>
@@ -24779,7 +24779,7 @@
         </w:tc>
         <w:tc>
           <w:tcPr>
-            <w:tcW w:type="dxa" w:w="4348"/>
+            <w:tcW w:type="dxa" w:w="4413"/>
             <w:tcBorders>
               <w:top w:val="single" w:color="D9D5C8" w:sz="4" w:space="0"/>
               <w:left w:val="single" w:color="D9D5C8" w:sz="4" w:space="0"/>
@@ -24816,7 +24816,7 @@
       <w:tr>
         <w:tc>
           <w:tcPr>
-            <w:tcW w:type="dxa" w:w="900"/>
+            <w:tcW w:type="dxa" w:w="913"/>
             <w:tcBorders>
               <w:top w:val="single" w:color="D9D5C8" w:sz="4" w:space="0"/>
               <w:left w:val="single" w:color="D9D5C8" w:sz="4" w:space="0"/>
@@ -24851,7 +24851,7 @@
         </w:tc>
         <w:tc>
           <w:tcPr>
-            <w:tcW w:type="dxa" w:w="4400"/>
+            <w:tcW w:type="dxa" w:w="4466"/>
             <w:tcBorders>
               <w:top w:val="single" w:color="D9D5C8" w:sz="4" w:space="0"/>
               <w:left w:val="single" w:color="D9D5C8" w:sz="4" w:space="0"/>
@@ -24886,7 +24886,7 @@
         </w:tc>
         <w:tc>
           <w:tcPr>
-            <w:tcW w:type="dxa" w:w="4348"/>
+            <w:tcW w:type="dxa" w:w="4413"/>
             <w:tcBorders>
               <w:top w:val="single" w:color="D9D5C8" w:sz="4" w:space="0"/>
               <w:left w:val="single" w:color="D9D5C8" w:sz="4" w:space="0"/>
@@ -24923,7 +24923,7 @@
       <w:tr>
         <w:tc>
           <w:tcPr>
-            <w:tcW w:type="dxa" w:w="900"/>
+            <w:tcW w:type="dxa" w:w="913"/>
             <w:tcBorders>
               <w:top w:val="single" w:color="D9D5C8" w:sz="4" w:space="0"/>
               <w:left w:val="single" w:color="D9D5C8" w:sz="4" w:space="0"/>
@@ -24958,7 +24958,7 @@
         </w:tc>
         <w:tc>
           <w:tcPr>
-            <w:tcW w:type="dxa" w:w="4400"/>
+            <w:tcW w:type="dxa" w:w="4466"/>
             <w:tcBorders>
               <w:top w:val="single" w:color="D9D5C8" w:sz="4" w:space="0"/>
               <w:left w:val="single" w:color="D9D5C8" w:sz="4" w:space="0"/>
@@ -24993,7 +24993,7 @@
         </w:tc>
         <w:tc>
           <w:tcPr>
-            <w:tcW w:type="dxa" w:w="4348"/>
+            <w:tcW w:type="dxa" w:w="4413"/>
             <w:tcBorders>
               <w:top w:val="single" w:color="D9D5C8" w:sz="4" w:space="0"/>
               <w:left w:val="single" w:color="D9D5C8" w:sz="4" w:space="0"/>
@@ -25030,7 +25030,7 @@
     </w:tbl>
     <w:tbl>
       <w:tblPr>
-        <w:tblW w:type="dxa" w:w="9648"/>
+        <w:tblW w:type="dxa" w:w="9792"/>
         <w:tblBorders>
           <w:top w:val="single" w:color="auto" w:sz="4"/>
           <w:left w:val="single" w:color="auto" w:sz="4"/>
@@ -25041,12 +25041,12 @@
         </w:tblBorders>
       </w:tblPr>
       <w:tblGrid>
-        <w:gridCol w:w="9648"/>
+        <w:gridCol w:w="9792"/>
       </w:tblGrid>
       <w:tr>
         <w:tc>
           <w:tcPr>
-            <w:tcW w:type="dxa" w:w="9648"/>
+            <w:tcW w:type="dxa" w:w="9792"/>
             <w:tcBorders>
               <w:top w:val="single" w:color="D9D5C8" w:sz="4" w:space="0"/>
               <w:left w:val="single" w:color="D9D5C8" w:sz="4" w:space="0"/>
@@ -25171,7 +25171,7 @@
     </w:p>
     <w:tbl>
       <w:tblPr>
-        <w:tblW w:type="dxa" w:w="9648"/>
+        <w:tblW w:type="dxa" w:w="9792"/>
         <w:tblBorders>
           <w:top w:val="single" w:color="auto" w:sz="4"/>
           <w:left w:val="single" w:color="auto" w:sz="4"/>
@@ -25182,9 +25182,9 @@
         </w:tblBorders>
       </w:tblPr>
       <w:tblGrid>
-        <w:gridCol w:w="900"/>
-        <w:gridCol w:w="4400"/>
-        <w:gridCol w:w="4348"/>
+        <w:gridCol w:w="913"/>
+        <w:gridCol w:w="4466"/>
+        <w:gridCol w:w="4413"/>
       </w:tblGrid>
       <w:tr>
         <w:trPr>
@@ -25192,7 +25192,7 @@
         </w:trPr>
         <w:tc>
           <w:tcPr>
-            <w:tcW w:type="dxa" w:w="900"/>
+            <w:tcW w:type="dxa" w:w="913"/>
             <w:tcBorders>
               <w:top w:val="single" w:color="D9D5C8" w:sz="4" w:space="0"/>
               <w:left w:val="single" w:color="D9D5C8" w:sz="4" w:space="0"/>
@@ -25228,7 +25228,7 @@
         </w:tc>
         <w:tc>
           <w:tcPr>
-            <w:tcW w:type="dxa" w:w="4400"/>
+            <w:tcW w:type="dxa" w:w="4466"/>
             <w:tcBorders>
               <w:top w:val="single" w:color="D9D5C8" w:sz="4" w:space="0"/>
               <w:left w:val="single" w:color="D9D5C8" w:sz="4" w:space="0"/>
@@ -25264,7 +25264,7 @@
         </w:tc>
         <w:tc>
           <w:tcPr>
-            <w:tcW w:type="dxa" w:w="4348"/>
+            <w:tcW w:type="dxa" w:w="4413"/>
             <w:tcBorders>
               <w:top w:val="single" w:color="D9D5C8" w:sz="4" w:space="0"/>
               <w:left w:val="single" w:color="D9D5C8" w:sz="4" w:space="0"/>
@@ -25302,7 +25302,7 @@
       <w:tr>
         <w:tc>
           <w:tcPr>
-            <w:tcW w:type="dxa" w:w="900"/>
+            <w:tcW w:type="dxa" w:w="913"/>
             <w:tcBorders>
               <w:top w:val="single" w:color="D9D5C8" w:sz="4" w:space="0"/>
               <w:left w:val="single" w:color="D9D5C8" w:sz="4" w:space="0"/>
@@ -25337,7 +25337,7 @@
         </w:tc>
         <w:tc>
           <w:tcPr>
-            <w:tcW w:type="dxa" w:w="4400"/>
+            <w:tcW w:type="dxa" w:w="4466"/>
             <w:tcBorders>
               <w:top w:val="single" w:color="D9D5C8" w:sz="4" w:space="0"/>
               <w:left w:val="single" w:color="D9D5C8" w:sz="4" w:space="0"/>
@@ -25372,7 +25372,7 @@
         </w:tc>
         <w:tc>
           <w:tcPr>
-            <w:tcW w:type="dxa" w:w="4348"/>
+            <w:tcW w:type="dxa" w:w="4413"/>
             <w:tcBorders>
               <w:top w:val="single" w:color="D9D5C8" w:sz="4" w:space="0"/>
               <w:left w:val="single" w:color="D9D5C8" w:sz="4" w:space="0"/>
@@ -25409,7 +25409,7 @@
       <w:tr>
         <w:tc>
           <w:tcPr>
-            <w:tcW w:type="dxa" w:w="900"/>
+            <w:tcW w:type="dxa" w:w="913"/>
             <w:tcBorders>
               <w:top w:val="single" w:color="D9D5C8" w:sz="4" w:space="0"/>
               <w:left w:val="single" w:color="D9D5C8" w:sz="4" w:space="0"/>
@@ -25444,7 +25444,7 @@
         </w:tc>
         <w:tc>
           <w:tcPr>
-            <w:tcW w:type="dxa" w:w="4400"/>
+            <w:tcW w:type="dxa" w:w="4466"/>
             <w:tcBorders>
               <w:top w:val="single" w:color="D9D5C8" w:sz="4" w:space="0"/>
               <w:left w:val="single" w:color="D9D5C8" w:sz="4" w:space="0"/>
@@ -25479,7 +25479,7 @@
         </w:tc>
         <w:tc>
           <w:tcPr>
-            <w:tcW w:type="dxa" w:w="4348"/>
+            <w:tcW w:type="dxa" w:w="4413"/>
             <w:tcBorders>
               <w:top w:val="single" w:color="D9D5C8" w:sz="4" w:space="0"/>
               <w:left w:val="single" w:color="D9D5C8" w:sz="4" w:space="0"/>
@@ -25516,7 +25516,7 @@
       <w:tr>
         <w:tc>
           <w:tcPr>
-            <w:tcW w:type="dxa" w:w="900"/>
+            <w:tcW w:type="dxa" w:w="913"/>
             <w:tcBorders>
               <w:top w:val="single" w:color="D9D5C8" w:sz="4" w:space="0"/>
               <w:left w:val="single" w:color="D9D5C8" w:sz="4" w:space="0"/>
@@ -25551,7 +25551,7 @@
         </w:tc>
         <w:tc>
           <w:tcPr>
-            <w:tcW w:type="dxa" w:w="4400"/>
+            <w:tcW w:type="dxa" w:w="4466"/>
             <w:tcBorders>
               <w:top w:val="single" w:color="D9D5C8" w:sz="4" w:space="0"/>
               <w:left w:val="single" w:color="D9D5C8" w:sz="4" w:space="0"/>
@@ -25586,7 +25586,7 @@
         </w:tc>
         <w:tc>
           <w:tcPr>
-            <w:tcW w:type="dxa" w:w="4348"/>
+            <w:tcW w:type="dxa" w:w="4413"/>
             <w:tcBorders>
               <w:top w:val="single" w:color="D9D5C8" w:sz="4" w:space="0"/>
               <w:left w:val="single" w:color="D9D5C8" w:sz="4" w:space="0"/>
@@ -25623,7 +25623,7 @@
     </w:tbl>
     <w:tbl>
       <w:tblPr>
-        <w:tblW w:type="dxa" w:w="9648"/>
+        <w:tblW w:type="dxa" w:w="9792"/>
         <w:tblBorders>
           <w:top w:val="single" w:color="auto" w:sz="4"/>
           <w:left w:val="single" w:color="auto" w:sz="4"/>
@@ -25634,12 +25634,12 @@
         </w:tblBorders>
       </w:tblPr>
       <w:tblGrid>
-        <w:gridCol w:w="9648"/>
+        <w:gridCol w:w="9792"/>
       </w:tblGrid>
       <w:tr>
         <w:tc>
           <w:tcPr>
-            <w:tcW w:type="dxa" w:w="9648"/>
+            <w:tcW w:type="dxa" w:w="9792"/>
             <w:tcBorders>
               <w:top w:val="single" w:color="D9D5C8" w:sz="4" w:space="0"/>
               <w:left w:val="single" w:color="D9D5C8" w:sz="4" w:space="0"/>
@@ -25764,7 +25764,7 @@
     </w:p>
     <w:tbl>
       <w:tblPr>
-        <w:tblW w:type="dxa" w:w="9648"/>
+        <w:tblW w:type="dxa" w:w="9792"/>
         <w:tblBorders>
           <w:top w:val="single" w:color="auto" w:sz="4"/>
           <w:left w:val="single" w:color="auto" w:sz="4"/>
@@ -25775,9 +25775,9 @@
         </w:tblBorders>
       </w:tblPr>
       <w:tblGrid>
-        <w:gridCol w:w="900"/>
-        <w:gridCol w:w="4400"/>
-        <w:gridCol w:w="4348"/>
+        <w:gridCol w:w="913"/>
+        <w:gridCol w:w="4466"/>
+        <w:gridCol w:w="4413"/>
       </w:tblGrid>
       <w:tr>
         <w:trPr>
@@ -25785,7 +25785,7 @@
         </w:trPr>
         <w:tc>
           <w:tcPr>
-            <w:tcW w:type="dxa" w:w="900"/>
+            <w:tcW w:type="dxa" w:w="913"/>
             <w:tcBorders>
               <w:top w:val="single" w:color="D9D5C8" w:sz="4" w:space="0"/>
               <w:left w:val="single" w:color="D9D5C8" w:sz="4" w:space="0"/>
@@ -25821,7 +25821,7 @@
         </w:tc>
         <w:tc>
           <w:tcPr>
-            <w:tcW w:type="dxa" w:w="4400"/>
+            <w:tcW w:type="dxa" w:w="4466"/>
             <w:tcBorders>
               <w:top w:val="single" w:color="D9D5C8" w:sz="4" w:space="0"/>
               <w:left w:val="single" w:color="D9D5C8" w:sz="4" w:space="0"/>
@@ -25857,7 +25857,7 @@
         </w:tc>
         <w:tc>
           <w:tcPr>
-            <w:tcW w:type="dxa" w:w="4348"/>
+            <w:tcW w:type="dxa" w:w="4413"/>
             <w:tcBorders>
               <w:top w:val="single" w:color="D9D5C8" w:sz="4" w:space="0"/>
               <w:left w:val="single" w:color="D9D5C8" w:sz="4" w:space="0"/>
@@ -25895,7 +25895,7 @@
       <w:tr>
         <w:tc>
           <w:tcPr>
-            <w:tcW w:type="dxa" w:w="900"/>
+            <w:tcW w:type="dxa" w:w="913"/>
             <w:tcBorders>
               <w:top w:val="single" w:color="D9D5C8" w:sz="4" w:space="0"/>
               <w:left w:val="single" w:color="D9D5C8" w:sz="4" w:space="0"/>
@@ -25930,7 +25930,7 @@
         </w:tc>
         <w:tc>
           <w:tcPr>
-            <w:tcW w:type="dxa" w:w="4400"/>
+            <w:tcW w:type="dxa" w:w="4466"/>
             <w:tcBorders>
               <w:top w:val="single" w:color="D9D5C8" w:sz="4" w:space="0"/>
               <w:left w:val="single" w:color="D9D5C8" w:sz="4" w:space="0"/>
@@ -25965,7 +25965,7 @@
         </w:tc>
         <w:tc>
           <w:tcPr>
-            <w:tcW w:type="dxa" w:w="4348"/>
+            <w:tcW w:type="dxa" w:w="4413"/>
             <w:tcBorders>
               <w:top w:val="single" w:color="D9D5C8" w:sz="4" w:space="0"/>
               <w:left w:val="single" w:color="D9D5C8" w:sz="4" w:space="0"/>
@@ -26002,7 +26002,7 @@
       <w:tr>
         <w:tc>
           <w:tcPr>
-            <w:tcW w:type="dxa" w:w="900"/>
+            <w:tcW w:type="dxa" w:w="913"/>
             <w:tcBorders>
               <w:top w:val="single" w:color="D9D5C8" w:sz="4" w:space="0"/>
               <w:left w:val="single" w:color="D9D5C8" w:sz="4" w:space="0"/>
@@ -26037,7 +26037,7 @@
         </w:tc>
         <w:tc>
           <w:tcPr>
-            <w:tcW w:type="dxa" w:w="4400"/>
+            <w:tcW w:type="dxa" w:w="4466"/>
             <w:tcBorders>
               <w:top w:val="single" w:color="D9D5C8" w:sz="4" w:space="0"/>
               <w:left w:val="single" w:color="D9D5C8" w:sz="4" w:space="0"/>
@@ -26072,7 +26072,7 @@
         </w:tc>
         <w:tc>
           <w:tcPr>
-            <w:tcW w:type="dxa" w:w="4348"/>
+            <w:tcW w:type="dxa" w:w="4413"/>
             <w:tcBorders>
               <w:top w:val="single" w:color="D9D5C8" w:sz="4" w:space="0"/>
               <w:left w:val="single" w:color="D9D5C8" w:sz="4" w:space="0"/>
@@ -26109,7 +26109,7 @@
       <w:tr>
         <w:tc>
           <w:tcPr>
-            <w:tcW w:type="dxa" w:w="900"/>
+            <w:tcW w:type="dxa" w:w="913"/>
             <w:tcBorders>
               <w:top w:val="single" w:color="D9D5C8" w:sz="4" w:space="0"/>
               <w:left w:val="single" w:color="D9D5C8" w:sz="4" w:space="0"/>
@@ -26144,7 +26144,7 @@
         </w:tc>
         <w:tc>
           <w:tcPr>
-            <w:tcW w:type="dxa" w:w="4400"/>
+            <w:tcW w:type="dxa" w:w="4466"/>
             <w:tcBorders>
               <w:top w:val="single" w:color="D9D5C8" w:sz="4" w:space="0"/>
               <w:left w:val="single" w:color="D9D5C8" w:sz="4" w:space="0"/>
@@ -26179,7 +26179,7 @@
         </w:tc>
         <w:tc>
           <w:tcPr>
-            <w:tcW w:type="dxa" w:w="4348"/>
+            <w:tcW w:type="dxa" w:w="4413"/>
             <w:tcBorders>
               <w:top w:val="single" w:color="D9D5C8" w:sz="4" w:space="0"/>
               <w:left w:val="single" w:color="D9D5C8" w:sz="4" w:space="0"/>
@@ -26216,7 +26216,7 @@
     </w:tbl>
     <w:tbl>
       <w:tblPr>
-        <w:tblW w:type="dxa" w:w="9648"/>
+        <w:tblW w:type="dxa" w:w="9792"/>
         <w:tblBorders>
           <w:top w:val="single" w:color="auto" w:sz="4"/>
           <w:left w:val="single" w:color="auto" w:sz="4"/>
@@ -26227,12 +26227,12 @@
         </w:tblBorders>
       </w:tblPr>
       <w:tblGrid>
-        <w:gridCol w:w="9648"/>
+        <w:gridCol w:w="9792"/>
       </w:tblGrid>
       <w:tr>
         <w:tc>
           <w:tcPr>
-            <w:tcW w:type="dxa" w:w="9648"/>
+            <w:tcW w:type="dxa" w:w="9792"/>
             <w:tcBorders>
               <w:top w:val="single" w:color="D9D5C8" w:sz="4" w:space="0"/>
               <w:left w:val="single" w:color="D9D5C8" w:sz="4" w:space="0"/>
@@ -26377,7 +26377,7 @@
     </w:p>
     <w:tbl>
       <w:tblPr>
-        <w:tblW w:type="dxa" w:w="9648"/>
+        <w:tblW w:type="dxa" w:w="9792"/>
         <w:tblBorders>
           <w:top w:val="single" w:color="auto" w:sz="4"/>
           <w:left w:val="single" w:color="auto" w:sz="4"/>
@@ -26388,9 +26388,9 @@
         </w:tblBorders>
       </w:tblPr>
       <w:tblGrid>
-        <w:gridCol w:w="900"/>
-        <w:gridCol w:w="4400"/>
-        <w:gridCol w:w="4348"/>
+        <w:gridCol w:w="913"/>
+        <w:gridCol w:w="4466"/>
+        <w:gridCol w:w="4413"/>
       </w:tblGrid>
       <w:tr>
         <w:trPr>
@@ -26398,7 +26398,7 @@
         </w:trPr>
         <w:tc>
           <w:tcPr>
-            <w:tcW w:type="dxa" w:w="900"/>
+            <w:tcW w:type="dxa" w:w="913"/>
             <w:tcBorders>
               <w:top w:val="single" w:color="D9D5C8" w:sz="4" w:space="0"/>
               <w:left w:val="single" w:color="D9D5C8" w:sz="4" w:space="0"/>
@@ -26434,7 +26434,7 @@
         </w:tc>
         <w:tc>
           <w:tcPr>
-            <w:tcW w:type="dxa" w:w="4400"/>
+            <w:tcW w:type="dxa" w:w="4466"/>
             <w:tcBorders>
               <w:top w:val="single" w:color="D9D5C8" w:sz="4" w:space="0"/>
               <w:left w:val="single" w:color="D9D5C8" w:sz="4" w:space="0"/>
@@ -26470,7 +26470,7 @@
         </w:tc>
         <w:tc>
           <w:tcPr>
-            <w:tcW w:type="dxa" w:w="4348"/>
+            <w:tcW w:type="dxa" w:w="4413"/>
             <w:tcBorders>
               <w:top w:val="single" w:color="D9D5C8" w:sz="4" w:space="0"/>
               <w:left w:val="single" w:color="D9D5C8" w:sz="4" w:space="0"/>
@@ -26508,7 +26508,7 @@
       <w:tr>
         <w:tc>
           <w:tcPr>
-            <w:tcW w:type="dxa" w:w="900"/>
+            <w:tcW w:type="dxa" w:w="913"/>
             <w:tcBorders>
               <w:top w:val="single" w:color="D9D5C8" w:sz="4" w:space="0"/>
               <w:left w:val="single" w:color="D9D5C8" w:sz="4" w:space="0"/>
@@ -26543,7 +26543,7 @@
         </w:tc>
         <w:tc>
           <w:tcPr>
-            <w:tcW w:type="dxa" w:w="4400"/>
+            <w:tcW w:type="dxa" w:w="4466"/>
             <w:tcBorders>
               <w:top w:val="single" w:color="D9D5C8" w:sz="4" w:space="0"/>
               <w:left w:val="single" w:color="D9D5C8" w:sz="4" w:space="0"/>
@@ -26578,7 +26578,7 @@
         </w:tc>
         <w:tc>
           <w:tcPr>
-            <w:tcW w:type="dxa" w:w="4348"/>
+            <w:tcW w:type="dxa" w:w="4413"/>
             <w:tcBorders>
               <w:top w:val="single" w:color="D9D5C8" w:sz="4" w:space="0"/>
               <w:left w:val="single" w:color="D9D5C8" w:sz="4" w:space="0"/>
@@ -26615,7 +26615,7 @@
       <w:tr>
         <w:tc>
           <w:tcPr>
-            <w:tcW w:type="dxa" w:w="900"/>
+            <w:tcW w:type="dxa" w:w="913"/>
             <w:tcBorders>
               <w:top w:val="single" w:color="D9D5C8" w:sz="4" w:space="0"/>
               <w:left w:val="single" w:color="D9D5C8" w:sz="4" w:space="0"/>
@@ -26650,7 +26650,7 @@
         </w:tc>
         <w:tc>
           <w:tcPr>
-            <w:tcW w:type="dxa" w:w="4400"/>
+            <w:tcW w:type="dxa" w:w="4466"/>
             <w:tcBorders>
               <w:top w:val="single" w:color="D9D5C8" w:sz="4" w:space="0"/>
               <w:left w:val="single" w:color="D9D5C8" w:sz="4" w:space="0"/>
@@ -26685,7 +26685,7 @@
         </w:tc>
         <w:tc>
           <w:tcPr>
-            <w:tcW w:type="dxa" w:w="4348"/>
+            <w:tcW w:type="dxa" w:w="4413"/>
             <w:tcBorders>
               <w:top w:val="single" w:color="D9D5C8" w:sz="4" w:space="0"/>
               <w:left w:val="single" w:color="D9D5C8" w:sz="4" w:space="0"/>
@@ -26722,7 +26722,7 @@
       <w:tr>
         <w:tc>
           <w:tcPr>
-            <w:tcW w:type="dxa" w:w="900"/>
+            <w:tcW w:type="dxa" w:w="913"/>
             <w:tcBorders>
               <w:top w:val="single" w:color="D9D5C8" w:sz="4" w:space="0"/>
               <w:left w:val="single" w:color="D9D5C8" w:sz="4" w:space="0"/>
@@ -26757,7 +26757,7 @@
         </w:tc>
         <w:tc>
           <w:tcPr>
-            <w:tcW w:type="dxa" w:w="4400"/>
+            <w:tcW w:type="dxa" w:w="4466"/>
             <w:tcBorders>
               <w:top w:val="single" w:color="D9D5C8" w:sz="4" w:space="0"/>
               <w:left w:val="single" w:color="D9D5C8" w:sz="4" w:space="0"/>
@@ -26792,7 +26792,7 @@
         </w:tc>
         <w:tc>
           <w:tcPr>
-            <w:tcW w:type="dxa" w:w="4348"/>
+            <w:tcW w:type="dxa" w:w="4413"/>
             <w:tcBorders>
               <w:top w:val="single" w:color="D9D5C8" w:sz="4" w:space="0"/>
               <w:left w:val="single" w:color="D9D5C8" w:sz="4" w:space="0"/>
@@ -26829,7 +26829,7 @@
     </w:tbl>
     <w:tbl>
       <w:tblPr>
-        <w:tblW w:type="dxa" w:w="9648"/>
+        <w:tblW w:type="dxa" w:w="9792"/>
         <w:tblBorders>
           <w:top w:val="single" w:color="auto" w:sz="4"/>
           <w:left w:val="single" w:color="auto" w:sz="4"/>
@@ -26840,12 +26840,12 @@
         </w:tblBorders>
       </w:tblPr>
       <w:tblGrid>
-        <w:gridCol w:w="9648"/>
+        <w:gridCol w:w="9792"/>
       </w:tblGrid>
       <w:tr>
         <w:tc>
           <w:tcPr>
-            <w:tcW w:type="dxa" w:w="9648"/>
+            <w:tcW w:type="dxa" w:w="9792"/>
             <w:tcBorders>
               <w:top w:val="single" w:color="D9D5C8" w:sz="4" w:space="0"/>
               <w:left w:val="single" w:color="D9D5C8" w:sz="4" w:space="0"/>
@@ -26970,7 +26970,7 @@
     </w:p>
     <w:tbl>
       <w:tblPr>
-        <w:tblW w:type="dxa" w:w="9648"/>
+        <w:tblW w:type="dxa" w:w="9792"/>
         <w:tblBorders>
           <w:top w:val="single" w:color="auto" w:sz="4"/>
           <w:left w:val="single" w:color="auto" w:sz="4"/>
@@ -26981,9 +26981,9 @@
         </w:tblBorders>
       </w:tblPr>
       <w:tblGrid>
-        <w:gridCol w:w="900"/>
-        <w:gridCol w:w="4400"/>
-        <w:gridCol w:w="4348"/>
+        <w:gridCol w:w="913"/>
+        <w:gridCol w:w="4466"/>
+        <w:gridCol w:w="4413"/>
       </w:tblGrid>
       <w:tr>
         <w:trPr>
@@ -26991,7 +26991,7 @@
         </w:trPr>
         <w:tc>
           <w:tcPr>
-            <w:tcW w:type="dxa" w:w="900"/>
+            <w:tcW w:type="dxa" w:w="913"/>
             <w:tcBorders>
               <w:top w:val="single" w:color="D9D5C8" w:sz="4" w:space="0"/>
               <w:left w:val="single" w:color="D9D5C8" w:sz="4" w:space="0"/>
@@ -27027,7 +27027,7 @@
         </w:tc>
         <w:tc>
           <w:tcPr>
-            <w:tcW w:type="dxa" w:w="4400"/>
+            <w:tcW w:type="dxa" w:w="4466"/>
             <w:tcBorders>
               <w:top w:val="single" w:color="D9D5C8" w:sz="4" w:space="0"/>
               <w:left w:val="single" w:color="D9D5C8" w:sz="4" w:space="0"/>
@@ -27063,7 +27063,7 @@
         </w:tc>
         <w:tc>
           <w:tcPr>
-            <w:tcW w:type="dxa" w:w="4348"/>
+            <w:tcW w:type="dxa" w:w="4413"/>
             <w:tcBorders>
               <w:top w:val="single" w:color="D9D5C8" w:sz="4" w:space="0"/>
               <w:left w:val="single" w:color="D9D5C8" w:sz="4" w:space="0"/>
@@ -27101,7 +27101,7 @@
       <w:tr>
         <w:tc>
           <w:tcPr>
-            <w:tcW w:type="dxa" w:w="900"/>
+            <w:tcW w:type="dxa" w:w="913"/>
             <w:tcBorders>
               <w:top w:val="single" w:color="D9D5C8" w:sz="4" w:space="0"/>
               <w:left w:val="single" w:color="D9D5C8" w:sz="4" w:space="0"/>
@@ -27136,7 +27136,7 @@
         </w:tc>
         <w:tc>
           <w:tcPr>
-            <w:tcW w:type="dxa" w:w="4400"/>
+            <w:tcW w:type="dxa" w:w="4466"/>
             <w:tcBorders>
               <w:top w:val="single" w:color="D9D5C8" w:sz="4" w:space="0"/>
               <w:left w:val="single" w:color="D9D5C8" w:sz="4" w:space="0"/>
@@ -27171,7 +27171,7 @@
         </w:tc>
         <w:tc>
           <w:tcPr>
-            <w:tcW w:type="dxa" w:w="4348"/>
+            <w:tcW w:type="dxa" w:w="4413"/>
             <w:tcBorders>
               <w:top w:val="single" w:color="D9D5C8" w:sz="4" w:space="0"/>
               <w:left w:val="single" w:color="D9D5C8" w:sz="4" w:space="0"/>
@@ -27208,7 +27208,7 @@
       <w:tr>
         <w:tc>
           <w:tcPr>
-            <w:tcW w:type="dxa" w:w="900"/>
+            <w:tcW w:type="dxa" w:w="913"/>
             <w:tcBorders>
               <w:top w:val="single" w:color="D9D5C8" w:sz="4" w:space="0"/>
               <w:left w:val="single" w:color="D9D5C8" w:sz="4" w:space="0"/>
@@ -27243,7 +27243,7 @@
         </w:tc>
         <w:tc>
           <w:tcPr>
-            <w:tcW w:type="dxa" w:w="4400"/>
+            <w:tcW w:type="dxa" w:w="4466"/>
             <w:tcBorders>
               <w:top w:val="single" w:color="D9D5C8" w:sz="4" w:space="0"/>
               <w:left w:val="single" w:color="D9D5C8" w:sz="4" w:space="0"/>
@@ -27278,7 +27278,7 @@
         </w:tc>
         <w:tc>
           <w:tcPr>
-            <w:tcW w:type="dxa" w:w="4348"/>
+            <w:tcW w:type="dxa" w:w="4413"/>
             <w:tcBorders>
               <w:top w:val="single" w:color="D9D5C8" w:sz="4" w:space="0"/>
               <w:left w:val="single" w:color="D9D5C8" w:sz="4" w:space="0"/>
@@ -27315,7 +27315,7 @@
       <w:tr>
         <w:tc>
           <w:tcPr>
-            <w:tcW w:type="dxa" w:w="900"/>
+            <w:tcW w:type="dxa" w:w="913"/>
             <w:tcBorders>
               <w:top w:val="single" w:color="D9D5C8" w:sz="4" w:space="0"/>
               <w:left w:val="single" w:color="D9D5C8" w:sz="4" w:space="0"/>
@@ -27350,7 +27350,7 @@
         </w:tc>
         <w:tc>
           <w:tcPr>
-            <w:tcW w:type="dxa" w:w="4400"/>
+            <w:tcW w:type="dxa" w:w="4466"/>
             <w:tcBorders>
               <w:top w:val="single" w:color="D9D5C8" w:sz="4" w:space="0"/>
               <w:left w:val="single" w:color="D9D5C8" w:sz="4" w:space="0"/>
@@ -27385,7 +27385,7 @@
         </w:tc>
         <w:tc>
           <w:tcPr>
-            <w:tcW w:type="dxa" w:w="4348"/>
+            <w:tcW w:type="dxa" w:w="4413"/>
             <w:tcBorders>
               <w:top w:val="single" w:color="D9D5C8" w:sz="4" w:space="0"/>
               <w:left w:val="single" w:color="D9D5C8" w:sz="4" w:space="0"/>
@@ -27422,7 +27422,7 @@
     </w:tbl>
     <w:tbl>
       <w:tblPr>
-        <w:tblW w:type="dxa" w:w="9648"/>
+        <w:tblW w:type="dxa" w:w="9792"/>
         <w:tblBorders>
           <w:top w:val="single" w:color="auto" w:sz="4"/>
           <w:left w:val="single" w:color="auto" w:sz="4"/>
@@ -27433,12 +27433,12 @@
         </w:tblBorders>
       </w:tblPr>
       <w:tblGrid>
-        <w:gridCol w:w="9648"/>
+        <w:gridCol w:w="9792"/>
       </w:tblGrid>
       <w:tr>
         <w:tc>
           <w:tcPr>
-            <w:tcW w:type="dxa" w:w="9648"/>
+            <w:tcW w:type="dxa" w:w="9792"/>
             <w:tcBorders>
               <w:top w:val="single" w:color="D9D5C8" w:sz="4" w:space="0"/>
               <w:left w:val="single" w:color="D9D5C8" w:sz="4" w:space="0"/>
@@ -27563,7 +27563,7 @@
     </w:p>
     <w:tbl>
       <w:tblPr>
-        <w:tblW w:type="dxa" w:w="9648"/>
+        <w:tblW w:type="dxa" w:w="9792"/>
         <w:tblBorders>
           <w:top w:val="single" w:color="auto" w:sz="4"/>
           <w:left w:val="single" w:color="auto" w:sz="4"/>
@@ -27574,9 +27574,9 @@
         </w:tblBorders>
       </w:tblPr>
       <w:tblGrid>
-        <w:gridCol w:w="900"/>
-        <w:gridCol w:w="4400"/>
-        <w:gridCol w:w="4348"/>
+        <w:gridCol w:w="913"/>
+        <w:gridCol w:w="4466"/>
+        <w:gridCol w:w="4413"/>
       </w:tblGrid>
       <w:tr>
         <w:trPr>
@@ -27584,7 +27584,7 @@
         </w:trPr>
         <w:tc>
           <w:tcPr>
-            <w:tcW w:type="dxa" w:w="900"/>
+            <w:tcW w:type="dxa" w:w="913"/>
             <w:tcBorders>
               <w:top w:val="single" w:color="D9D5C8" w:sz="4" w:space="0"/>
               <w:left w:val="single" w:color="D9D5C8" w:sz="4" w:space="0"/>
@@ -27620,7 +27620,7 @@
         </w:tc>
         <w:tc>
           <w:tcPr>
-            <w:tcW w:type="dxa" w:w="4400"/>
+            <w:tcW w:type="dxa" w:w="4466"/>
             <w:tcBorders>
               <w:top w:val="single" w:color="D9D5C8" w:sz="4" w:space="0"/>
               <w:left w:val="single" w:color="D9D5C8" w:sz="4" w:space="0"/>
@@ -27656,7 +27656,7 @@
         </w:tc>
         <w:tc>
           <w:tcPr>
-            <w:tcW w:type="dxa" w:w="4348"/>
+            <w:tcW w:type="dxa" w:w="4413"/>
             <w:tcBorders>
               <w:top w:val="single" w:color="D9D5C8" w:sz="4" w:space="0"/>
               <w:left w:val="single" w:color="D9D5C8" w:sz="4" w:space="0"/>
@@ -27694,7 +27694,7 @@
       <w:tr>
         <w:tc>
           <w:tcPr>
-            <w:tcW w:type="dxa" w:w="900"/>
+            <w:tcW w:type="dxa" w:w="913"/>
             <w:tcBorders>
               <w:top w:val="single" w:color="D9D5C8" w:sz="4" w:space="0"/>
               <w:left w:val="single" w:color="D9D5C8" w:sz="4" w:space="0"/>
@@ -27729,7 +27729,7 @@
         </w:tc>
         <w:tc>
           <w:tcPr>
-            <w:tcW w:type="dxa" w:w="4400"/>
+            <w:tcW w:type="dxa" w:w="4466"/>
             <w:tcBorders>
               <w:top w:val="single" w:color="D9D5C8" w:sz="4" w:space="0"/>
               <w:left w:val="single" w:color="D9D5C8" w:sz="4" w:space="0"/>
@@ -27764,7 +27764,7 @@
         </w:tc>
         <w:tc>
           <w:tcPr>
-            <w:tcW w:type="dxa" w:w="4348"/>
+            <w:tcW w:type="dxa" w:w="4413"/>
             <w:tcBorders>
               <w:top w:val="single" w:color="D9D5C8" w:sz="4" w:space="0"/>
               <w:left w:val="single" w:color="D9D5C8" w:sz="4" w:space="0"/>
@@ -27801,7 +27801,7 @@
       <w:tr>
         <w:tc>
           <w:tcPr>
-            <w:tcW w:type="dxa" w:w="900"/>
+            <w:tcW w:type="dxa" w:w="913"/>
             <w:tcBorders>
               <w:top w:val="single" w:color="D9D5C8" w:sz="4" w:space="0"/>
               <w:left w:val="single" w:color="D9D5C8" w:sz="4" w:space="0"/>
@@ -27836,7 +27836,7 @@
         </w:tc>
         <w:tc>
           <w:tcPr>
-            <w:tcW w:type="dxa" w:w="4400"/>
+            <w:tcW w:type="dxa" w:w="4466"/>
             <w:tcBorders>
               <w:top w:val="single" w:color="D9D5C8" w:sz="4" w:space="0"/>
               <w:left w:val="single" w:color="D9D5C8" w:sz="4" w:space="0"/>
@@ -27871,7 +27871,7 @@
         </w:tc>
         <w:tc>
           <w:tcPr>
-            <w:tcW w:type="dxa" w:w="4348"/>
+            <w:tcW w:type="dxa" w:w="4413"/>
             <w:tcBorders>
               <w:top w:val="single" w:color="D9D5C8" w:sz="4" w:space="0"/>
               <w:left w:val="single" w:color="D9D5C8" w:sz="4" w:space="0"/>
@@ -27908,7 +27908,7 @@
       <w:tr>
         <w:tc>
           <w:tcPr>
-            <w:tcW w:type="dxa" w:w="900"/>
+            <w:tcW w:type="dxa" w:w="913"/>
             <w:tcBorders>
               <w:top w:val="single" w:color="D9D5C8" w:sz="4" w:space="0"/>
               <w:left w:val="single" w:color="D9D5C8" w:sz="4" w:space="0"/>
@@ -27943,7 +27943,7 @@
         </w:tc>
         <w:tc>
           <w:tcPr>
-            <w:tcW w:type="dxa" w:w="4400"/>
+            <w:tcW w:type="dxa" w:w="4466"/>
             <w:tcBorders>
               <w:top w:val="single" w:color="D9D5C8" w:sz="4" w:space="0"/>
               <w:left w:val="single" w:color="D9D5C8" w:sz="4" w:space="0"/>
@@ -27978,7 +27978,7 @@
         </w:tc>
         <w:tc>
           <w:tcPr>
-            <w:tcW w:type="dxa" w:w="4348"/>
+            <w:tcW w:type="dxa" w:w="4413"/>
             <w:tcBorders>
               <w:top w:val="single" w:color="D9D5C8" w:sz="4" w:space="0"/>
               <w:left w:val="single" w:color="D9D5C8" w:sz="4" w:space="0"/>
@@ -28015,7 +28015,7 @@
     </w:tbl>
     <w:tbl>
       <w:tblPr>
-        <w:tblW w:type="dxa" w:w="9648"/>
+        <w:tblW w:type="dxa" w:w="9792"/>
         <w:tblBorders>
           <w:top w:val="single" w:color="auto" w:sz="4"/>
           <w:left w:val="single" w:color="auto" w:sz="4"/>
@@ -28026,12 +28026,12 @@
         </w:tblBorders>
       </w:tblPr>
       <w:tblGrid>
-        <w:gridCol w:w="9648"/>
+        <w:gridCol w:w="9792"/>
       </w:tblGrid>
       <w:tr>
         <w:tc>
           <w:tcPr>
-            <w:tcW w:type="dxa" w:w="9648"/>
+            <w:tcW w:type="dxa" w:w="9792"/>
             <w:tcBorders>
               <w:top w:val="single" w:color="D9D5C8" w:sz="4" w:space="0"/>
               <w:left w:val="single" w:color="D9D5C8" w:sz="4" w:space="0"/>
@@ -28156,7 +28156,7 @@
     </w:p>
     <w:tbl>
       <w:tblPr>
-        <w:tblW w:type="dxa" w:w="9648"/>
+        <w:tblW w:type="dxa" w:w="9792"/>
         <w:tblBorders>
           <w:top w:val="single" w:color="auto" w:sz="4"/>
           <w:left w:val="single" w:color="auto" w:sz="4"/>
@@ -28167,9 +28167,9 @@
         </w:tblBorders>
       </w:tblPr>
       <w:tblGrid>
-        <w:gridCol w:w="900"/>
-        <w:gridCol w:w="4400"/>
-        <w:gridCol w:w="4348"/>
+        <w:gridCol w:w="913"/>
+        <w:gridCol w:w="4466"/>
+        <w:gridCol w:w="4413"/>
       </w:tblGrid>
       <w:tr>
         <w:trPr>
@@ -28177,7 +28177,7 @@
         </w:trPr>
         <w:tc>
           <w:tcPr>
-            <w:tcW w:type="dxa" w:w="900"/>
+            <w:tcW w:type="dxa" w:w="913"/>
             <w:tcBorders>
               <w:top w:val="single" w:color="D9D5C8" w:sz="4" w:space="0"/>
               <w:left w:val="single" w:color="D9D5C8" w:sz="4" w:space="0"/>
@@ -28213,7 +28213,7 @@
         </w:tc>
         <w:tc>
           <w:tcPr>
-            <w:tcW w:type="dxa" w:w="4400"/>
+            <w:tcW w:type="dxa" w:w="4466"/>
             <w:tcBorders>
               <w:top w:val="single" w:color="D9D5C8" w:sz="4" w:space="0"/>
               <w:left w:val="single" w:color="D9D5C8" w:sz="4" w:space="0"/>
@@ -28249,7 +28249,7 @@
         </w:tc>
         <w:tc>
           <w:tcPr>
-            <w:tcW w:type="dxa" w:w="4348"/>
+            <w:tcW w:type="dxa" w:w="4413"/>
             <w:tcBorders>
               <w:top w:val="single" w:color="D9D5C8" w:sz="4" w:space="0"/>
               <w:left w:val="single" w:color="D9D5C8" w:sz="4" w:space="0"/>
@@ -28287,7 +28287,7 @@
       <w:tr>
         <w:tc>
           <w:tcPr>
-            <w:tcW w:type="dxa" w:w="900"/>
+            <w:tcW w:type="dxa" w:w="913"/>
             <w:tcBorders>
               <w:top w:val="single" w:color="D9D5C8" w:sz="4" w:space="0"/>
               <w:left w:val="single" w:color="D9D5C8" w:sz="4" w:space="0"/>
@@ -28322,7 +28322,7 @@
         </w:tc>
         <w:tc>
           <w:tcPr>
-            <w:tcW w:type="dxa" w:w="4400"/>
+            <w:tcW w:type="dxa" w:w="4466"/>
             <w:tcBorders>
               <w:top w:val="single" w:color="D9D5C8" w:sz="4" w:space="0"/>
               <w:left w:val="single" w:color="D9D5C8" w:sz="4" w:space="0"/>
@@ -28357,7 +28357,7 @@
         </w:tc>
         <w:tc>
           <w:tcPr>
-            <w:tcW w:type="dxa" w:w="4348"/>
+            <w:tcW w:type="dxa" w:w="4413"/>
             <w:tcBorders>
               <w:top w:val="single" w:color="D9D5C8" w:sz="4" w:space="0"/>
               <w:left w:val="single" w:color="D9D5C8" w:sz="4" w:space="0"/>
@@ -28394,7 +28394,7 @@
       <w:tr>
         <w:tc>
           <w:tcPr>
-            <w:tcW w:type="dxa" w:w="900"/>
+            <w:tcW w:type="dxa" w:w="913"/>
             <w:tcBorders>
               <w:top w:val="single" w:color="D9D5C8" w:sz="4" w:space="0"/>
               <w:left w:val="single" w:color="D9D5C8" w:sz="4" w:space="0"/>
@@ -28429,7 +28429,7 @@
         </w:tc>
         <w:tc>
           <w:tcPr>
-            <w:tcW w:type="dxa" w:w="4400"/>
+            <w:tcW w:type="dxa" w:w="4466"/>
             <w:tcBorders>
               <w:top w:val="single" w:color="D9D5C8" w:sz="4" w:space="0"/>
               <w:left w:val="single" w:color="D9D5C8" w:sz="4" w:space="0"/>
@@ -28464,7 +28464,7 @@
         </w:tc>
         <w:tc>
           <w:tcPr>
-            <w:tcW w:type="dxa" w:w="4348"/>
+            <w:tcW w:type="dxa" w:w="4413"/>
             <w:tcBorders>
               <w:top w:val="single" w:color="D9D5C8" w:sz="4" w:space="0"/>
               <w:left w:val="single" w:color="D9D5C8" w:sz="4" w:space="0"/>
@@ -28501,7 +28501,7 @@
       <w:tr>
         <w:tc>
           <w:tcPr>
-            <w:tcW w:type="dxa" w:w="900"/>
+            <w:tcW w:type="dxa" w:w="913"/>
             <w:tcBorders>
               <w:top w:val="single" w:color="D9D5C8" w:sz="4" w:space="0"/>
               <w:left w:val="single" w:color="D9D5C8" w:sz="4" w:space="0"/>
@@ -28536,7 +28536,7 @@
         </w:tc>
         <w:tc>
           <w:tcPr>
-            <w:tcW w:type="dxa" w:w="4400"/>
+            <w:tcW w:type="dxa" w:w="4466"/>
             <w:tcBorders>
               <w:top w:val="single" w:color="D9D5C8" w:sz="4" w:space="0"/>
               <w:left w:val="single" w:color="D9D5C8" w:sz="4" w:space="0"/>
@@ -28571,7 +28571,7 @@
         </w:tc>
         <w:tc>
           <w:tcPr>
-            <w:tcW w:type="dxa" w:w="4348"/>
+            <w:tcW w:type="dxa" w:w="4413"/>
             <w:tcBorders>
               <w:top w:val="single" w:color="D9D5C8" w:sz="4" w:space="0"/>
               <w:left w:val="single" w:color="D9D5C8" w:sz="4" w:space="0"/>
@@ -28608,7 +28608,7 @@
     </w:tbl>
     <w:tbl>
       <w:tblPr>
-        <w:tblW w:type="dxa" w:w="9648"/>
+        <w:tblW w:type="dxa" w:w="9792"/>
         <w:tblBorders>
           <w:top w:val="single" w:color="auto" w:sz="4"/>
           <w:left w:val="single" w:color="auto" w:sz="4"/>
@@ -28619,12 +28619,12 @@
         </w:tblBorders>
       </w:tblPr>
       <w:tblGrid>
-        <w:gridCol w:w="9648"/>
+        <w:gridCol w:w="9792"/>
       </w:tblGrid>
       <w:tr>
         <w:tc>
           <w:tcPr>
-            <w:tcW w:type="dxa" w:w="9648"/>
+            <w:tcW w:type="dxa" w:w="9792"/>
             <w:tcBorders>
               <w:top w:val="single" w:color="D9D5C8" w:sz="4" w:space="0"/>
               <w:left w:val="single" w:color="D9D5C8" w:sz="4" w:space="0"/>
@@ -28749,7 +28749,7 @@
     </w:p>
     <w:tbl>
       <w:tblPr>
-        <w:tblW w:type="dxa" w:w="9648"/>
+        <w:tblW w:type="dxa" w:w="9792"/>
         <w:tblBorders>
           <w:top w:val="single" w:color="auto" w:sz="4"/>
           <w:left w:val="single" w:color="auto" w:sz="4"/>
@@ -28760,9 +28760,9 @@
         </w:tblBorders>
       </w:tblPr>
       <w:tblGrid>
-        <w:gridCol w:w="900"/>
-        <w:gridCol w:w="4400"/>
-        <w:gridCol w:w="4348"/>
+        <w:gridCol w:w="913"/>
+        <w:gridCol w:w="4466"/>
+        <w:gridCol w:w="4413"/>
       </w:tblGrid>
       <w:tr>
         <w:trPr>
@@ -28770,7 +28770,7 @@
         </w:trPr>
         <w:tc>
           <w:tcPr>
-            <w:tcW w:type="dxa" w:w="900"/>
+            <w:tcW w:type="dxa" w:w="913"/>
             <w:tcBorders>
               <w:top w:val="single" w:color="D9D5C8" w:sz="4" w:space="0"/>
               <w:left w:val="single" w:color="D9D5C8" w:sz="4" w:space="0"/>
@@ -28806,7 +28806,7 @@
         </w:tc>
         <w:tc>
           <w:tcPr>
-            <w:tcW w:type="dxa" w:w="4400"/>
+            <w:tcW w:type="dxa" w:w="4466"/>
             <w:tcBorders>
               <w:top w:val="single" w:color="D9D5C8" w:sz="4" w:space="0"/>
               <w:left w:val="single" w:color="D9D5C8" w:sz="4" w:space="0"/>
@@ -28842,7 +28842,7 @@
         </w:tc>
         <w:tc>
           <w:tcPr>
-            <w:tcW w:type="dxa" w:w="4348"/>
+            <w:tcW w:type="dxa" w:w="4413"/>
             <w:tcBorders>
               <w:top w:val="single" w:color="D9D5C8" w:sz="4" w:space="0"/>
               <w:left w:val="single" w:color="D9D5C8" w:sz="4" w:space="0"/>
@@ -28880,7 +28880,7 @@
       <w:tr>
         <w:tc>
           <w:tcPr>
-            <w:tcW w:type="dxa" w:w="900"/>
+            <w:tcW w:type="dxa" w:w="913"/>
             <w:tcBorders>
               <w:top w:val="single" w:color="D9D5C8" w:sz="4" w:space="0"/>
               <w:left w:val="single" w:color="D9D5C8" w:sz="4" w:space="0"/>
@@ -28915,7 +28915,7 @@
         </w:tc>
         <w:tc>
           <w:tcPr>
-            <w:tcW w:type="dxa" w:w="4400"/>
+            <w:tcW w:type="dxa" w:w="4466"/>
             <w:tcBorders>
               <w:top w:val="single" w:color="D9D5C8" w:sz="4" w:space="0"/>
               <w:left w:val="single" w:color="D9D5C8" w:sz="4" w:space="0"/>
@@ -28950,7 +28950,7 @@
         </w:tc>
         <w:tc>
           <w:tcPr>
-            <w:tcW w:type="dxa" w:w="4348"/>
+            <w:tcW w:type="dxa" w:w="4413"/>
             <w:tcBorders>
               <w:top w:val="single" w:color="D9D5C8" w:sz="4" w:space="0"/>
               <w:left w:val="single" w:color="D9D5C8" w:sz="4" w:space="0"/>
@@ -28987,7 +28987,7 @@
       <w:tr>
         <w:tc>
           <w:tcPr>
-            <w:tcW w:type="dxa" w:w="900"/>
+            <w:tcW w:type="dxa" w:w="913"/>
             <w:tcBorders>
               <w:top w:val="single" w:color="D9D5C8" w:sz="4" w:space="0"/>
               <w:left w:val="single" w:color="D9D5C8" w:sz="4" w:space="0"/>
@@ -29022,7 +29022,7 @@
         </w:tc>
         <w:tc>
           <w:tcPr>
-            <w:tcW w:type="dxa" w:w="4400"/>
+            <w:tcW w:type="dxa" w:w="4466"/>
             <w:tcBorders>
               <w:top w:val="single" w:color="D9D5C8" w:sz="4" w:space="0"/>
               <w:left w:val="single" w:color="D9D5C8" w:sz="4" w:space="0"/>
@@ -29057,7 +29057,7 @@
         </w:tc>
         <w:tc>
           <w:tcPr>
-            <w:tcW w:type="dxa" w:w="4348"/>
+            <w:tcW w:type="dxa" w:w="4413"/>
             <w:tcBorders>
               <w:top w:val="single" w:color="D9D5C8" w:sz="4" w:space="0"/>
               <w:left w:val="single" w:color="D9D5C8" w:sz="4" w:space="0"/>
@@ -29094,7 +29094,7 @@
       <w:tr>
         <w:tc>
           <w:tcPr>
-            <w:tcW w:type="dxa" w:w="900"/>
+            <w:tcW w:type="dxa" w:w="913"/>
             <w:tcBorders>
               <w:top w:val="single" w:color="D9D5C8" w:sz="4" w:space="0"/>
               <w:left w:val="single" w:color="D9D5C8" w:sz="4" w:space="0"/>
@@ -29129,7 +29129,7 @@
         </w:tc>
         <w:tc>
           <w:tcPr>
-            <w:tcW w:type="dxa" w:w="4400"/>
+            <w:tcW w:type="dxa" w:w="4466"/>
             <w:tcBorders>
               <w:top w:val="single" w:color="D9D5C8" w:sz="4" w:space="0"/>
               <w:left w:val="single" w:color="D9D5C8" w:sz="4" w:space="0"/>
@@ -29164,7 +29164,7 @@
         </w:tc>
         <w:tc>
           <w:tcPr>
-            <w:tcW w:type="dxa" w:w="4348"/>
+            <w:tcW w:type="dxa" w:w="4413"/>
             <w:tcBorders>
               <w:top w:val="single" w:color="D9D5C8" w:sz="4" w:space="0"/>
               <w:left w:val="single" w:color="D9D5C8" w:sz="4" w:space="0"/>
@@ -29201,7 +29201,7 @@
     </w:tbl>
     <w:tbl>
       <w:tblPr>
-        <w:tblW w:type="dxa" w:w="9648"/>
+        <w:tblW w:type="dxa" w:w="9792"/>
         <w:tblBorders>
           <w:top w:val="single" w:color="auto" w:sz="4"/>
           <w:left w:val="single" w:color="auto" w:sz="4"/>
@@ -29212,12 +29212,12 @@
         </w:tblBorders>
       </w:tblPr>
       <w:tblGrid>
-        <w:gridCol w:w="9648"/>
+        <w:gridCol w:w="9792"/>
       </w:tblGrid>
       <w:tr>
         <w:tc>
           <w:tcPr>
-            <w:tcW w:type="dxa" w:w="9648"/>
+            <w:tcW w:type="dxa" w:w="9792"/>
             <w:tcBorders>
               <w:top w:val="single" w:color="D9D5C8" w:sz="4" w:space="0"/>
               <w:left w:val="single" w:color="D9D5C8" w:sz="4" w:space="0"/>
@@ -29342,7 +29342,7 @@
     </w:p>
     <w:tbl>
       <w:tblPr>
-        <w:tblW w:type="dxa" w:w="9648"/>
+        <w:tblW w:type="dxa" w:w="9792"/>
         <w:tblBorders>
           <w:top w:val="single" w:color="auto" w:sz="4"/>
           <w:left w:val="single" w:color="auto" w:sz="4"/>
@@ -29353,9 +29353,9 @@
         </w:tblBorders>
       </w:tblPr>
       <w:tblGrid>
-        <w:gridCol w:w="900"/>
-        <w:gridCol w:w="4400"/>
-        <w:gridCol w:w="4348"/>
+        <w:gridCol w:w="913"/>
+        <w:gridCol w:w="4466"/>
+        <w:gridCol w:w="4413"/>
       </w:tblGrid>
       <w:tr>
         <w:trPr>
@@ -29363,7 +29363,7 @@
         </w:trPr>
         <w:tc>
           <w:tcPr>
-            <w:tcW w:type="dxa" w:w="900"/>
+            <w:tcW w:type="dxa" w:w="913"/>
             <w:tcBorders>
               <w:top w:val="single" w:color="D9D5C8" w:sz="4" w:space="0"/>
               <w:left w:val="single" w:color="D9D5C8" w:sz="4" w:space="0"/>
@@ -29399,7 +29399,7 @@
         </w:tc>
         <w:tc>
           <w:tcPr>
-            <w:tcW w:type="dxa" w:w="4400"/>
+            <w:tcW w:type="dxa" w:w="4466"/>
             <w:tcBorders>
               <w:top w:val="single" w:color="D9D5C8" w:sz="4" w:space="0"/>
               <w:left w:val="single" w:color="D9D5C8" w:sz="4" w:space="0"/>
@@ -29435,7 +29435,7 @@
         </w:tc>
         <w:tc>
           <w:tcPr>
-            <w:tcW w:type="dxa" w:w="4348"/>
+            <w:tcW w:type="dxa" w:w="4413"/>
             <w:tcBorders>
               <w:top w:val="single" w:color="D9D5C8" w:sz="4" w:space="0"/>
               <w:left w:val="single" w:color="D9D5C8" w:sz="4" w:space="0"/>
@@ -29473,7 +29473,7 @@
       <w:tr>
         <w:tc>
           <w:tcPr>
-            <w:tcW w:type="dxa" w:w="900"/>
+            <w:tcW w:type="dxa" w:w="913"/>
             <w:tcBorders>
               <w:top w:val="single" w:color="D9D5C8" w:sz="4" w:space="0"/>
               <w:left w:val="single" w:color="D9D5C8" w:sz="4" w:space="0"/>
@@ -29508,7 +29508,7 @@
         </w:tc>
         <w:tc>
           <w:tcPr>
-            <w:tcW w:type="dxa" w:w="4400"/>
+            <w:tcW w:type="dxa" w:w="4466"/>
             <w:tcBorders>
               <w:top w:val="single" w:color="D9D5C8" w:sz="4" w:space="0"/>
               <w:left w:val="single" w:color="D9D5C8" w:sz="4" w:space="0"/>
@@ -29543,7 +29543,7 @@
         </w:tc>
         <w:tc>
           <w:tcPr>
-            <w:tcW w:type="dxa" w:w="4348"/>
+            <w:tcW w:type="dxa" w:w="4413"/>
             <w:tcBorders>
               <w:top w:val="single" w:color="D9D5C8" w:sz="4" w:space="0"/>
               <w:left w:val="single" w:color="D9D5C8" w:sz="4" w:space="0"/>
@@ -29580,7 +29580,7 @@
       <w:tr>
         <w:tc>
           <w:tcPr>
-            <w:tcW w:type="dxa" w:w="900"/>
+            <w:tcW w:type="dxa" w:w="913"/>
             <w:tcBorders>
               <w:top w:val="single" w:color="D9D5C8" w:sz="4" w:space="0"/>
               <w:left w:val="single" w:color="D9D5C8" w:sz="4" w:space="0"/>
@@ -29615,7 +29615,7 @@
         </w:tc>
         <w:tc>
           <w:tcPr>
-            <w:tcW w:type="dxa" w:w="4400"/>
+            <w:tcW w:type="dxa" w:w="4466"/>
             <w:tcBorders>
               <w:top w:val="single" w:color="D9D5C8" w:sz="4" w:space="0"/>
               <w:left w:val="single" w:color="D9D5C8" w:sz="4" w:space="0"/>
@@ -29650,7 +29650,7 @@
         </w:tc>
         <w:tc>
           <w:tcPr>
-            <w:tcW w:type="dxa" w:w="4348"/>
+            <w:tcW w:type="dxa" w:w="4413"/>
             <w:tcBorders>
               <w:top w:val="single" w:color="D9D5C8" w:sz="4" w:space="0"/>
               <w:left w:val="single" w:color="D9D5C8" w:sz="4" w:space="0"/>
@@ -29687,7 +29687,7 @@
       <w:tr>
         <w:tc>
           <w:tcPr>
-            <w:tcW w:type="dxa" w:w="900"/>
+            <w:tcW w:type="dxa" w:w="913"/>
             <w:tcBorders>
               <w:top w:val="single" w:color="D9D5C8" w:sz="4" w:space="0"/>
               <w:left w:val="single" w:color="D9D5C8" w:sz="4" w:space="0"/>
@@ -29722,7 +29722,7 @@
         </w:tc>
         <w:tc>
           <w:tcPr>
-            <w:tcW w:type="dxa" w:w="4400"/>
+            <w:tcW w:type="dxa" w:w="4466"/>
             <w:tcBorders>
               <w:top w:val="single" w:color="D9D5C8" w:sz="4" w:space="0"/>
               <w:left w:val="single" w:color="D9D5C8" w:sz="4" w:space="0"/>
@@ -29757,7 +29757,7 @@
         </w:tc>
         <w:tc>
           <w:tcPr>
-            <w:tcW w:type="dxa" w:w="4348"/>
+            <w:tcW w:type="dxa" w:w="4413"/>
             <w:tcBorders>
               <w:top w:val="single" w:color="D9D5C8" w:sz="4" w:space="0"/>
               <w:left w:val="single" w:color="D9D5C8" w:sz="4" w:space="0"/>
@@ -29794,7 +29794,7 @@
     </w:tbl>
     <w:tbl>
       <w:tblPr>
-        <w:tblW w:type="dxa" w:w="9648"/>
+        <w:tblW w:type="dxa" w:w="9792"/>
         <w:tblBorders>
           <w:top w:val="single" w:color="auto" w:sz="4"/>
           <w:left w:val="single" w:color="auto" w:sz="4"/>
@@ -29805,12 +29805,12 @@
         </w:tblBorders>
       </w:tblPr>
       <w:tblGrid>
-        <w:gridCol w:w="9648"/>
+        <w:gridCol w:w="9792"/>
       </w:tblGrid>
       <w:tr>
         <w:tc>
           <w:tcPr>
-            <w:tcW w:type="dxa" w:w="9648"/>
+            <w:tcW w:type="dxa" w:w="9792"/>
             <w:tcBorders>
               <w:top w:val="single" w:color="D9D5C8" w:sz="4" w:space="0"/>
               <w:left w:val="single" w:color="D9D5C8" w:sz="4" w:space="0"/>
@@ -29935,7 +29935,7 @@
     </w:p>
     <w:tbl>
       <w:tblPr>
-        <w:tblW w:type="dxa" w:w="9648"/>
+        <w:tblW w:type="dxa" w:w="9792"/>
         <w:tblBorders>
           <w:top w:val="single" w:color="auto" w:sz="4"/>
           <w:left w:val="single" w:color="auto" w:sz="4"/>
@@ -29946,9 +29946,9 @@
         </w:tblBorders>
       </w:tblPr>
       <w:tblGrid>
-        <w:gridCol w:w="900"/>
-        <w:gridCol w:w="4400"/>
-        <w:gridCol w:w="4348"/>
+        <w:gridCol w:w="913"/>
+        <w:gridCol w:w="4466"/>
+        <w:gridCol w:w="4413"/>
       </w:tblGrid>
       <w:tr>
         <w:trPr>
@@ -29956,7 +29956,7 @@
         </w:trPr>
         <w:tc>
           <w:tcPr>
-            <w:tcW w:type="dxa" w:w="900"/>
+            <w:tcW w:type="dxa" w:w="913"/>
             <w:tcBorders>
               <w:top w:val="single" w:color="D9D5C8" w:sz="4" w:space="0"/>
               <w:left w:val="single" w:color="D9D5C8" w:sz="4" w:space="0"/>
@@ -29992,7 +29992,7 @@
         </w:tc>
         <w:tc>
           <w:tcPr>
-            <w:tcW w:type="dxa" w:w="4400"/>
+            <w:tcW w:type="dxa" w:w="4466"/>
             <w:tcBorders>
               <w:top w:val="single" w:color="D9D5C8" w:sz="4" w:space="0"/>
               <w:left w:val="single" w:color="D9D5C8" w:sz="4" w:space="0"/>
@@ -30028,7 +30028,7 @@
         </w:tc>
         <w:tc>
           <w:tcPr>
-            <w:tcW w:type="dxa" w:w="4348"/>
+            <w:tcW w:type="dxa" w:w="4413"/>
             <w:tcBorders>
               <w:top w:val="single" w:color="D9D5C8" w:sz="4" w:space="0"/>
               <w:left w:val="single" w:color="D9D5C8" w:sz="4" w:space="0"/>
@@ -30066,7 +30066,7 @@
       <w:tr>
         <w:tc>
           <w:tcPr>
-            <w:tcW w:type="dxa" w:w="900"/>
+            <w:tcW w:type="dxa" w:w="913"/>
             <w:tcBorders>
               <w:top w:val="single" w:color="D9D5C8" w:sz="4" w:space="0"/>
               <w:left w:val="single" w:color="D9D5C8" w:sz="4" w:space="0"/>
@@ -30101,7 +30101,7 @@
         </w:tc>
         <w:tc>
           <w:tcPr>
-            <w:tcW w:type="dxa" w:w="4400"/>
+            <w:tcW w:type="dxa" w:w="4466"/>
             <w:tcBorders>
               <w:top w:val="single" w:color="D9D5C8" w:sz="4" w:space="0"/>
               <w:left w:val="single" w:color="D9D5C8" w:sz="4" w:space="0"/>
@@ -30136,7 +30136,7 @@
         </w:tc>
         <w:tc>
           <w:tcPr>
-            <w:tcW w:type="dxa" w:w="4348"/>
+            <w:tcW w:type="dxa" w:w="4413"/>
             <w:tcBorders>
               <w:top w:val="single" w:color="D9D5C8" w:sz="4" w:space="0"/>
               <w:left w:val="single" w:color="D9D5C8" w:sz="4" w:space="0"/>
@@ -30173,7 +30173,7 @@
       <w:tr>
         <w:tc>
           <w:tcPr>
-            <w:tcW w:type="dxa" w:w="900"/>
+            <w:tcW w:type="dxa" w:w="913"/>
             <w:tcBorders>
               <w:top w:val="single" w:color="D9D5C8" w:sz="4" w:space="0"/>
               <w:left w:val="single" w:color="D9D5C8" w:sz="4" w:space="0"/>
@@ -30208,7 +30208,7 @@
         </w:tc>
         <w:tc>
           <w:tcPr>
-            <w:tcW w:type="dxa" w:w="4400"/>
+            <w:tcW w:type="dxa" w:w="4466"/>
             <w:tcBorders>
               <w:top w:val="single" w:color="D9D5C8" w:sz="4" w:space="0"/>
               <w:left w:val="single" w:color="D9D5C8" w:sz="4" w:space="0"/>
@@ -30243,7 +30243,7 @@
         </w:tc>
         <w:tc>
           <w:tcPr>
-            <w:tcW w:type="dxa" w:w="4348"/>
+            <w:tcW w:type="dxa" w:w="4413"/>
             <w:tcBorders>
               <w:top w:val="single" w:color="D9D5C8" w:sz="4" w:space="0"/>
               <w:left w:val="single" w:color="D9D5C8" w:sz="4" w:space="0"/>
@@ -30280,7 +30280,7 @@
       <w:tr>
         <w:tc>
           <w:tcPr>
-            <w:tcW w:type="dxa" w:w="900"/>
+            <w:tcW w:type="dxa" w:w="913"/>
             <w:tcBorders>
               <w:top w:val="single" w:color="D9D5C8" w:sz="4" w:space="0"/>
               <w:left w:val="single" w:color="D9D5C8" w:sz="4" w:space="0"/>
@@ -30315,7 +30315,7 @@
         </w:tc>
         <w:tc>
           <w:tcPr>
-            <w:tcW w:type="dxa" w:w="4400"/>
+            <w:tcW w:type="dxa" w:w="4466"/>
             <w:tcBorders>
               <w:top w:val="single" w:color="D9D5C8" w:sz="4" w:space="0"/>
               <w:left w:val="single" w:color="D9D5C8" w:sz="4" w:space="0"/>
@@ -30350,7 +30350,7 @@
         </w:tc>
         <w:tc>
           <w:tcPr>
-            <w:tcW w:type="dxa" w:w="4348"/>
+            <w:tcW w:type="dxa" w:w="4413"/>
             <w:tcBorders>
               <w:top w:val="single" w:color="D9D5C8" w:sz="4" w:space="0"/>
               <w:left w:val="single" w:color="D9D5C8" w:sz="4" w:space="0"/>
@@ -30387,7 +30387,7 @@
     </w:tbl>
     <w:tbl>
       <w:tblPr>
-        <w:tblW w:type="dxa" w:w="9648"/>
+        <w:tblW w:type="dxa" w:w="9792"/>
         <w:tblBorders>
           <w:top w:val="single" w:color="auto" w:sz="4"/>
           <w:left w:val="single" w:color="auto" w:sz="4"/>
@@ -30398,12 +30398,12 @@
         </w:tblBorders>
       </w:tblPr>
       <w:tblGrid>
-        <w:gridCol w:w="9648"/>
+        <w:gridCol w:w="9792"/>
       </w:tblGrid>
       <w:tr>
         <w:tc>
           <w:tcPr>
-            <w:tcW w:type="dxa" w:w="9648"/>
+            <w:tcW w:type="dxa" w:w="9792"/>
             <w:tcBorders>
               <w:top w:val="single" w:color="D9D5C8" w:sz="4" w:space="0"/>
               <w:left w:val="single" w:color="D9D5C8" w:sz="4" w:space="0"/>
@@ -30479,7 +30479,7 @@
       <w:headerReference w:type="default" r:id="rId6"/>
       <w:footerReference w:type="default" r:id="rId7"/>
       <w:pgSz w:w="12240" w:h="15840" w:orient="portrait"/>
-      <w:pgMar w:top="1152" w:right="1296" w:bottom="1152" w:left="1296" w:header="720" w:footer="720" w:gutter="0"/>
+      <w:pgMar w:top="1152" w:right="1224" w:bottom="1152" w:left="1224" w:header="720" w:footer="720" w:gutter="0"/>
       <w:pgNumType/>
       <w:docGrid w:linePitch="360"/>
     </w:sectPr>
